--- a/CMA_Summaries_B2_Ch17.docx
+++ b/CMA_Summaries_B2_Ch17.docx
@@ -4657,7 +4657,7 @@
           <w:sz w:val="15"/>
           <w:szCs w:val="15"/>
         </w:rPr>
-        <w:t xml:space="preserve">Every item belongs to exactly one group.</w:t>
+        <w:t xml:space="preserve">Name each point on the scale from where it sits.</w:t>
       </w:r>
     </w:p>
     <w:p>
@@ -4668,7 +4668,7 @@
       <w:r>
         <w:drawing>
           <wp:inline distT="0" distB="0" distL="0" distR="0">
-            <wp:extent cx="5734050" cy="1712675"/>
+            <wp:extent cx="5734050" cy="2452050"/>
             <wp:effectExtent t="0" r="0" b="0" l="0"/>
             <wp:docPr id="1" name="" descr="" title=""/>
             <wp:cNvGraphicFramePr>
@@ -4693,7 +4693,7 @@
                   <pic:spPr bwMode="auto">
                     <a:xfrm>
                       <a:off x="0" y="0"/>
-                      <a:ext cx="5734050" cy="1712675"/>
+                      <a:ext cx="5734050" cy="2452050"/>
                     </a:xfrm>
                     <a:prstGeom prst="rect">
                       <a:avLst/>
@@ -4761,7 +4761,7 @@
                 <w:sz w:val="16"/>
                 <w:szCs w:val="16"/>
               </w:rPr>
-              <w:t xml:space="preserve">Gross bottles (× 12)   ·   Scheduled receipts   ·   supply chain management</w:t>
+              <w:t xml:space="preserve">Week 2   ·   Week 4   ·   Cases planned</w:t>
             </w:r>
           </w:p>
         </w:tc>
@@ -4963,6 +4963,154 @@
                 <w:szCs w:val="16"/>
               </w:rPr>
               <w:t xml:space="preserve">materials   ·   planned   ·   purchases   ·   outsourcing</w:t>
+            </w:r>
+          </w:p>
+        </w:tc>
+      </w:tr>
+    </w:tbl>
+    <w:p/>
+    <w:p>
+      <w:pPr>
+        <w:pageBreakBefore w:val="true"/>
+        <w:spacing w:after="0"/>
+      </w:pPr>
+      <w:r>
+        <w:rPr>
+          <w:sz w:val="2"/>
+        </w:rPr>
+        <w:t xml:space="preserve"> </w:t>
+      </w:r>
+    </w:p>
+    <w:p>
+      <w:pPr>
+        <w:spacing w:before="44" w:after="10"/>
+      </w:pPr>
+      <w:r>
+        <w:rPr>
+          <w:b/>
+          <w:bCs/>
+          <w:color w:val="353A7C"/>
+          <w:sz w:val="18"/>
+          <w:szCs w:val="18"/>
+        </w:rPr>
+        <w:t xml:space="preserve">The English this section uses, and its Arabic</w:t>
+      </w:r>
+    </w:p>
+    <w:p>
+      <w:pPr>
+        <w:spacing w:before="0" w:after="12"/>
+      </w:pPr>
+      <w:r>
+        <w:rPr>
+          <w:color w:val="6B7280"/>
+          <w:sz w:val="15"/>
+          <w:szCs w:val="15"/>
+        </w:rPr>
+        <w:t xml:space="preserve">Each term sits against what it means.</w:t>
+      </w:r>
+    </w:p>
+    <w:p>
+      <w:pPr>
+        <w:spacing w:after="40" w:before="90"/>
+        <w:jc w:val="center"/>
+      </w:pPr>
+      <w:r>
+        <w:drawing>
+          <wp:inline distT="0" distB="0" distL="0" distR="0">
+            <wp:extent cx="5734050" cy="2361525"/>
+            <wp:effectExtent t="0" r="0" b="0" l="0"/>
+            <wp:docPr id="1" name="" descr="" title=""/>
+            <wp:cNvGraphicFramePr>
+              <a:graphicFrameLocks xmlns:a="http://schemas.openxmlformats.org/drawingml/2006/main" noChangeAspect="1"/>
+            </wp:cNvGraphicFramePr>
+            <a:graphic xmlns:a="http://schemas.openxmlformats.org/drawingml/2006/main">
+              <a:graphicData uri="http://schemas.openxmlformats.org/drawingml/2006/picture">
+                <pic:pic xmlns:pic="http://schemas.openxmlformats.org/drawingml/2006/picture">
+                  <pic:nvPicPr>
+                    <pic:cNvPr id="0" name="" descr=""/>
+                    <pic:cNvPicPr>
+                      <a:picLocks noChangeAspect="1" noChangeArrowheads="1"/>
+                    </pic:cNvPicPr>
+                  </pic:nvPicPr>
+                  <pic:blipFill>
+                    <a:blip r:embed="rId103" cstate="none"/>
+                    <a:srcRect/>
+                    <a:stretch>
+                      <a:fillRect/>
+                    </a:stretch>
+                  </pic:blipFill>
+                  <pic:spPr bwMode="auto">
+                    <a:xfrm>
+                      <a:off x="0" y="0"/>
+                      <a:ext cx="5734050" cy="2361525"/>
+                    </a:xfrm>
+                    <a:prstGeom prst="rect">
+                      <a:avLst/>
+                    </a:prstGeom>
+                  </pic:spPr>
+                </pic:pic>
+              </a:graphicData>
+            </a:graphic>
+          </wp:inline>
+        </w:drawing>
+      </w:r>
+    </w:p>
+    <w:tbl>
+      <w:tblPr>
+        <w:tblW w:type="pct" w:w="100%"/>
+        <w:tblLayout w:type="fixed"/>
+        <w:tblBorders>
+          <w:top w:val="single" w:color="FBFAF6" w:sz="4"/>
+          <w:left w:val="single" w:color="FBFAF6" w:sz="4"/>
+          <w:bottom w:val="single" w:color="FBFAF6" w:sz="4"/>
+          <w:right w:val="single" w:color="FBFAF6" w:sz="4"/>
+          <w:insideH w:val="single" w:color="FBFAF6" w:sz="4"/>
+          <w:insideV w:val="single" w:color="FBFAF6" w:sz="4"/>
+        </w:tblBorders>
+      </w:tblPr>
+      <w:tblGrid>
+        <w:gridCol w:w="9600"/>
+      </w:tblGrid>
+      <w:tr>
+        <w:tc>
+          <w:tcPr>
+            <w:tcW w:type="pct" w:w="5000"/>
+            <w:shd w:fill="FBFAF6" w:val="clear"/>
+            <w:tcMar>
+              <w:top w:type="dxa" w:w="40"/>
+              <w:left w:type="dxa" w:w="100"/>
+              <w:bottom w:type="dxa" w:w="40"/>
+              <w:right w:type="dxa" w:w="100"/>
+            </w:tcMar>
+          </w:tcPr>
+          <w:p>
+            <w:pPr>
+              <w:spacing w:before="18" w:after="6"/>
+            </w:pPr>
+            <w:r>
+              <w:rPr>
+                <w:b/>
+                <w:bCs/>
+                <w:color w:val="6B7280"/>
+                <w:sz w:val="14"/>
+                <w:szCs w:val="14"/>
+              </w:rPr>
+              <w:t xml:space="preserve">word list</w:t>
+            </w:r>
+          </w:p>
+          <w:p>
+            <w:pPr>
+              <w:spacing w:before="0" w:after="18"/>
+            </w:pPr>
+            <w:r>
+              <w:rPr>
+                <w:b/>
+                <w:bCs/>
+                <w:color w:val="353A7C"/>
+                <w:sz w:val="16"/>
+                <w:szCs w:val="16"/>
+              </w:rPr>
+              <w:t xml:space="preserve">جدول الإنتاج الرئيسي   ·   push system   ·   master production schedule</w:t>
             </w:r>
           </w:p>
         </w:tc>
@@ -5347,14 +5495,14 @@
                 <w:sz w:val="16"/>
                 <w:szCs w:val="16"/>
               </w:rPr>
-              <w:t xml:space="preserve">6  </w:t>
-            </w:r>
-            <w:r>
-              <w:rPr>
-                <w:sz w:val="16"/>
-                <w:szCs w:val="16"/>
-              </w:rPr>
-              <w:t xml:space="preserve">Gross bottles (× 12)</w:t>
+              <w:t xml:space="preserve">7  </w:t>
+            </w:r>
+            <w:r>
+              <w:rPr>
+                <w:sz w:val="16"/>
+                <w:szCs w:val="16"/>
+              </w:rPr>
+              <w:t xml:space="preserve">Week 4</w:t>
             </w:r>
           </w:p>
         </w:tc>
@@ -5415,14 +5563,14 @@
                 <w:sz w:val="16"/>
                 <w:szCs w:val="16"/>
               </w:rPr>
-              <w:t xml:space="preserve">7  </w:t>
-            </w:r>
-            <w:r>
-              <w:rPr>
-                <w:sz w:val="16"/>
-                <w:szCs w:val="16"/>
-              </w:rPr>
-              <w:t xml:space="preserve">Scheduled receipts</w:t>
+              <w:t xml:space="preserve">8  </w:t>
+            </w:r>
+            <w:r>
+              <w:rPr>
+                <w:sz w:val="16"/>
+                <w:szCs w:val="16"/>
+              </w:rPr>
+              <w:t xml:space="preserve">purchases</w:t>
             </w:r>
           </w:p>
         </w:tc>
@@ -5483,14 +5631,14 @@
                 <w:sz w:val="16"/>
                 <w:szCs w:val="16"/>
               </w:rPr>
-              <w:t xml:space="preserve">8  </w:t>
-            </w:r>
-            <w:r>
-              <w:rPr>
-                <w:sz w:val="16"/>
-                <w:szCs w:val="16"/>
-              </w:rPr>
-              <w:t xml:space="preserve">purchases</w:t>
+              <w:t xml:space="preserve">9  </w:t>
+            </w:r>
+            <w:r>
+              <w:rPr>
+                <w:sz w:val="16"/>
+                <w:szCs w:val="16"/>
+              </w:rPr>
+              <w:t xml:space="preserve">materials</w:t>
             </w:r>
           </w:p>
         </w:tc>
@@ -5551,14 +5699,14 @@
                 <w:sz w:val="16"/>
                 <w:szCs w:val="16"/>
               </w:rPr>
-              <w:t xml:space="preserve">9  </w:t>
-            </w:r>
-            <w:r>
-              <w:rPr>
-                <w:sz w:val="16"/>
-                <w:szCs w:val="16"/>
-              </w:rPr>
-              <w:t xml:space="preserve">materials</w:t>
+              <w:t xml:space="preserve">10  </w:t>
+            </w:r>
+            <w:r>
+              <w:rPr>
+                <w:sz w:val="16"/>
+                <w:szCs w:val="16"/>
+              </w:rPr>
+              <w:t xml:space="preserve">planned</w:t>
             </w:r>
           </w:p>
         </w:tc>
@@ -5619,14 +5767,82 @@
                 <w:sz w:val="16"/>
                 <w:szCs w:val="16"/>
               </w:rPr>
-              <w:t xml:space="preserve">10  </w:t>
-            </w:r>
-            <w:r>
-              <w:rPr>
-                <w:sz w:val="16"/>
-                <w:szCs w:val="16"/>
-              </w:rPr>
-              <w:t xml:space="preserve">planned</w:t>
+              <w:t xml:space="preserve">11  </w:t>
+            </w:r>
+            <w:r>
+              <w:rPr>
+                <w:sz w:val="16"/>
+                <w:szCs w:val="16"/>
+              </w:rPr>
+              <w:t xml:space="preserve">master production schedule</w:t>
+            </w:r>
+          </w:p>
+        </w:tc>
+      </w:tr>
+      <w:tr>
+        <w:tc>
+          <w:tcPr>
+            <w:tcW w:type="pct" w:w="2500"/>
+            <w:tcMar>
+              <w:top w:type="dxa" w:w="20"/>
+              <w:left w:type="dxa" w:w="80"/>
+              <w:bottom w:type="dxa" w:w="20"/>
+              <w:right w:type="dxa" w:w="80"/>
+            </w:tcMar>
+          </w:tcPr>
+          <w:p>
+            <w:pPr>
+              <w:spacing w:before="12" w:after="12"/>
+            </w:pPr>
+            <w:r>
+              <w:rPr>
+                <w:b/>
+                <w:bCs/>
+                <w:color w:val="8186EF"/>
+                <w:sz w:val="16"/>
+                <w:szCs w:val="16"/>
+              </w:rPr>
+              <w:t xml:space="preserve">6  </w:t>
+            </w:r>
+            <w:r>
+              <w:rPr>
+                <w:sz w:val="16"/>
+                <w:szCs w:val="16"/>
+              </w:rPr>
+              <w:t xml:space="preserve">Week 2</w:t>
+            </w:r>
+          </w:p>
+        </w:tc>
+        <w:tc>
+          <w:tcPr>
+            <w:tcW w:type="pct" w:w="2500"/>
+            <w:tcMar>
+              <w:top w:type="dxa" w:w="20"/>
+              <w:left w:type="dxa" w:w="80"/>
+              <w:bottom w:type="dxa" w:w="20"/>
+              <w:right w:type="dxa" w:w="80"/>
+            </w:tcMar>
+          </w:tcPr>
+          <w:p>
+            <w:pPr>
+              <w:spacing w:before="12" w:after="12"/>
+            </w:pPr>
+            <w:r>
+              <w:rPr>
+                <w:b/>
+                <w:bCs/>
+                <w:color w:val="8186EF"/>
+                <w:sz w:val="16"/>
+                <w:szCs w:val="16"/>
+              </w:rPr>
+              <w:t xml:space="preserve">12  </w:t>
+            </w:r>
+            <w:r>
+              <w:rPr>
+                <w:sz w:val="16"/>
+                <w:szCs w:val="16"/>
+              </w:rPr>
+              <w:t xml:space="preserve">push system</w:t>
             </w:r>
           </w:p>
         </w:tc>
@@ -6713,6 +6929,154 @@
       </w:tr>
     </w:tbl>
     <w:p/>
+    <w:p>
+      <w:pPr>
+        <w:spacing w:before="44" w:after="10"/>
+      </w:pPr>
+      <w:r>
+        <w:rPr>
+          <w:b/>
+          <w:bCs/>
+          <w:color w:val="353A7C"/>
+          <w:sz w:val="18"/>
+          <w:szCs w:val="18"/>
+        </w:rPr>
+        <w:t xml:space="preserve">The English this section uses, and its Arabic</w:t>
+      </w:r>
+    </w:p>
+    <w:p>
+      <w:pPr>
+        <w:spacing w:before="0" w:after="12"/>
+      </w:pPr>
+      <w:r>
+        <w:rPr>
+          <w:color w:val="6B7280"/>
+          <w:sz w:val="15"/>
+          <w:szCs w:val="15"/>
+        </w:rPr>
+        <w:t xml:space="preserve">Each term sits against what it means.</w:t>
+      </w:r>
+    </w:p>
+    <w:p>
+      <w:pPr>
+        <w:spacing w:after="40" w:before="90"/>
+        <w:jc w:val="center"/>
+      </w:pPr>
+      <w:r>
+        <w:drawing>
+          <wp:inline distT="0" distB="0" distL="0" distR="0">
+            <wp:extent cx="5734050" cy="1931475"/>
+            <wp:effectExtent t="0" r="0" b="0" l="0"/>
+            <wp:docPr id="1" name="" descr="" title=""/>
+            <wp:cNvGraphicFramePr>
+              <a:graphicFrameLocks xmlns:a="http://schemas.openxmlformats.org/drawingml/2006/main" noChangeAspect="1"/>
+            </wp:cNvGraphicFramePr>
+            <a:graphic xmlns:a="http://schemas.openxmlformats.org/drawingml/2006/main">
+              <a:graphicData uri="http://schemas.openxmlformats.org/drawingml/2006/picture">
+                <pic:pic xmlns:pic="http://schemas.openxmlformats.org/drawingml/2006/picture">
+                  <pic:nvPicPr>
+                    <pic:cNvPr id="0" name="" descr=""/>
+                    <pic:cNvPicPr>
+                      <a:picLocks noChangeAspect="1" noChangeArrowheads="1"/>
+                    </pic:cNvPicPr>
+                  </pic:nvPicPr>
+                  <pic:blipFill>
+                    <a:blip r:embed="rId104" cstate="none"/>
+                    <a:srcRect/>
+                    <a:stretch>
+                      <a:fillRect/>
+                    </a:stretch>
+                  </pic:blipFill>
+                  <pic:spPr bwMode="auto">
+                    <a:xfrm>
+                      <a:off x="0" y="0"/>
+                      <a:ext cx="5734050" cy="1931475"/>
+                    </a:xfrm>
+                    <a:prstGeom prst="rect">
+                      <a:avLst/>
+                    </a:prstGeom>
+                  </pic:spPr>
+                </pic:pic>
+              </a:graphicData>
+            </a:graphic>
+          </wp:inline>
+        </w:drawing>
+      </w:r>
+    </w:p>
+    <w:tbl>
+      <w:tblPr>
+        <w:tblW w:type="pct" w:w="100%"/>
+        <w:tblLayout w:type="fixed"/>
+        <w:tblBorders>
+          <w:top w:val="single" w:color="FBFAF6" w:sz="4"/>
+          <w:left w:val="single" w:color="FBFAF6" w:sz="4"/>
+          <w:bottom w:val="single" w:color="FBFAF6" w:sz="4"/>
+          <w:right w:val="single" w:color="FBFAF6" w:sz="4"/>
+          <w:insideH w:val="single" w:color="FBFAF6" w:sz="4"/>
+          <w:insideV w:val="single" w:color="FBFAF6" w:sz="4"/>
+        </w:tblBorders>
+      </w:tblPr>
+      <w:tblGrid>
+        <w:gridCol w:w="9600"/>
+      </w:tblGrid>
+      <w:tr>
+        <w:tc>
+          <w:tcPr>
+            <w:tcW w:type="pct" w:w="5000"/>
+            <w:shd w:fill="FBFAF6" w:val="clear"/>
+            <w:tcMar>
+              <w:top w:type="dxa" w:w="40"/>
+              <w:left w:type="dxa" w:w="100"/>
+              <w:bottom w:type="dxa" w:w="40"/>
+              <w:right w:type="dxa" w:w="100"/>
+            </w:tcMar>
+          </w:tcPr>
+          <w:p>
+            <w:pPr>
+              <w:spacing w:before="18" w:after="6"/>
+            </w:pPr>
+            <w:r>
+              <w:rPr>
+                <w:b/>
+                <w:bCs/>
+                <w:color w:val="6B7280"/>
+                <w:sz w:val="14"/>
+                <w:szCs w:val="14"/>
+              </w:rPr>
+              <w:t xml:space="preserve">word list</w:t>
+            </w:r>
+          </w:p>
+          <w:p>
+            <w:pPr>
+              <w:spacing w:before="0" w:after="18"/>
+            </w:pPr>
+            <w:r>
+              <w:rPr>
+                <w:b/>
+                <w:bCs/>
+                <w:color w:val="353A7C"/>
+                <w:sz w:val="16"/>
+                <w:szCs w:val="16"/>
+              </w:rPr>
+              <w:t xml:space="preserve">pull system   ·   just-in-time (JIT)   ·   نظام السحب</w:t>
+            </w:r>
+          </w:p>
+        </w:tc>
+      </w:tr>
+    </w:tbl>
+    <w:p/>
+    <w:p>
+      <w:pPr>
+        <w:pageBreakBefore w:val="true"/>
+        <w:spacing w:after="0"/>
+      </w:pPr>
+      <w:r>
+        <w:rPr>
+          <w:sz w:val="2"/>
+        </w:rPr>
+        <w:t xml:space="preserve"> </w:t>
+      </w:r>
+    </w:p>
     <w:tbl>
       <w:tblPr>
         <w:tblW w:type="pct" w:w="100%"/>
@@ -7091,14 +7455,14 @@
                 <w:sz w:val="16"/>
                 <w:szCs w:val="16"/>
               </w:rPr>
-              <w:t xml:space="preserve">6  </w:t>
-            </w:r>
-            <w:r>
-              <w:rPr>
-                <w:sz w:val="16"/>
-                <w:szCs w:val="16"/>
-              </w:rPr>
-              <w:t xml:space="preserve">Problems show quickly, before large stocks are made</w:t>
+              <w:t xml:space="preserve">7  </w:t>
+            </w:r>
+            <w:r>
+              <w:rPr>
+                <w:sz w:val="16"/>
+                <w:szCs w:val="16"/>
+              </w:rPr>
+              <w:t xml:space="preserve">backflush</w:t>
             </w:r>
           </w:p>
         </w:tc>
@@ -7159,14 +7523,14 @@
                 <w:sz w:val="16"/>
                 <w:szCs w:val="16"/>
               </w:rPr>
-              <w:t xml:space="preserve">7  </w:t>
-            </w:r>
-            <w:r>
-              <w:rPr>
-                <w:sz w:val="16"/>
-                <w:szCs w:val="16"/>
-              </w:rPr>
-              <w:t xml:space="preserve">backflush</w:t>
+              <w:t xml:space="preserve">8  </w:t>
+            </w:r>
+            <w:r>
+              <w:rPr>
+                <w:sz w:val="16"/>
+                <w:szCs w:val="16"/>
+              </w:rPr>
+              <w:t xml:space="preserve">completion</w:t>
             </w:r>
           </w:p>
         </w:tc>
@@ -7227,14 +7591,14 @@
                 <w:sz w:val="16"/>
                 <w:szCs w:val="16"/>
               </w:rPr>
-              <w:t xml:space="preserve">8  </w:t>
-            </w:r>
-            <w:r>
-              <w:rPr>
-                <w:sz w:val="16"/>
-                <w:szCs w:val="16"/>
-              </w:rPr>
-              <w:t xml:space="preserve">completion</w:t>
+              <w:t xml:space="preserve">9  </w:t>
+            </w:r>
+            <w:r>
+              <w:rPr>
+                <w:sz w:val="16"/>
+                <w:szCs w:val="16"/>
+              </w:rPr>
+              <w:t xml:space="preserve">acceptable</w:t>
             </w:r>
           </w:p>
         </w:tc>
@@ -7295,14 +7659,14 @@
                 <w:sz w:val="16"/>
                 <w:szCs w:val="16"/>
               </w:rPr>
-              <w:t xml:space="preserve">9  </w:t>
-            </w:r>
-            <w:r>
-              <w:rPr>
-                <w:sz w:val="16"/>
-                <w:szCs w:val="16"/>
-              </w:rPr>
-              <w:t xml:space="preserve">acceptable</w:t>
+              <w:t xml:space="preserve">10  </w:t>
+            </w:r>
+            <w:r>
+              <w:rPr>
+                <w:sz w:val="16"/>
+                <w:szCs w:val="16"/>
+              </w:rPr>
+              <w:t xml:space="preserve">result</w:t>
             </w:r>
           </w:p>
         </w:tc>
@@ -7363,14 +7727,82 @@
                 <w:sz w:val="16"/>
                 <w:szCs w:val="16"/>
               </w:rPr>
-              <w:t xml:space="preserve">10  </w:t>
-            </w:r>
-            <w:r>
-              <w:rPr>
-                <w:sz w:val="16"/>
-                <w:szCs w:val="16"/>
-              </w:rPr>
-              <w:t xml:space="preserve">result</w:t>
+              <w:t xml:space="preserve">11  </w:t>
+            </w:r>
+            <w:r>
+              <w:rPr>
+                <w:sz w:val="16"/>
+                <w:szCs w:val="16"/>
+              </w:rPr>
+              <w:t xml:space="preserve">just-in-time (JIT)</w:t>
+            </w:r>
+          </w:p>
+        </w:tc>
+      </w:tr>
+      <w:tr>
+        <w:tc>
+          <w:tcPr>
+            <w:tcW w:type="pct" w:w="2500"/>
+            <w:tcMar>
+              <w:top w:type="dxa" w:w="20"/>
+              <w:left w:type="dxa" w:w="80"/>
+              <w:bottom w:type="dxa" w:w="20"/>
+              <w:right w:type="dxa" w:w="80"/>
+            </w:tcMar>
+          </w:tcPr>
+          <w:p>
+            <w:pPr>
+              <w:spacing w:before="12" w:after="12"/>
+            </w:pPr>
+            <w:r>
+              <w:rPr>
+                <w:b/>
+                <w:bCs/>
+                <w:color w:val="8186EF"/>
+                <w:sz w:val="16"/>
+                <w:szCs w:val="16"/>
+              </w:rPr>
+              <w:t xml:space="preserve">6  </w:t>
+            </w:r>
+            <w:r>
+              <w:rPr>
+                <w:sz w:val="16"/>
+                <w:szCs w:val="16"/>
+              </w:rPr>
+              <w:t xml:space="preserve">Problems show quickly, before large stocks are made</w:t>
+            </w:r>
+          </w:p>
+        </w:tc>
+        <w:tc>
+          <w:tcPr>
+            <w:tcW w:type="pct" w:w="2500"/>
+            <w:tcMar>
+              <w:top w:type="dxa" w:w="20"/>
+              <w:left w:type="dxa" w:w="80"/>
+              <w:bottom w:type="dxa" w:w="20"/>
+              <w:right w:type="dxa" w:w="80"/>
+            </w:tcMar>
+          </w:tcPr>
+          <w:p>
+            <w:pPr>
+              <w:spacing w:before="12" w:after="12"/>
+            </w:pPr>
+            <w:r>
+              <w:rPr>
+                <w:b/>
+                <w:bCs/>
+                <w:color w:val="8186EF"/>
+                <w:sz w:val="16"/>
+                <w:szCs w:val="16"/>
+              </w:rPr>
+              <w:t xml:space="preserve">12  </w:t>
+            </w:r>
+            <w:r>
+              <w:rPr>
+                <w:sz w:val="16"/>
+                <w:szCs w:val="16"/>
+              </w:rPr>
+              <w:t xml:space="preserve">pull system</w:t>
             </w:r>
           </w:p>
         </w:tc>
@@ -9655,7 +10087,7 @@
                     </pic:cNvPicPr>
                   </pic:nvPicPr>
                   <pic:blipFill>
-                    <a:blip r:embed="rId103" cstate="none"/>
+                    <a:blip r:embed="rId105" cstate="none"/>
                     <a:srcRect/>
                     <a:stretch>
                       <a:fillRect/>
@@ -13869,7 +14301,7 @@
                     </pic:cNvPicPr>
                   </pic:nvPicPr>
                   <pic:blipFill>
-                    <a:blip r:embed="rId104" cstate="none"/>
+                    <a:blip r:embed="rId106" cstate="none"/>
                     <a:srcRect/>
                     <a:stretch>
                       <a:fillRect/>
@@ -13965,6 +14397,142 @@
         <w:t xml:space="preserve"> </w:t>
       </w:r>
     </w:p>
+    <w:p>
+      <w:pPr>
+        <w:spacing w:before="44" w:after="10"/>
+      </w:pPr>
+      <w:r>
+        <w:rPr>
+          <w:b/>
+          <w:bCs/>
+          <w:color w:val="353A7C"/>
+          <w:sz w:val="18"/>
+          <w:szCs w:val="18"/>
+        </w:rPr>
+        <w:t xml:space="preserve">The English this section uses, and its Arabic</w:t>
+      </w:r>
+    </w:p>
+    <w:p>
+      <w:pPr>
+        <w:spacing w:before="0" w:after="12"/>
+      </w:pPr>
+      <w:r>
+        <w:rPr>
+          <w:color w:val="6B7280"/>
+          <w:sz w:val="15"/>
+          <w:szCs w:val="15"/>
+        </w:rPr>
+        <w:t xml:space="preserve">Each term sits against what it means.</w:t>
+      </w:r>
+    </w:p>
+    <w:p>
+      <w:pPr>
+        <w:spacing w:after="40" w:before="90"/>
+        <w:jc w:val="center"/>
+      </w:pPr>
+      <w:r>
+        <w:drawing>
+          <wp:inline distT="0" distB="0" distL="0" distR="0">
+            <wp:extent cx="5734050" cy="2074825"/>
+            <wp:effectExtent t="0" r="0" b="0" l="0"/>
+            <wp:docPr id="1" name="" descr="" title=""/>
+            <wp:cNvGraphicFramePr>
+              <a:graphicFrameLocks xmlns:a="http://schemas.openxmlformats.org/drawingml/2006/main" noChangeAspect="1"/>
+            </wp:cNvGraphicFramePr>
+            <a:graphic xmlns:a="http://schemas.openxmlformats.org/drawingml/2006/main">
+              <a:graphicData uri="http://schemas.openxmlformats.org/drawingml/2006/picture">
+                <pic:pic xmlns:pic="http://schemas.openxmlformats.org/drawingml/2006/picture">
+                  <pic:nvPicPr>
+                    <pic:cNvPr id="0" name="" descr=""/>
+                    <pic:cNvPicPr>
+                      <a:picLocks noChangeAspect="1" noChangeArrowheads="1"/>
+                    </pic:cNvPicPr>
+                  </pic:nvPicPr>
+                  <pic:blipFill>
+                    <a:blip r:embed="rId107" cstate="none"/>
+                    <a:srcRect/>
+                    <a:stretch>
+                      <a:fillRect/>
+                    </a:stretch>
+                  </pic:blipFill>
+                  <pic:spPr bwMode="auto">
+                    <a:xfrm>
+                      <a:off x="0" y="0"/>
+                      <a:ext cx="5734050" cy="2074825"/>
+                    </a:xfrm>
+                    <a:prstGeom prst="rect">
+                      <a:avLst/>
+                    </a:prstGeom>
+                  </pic:spPr>
+                </pic:pic>
+              </a:graphicData>
+            </a:graphic>
+          </wp:inline>
+        </w:drawing>
+      </w:r>
+    </w:p>
+    <w:tbl>
+      <w:tblPr>
+        <w:tblW w:type="pct" w:w="100%"/>
+        <w:tblLayout w:type="fixed"/>
+        <w:tblBorders>
+          <w:top w:val="single" w:color="FBFAF6" w:sz="4"/>
+          <w:left w:val="single" w:color="FBFAF6" w:sz="4"/>
+          <w:bottom w:val="single" w:color="FBFAF6" w:sz="4"/>
+          <w:right w:val="single" w:color="FBFAF6" w:sz="4"/>
+          <w:insideH w:val="single" w:color="FBFAF6" w:sz="4"/>
+          <w:insideV w:val="single" w:color="FBFAF6" w:sz="4"/>
+        </w:tblBorders>
+      </w:tblPr>
+      <w:tblGrid>
+        <w:gridCol w:w="9600"/>
+      </w:tblGrid>
+      <w:tr>
+        <w:tc>
+          <w:tcPr>
+            <w:tcW w:type="pct" w:w="5000"/>
+            <w:shd w:fill="FBFAF6" w:val="clear"/>
+            <w:tcMar>
+              <w:top w:type="dxa" w:w="40"/>
+              <w:left w:type="dxa" w:w="100"/>
+              <w:bottom w:type="dxa" w:w="40"/>
+              <w:right w:type="dxa" w:w="100"/>
+            </w:tcMar>
+          </w:tcPr>
+          <w:p>
+            <w:pPr>
+              <w:spacing w:before="18" w:after="6"/>
+            </w:pPr>
+            <w:r>
+              <w:rPr>
+                <w:b/>
+                <w:bCs/>
+                <w:color w:val="6B7280"/>
+                <w:sz w:val="14"/>
+                <w:szCs w:val="14"/>
+              </w:rPr>
+              <w:t xml:space="preserve">word list</w:t>
+            </w:r>
+          </w:p>
+          <w:p>
+            <w:pPr>
+              <w:spacing w:before="0" w:after="18"/>
+            </w:pPr>
+            <w:r>
+              <w:rPr>
+                <w:b/>
+                <w:bCs/>
+                <w:color w:val="353A7C"/>
+                <w:sz w:val="16"/>
+                <w:szCs w:val="16"/>
+              </w:rPr>
+              <w:t xml:space="preserve">kanban   ·   just-in-time (JIT)   ·   outsourcing</w:t>
+            </w:r>
+          </w:p>
+        </w:tc>
+      </w:tr>
+    </w:tbl>
+    <w:p/>
     <w:tbl>
       <w:tblPr>
         <w:tblW w:type="pct" w:w="100%"/>
@@ -14343,14 +14911,14 @@
                 <w:sz w:val="16"/>
                 <w:szCs w:val="16"/>
               </w:rPr>
-              <w:t xml:space="preserve">14  </w:t>
-            </w:r>
-            <w:r>
-              <w:rPr>
-                <w:sz w:val="16"/>
-                <w:szCs w:val="16"/>
-              </w:rPr>
-              <w:t xml:space="preserve">Yearly</w:t>
+              <w:t xml:space="preserve">15  </w:t>
+            </w:r>
+            <w:r>
+              <w:rPr>
+                <w:sz w:val="16"/>
+                <w:szCs w:val="16"/>
+              </w:rPr>
+              <w:t xml:space="preserve">released</w:t>
             </w:r>
           </w:p>
         </w:tc>
@@ -14411,14 +14979,14 @@
                 <w:sz w:val="16"/>
                 <w:szCs w:val="16"/>
               </w:rPr>
-              <w:t xml:space="preserve">15  </w:t>
-            </w:r>
-            <w:r>
-              <w:rPr>
-                <w:sz w:val="16"/>
-                <w:szCs w:val="16"/>
-              </w:rPr>
-              <w:t xml:space="preserve">released</w:t>
+              <w:t xml:space="preserve">16  </w:t>
+            </w:r>
+            <w:r>
+              <w:rPr>
+                <w:sz w:val="16"/>
+                <w:szCs w:val="16"/>
+              </w:rPr>
+              <w:t xml:space="preserve">carrying-cost</w:t>
             </w:r>
           </w:p>
         </w:tc>
@@ -14479,14 +15047,14 @@
                 <w:sz w:val="16"/>
                 <w:szCs w:val="16"/>
               </w:rPr>
-              <w:t xml:space="preserve">16  </w:t>
-            </w:r>
-            <w:r>
-              <w:rPr>
-                <w:sz w:val="16"/>
-                <w:szCs w:val="16"/>
-              </w:rPr>
-              <w:t xml:space="preserve">carrying-cost</w:t>
+              <w:t xml:space="preserve">17  </w:t>
+            </w:r>
+            <w:r>
+              <w:rPr>
+                <w:sz w:val="16"/>
+                <w:szCs w:val="16"/>
+              </w:rPr>
+              <w:t xml:space="preserve">system</w:t>
             </w:r>
           </w:p>
         </w:tc>
@@ -14547,14 +15115,14 @@
                 <w:sz w:val="16"/>
                 <w:szCs w:val="16"/>
               </w:rPr>
-              <w:t xml:space="preserve">17  </w:t>
-            </w:r>
-            <w:r>
-              <w:rPr>
-                <w:sz w:val="16"/>
-                <w:szCs w:val="16"/>
-              </w:rPr>
-              <w:t xml:space="preserve">system</w:t>
+              <w:t xml:space="preserve">18  </w:t>
+            </w:r>
+            <w:r>
+              <w:rPr>
+                <w:sz w:val="16"/>
+                <w:szCs w:val="16"/>
+              </w:rPr>
+              <w:t xml:space="preserve">difference</w:t>
             </w:r>
           </w:p>
         </w:tc>
@@ -14615,14 +15183,14 @@
                 <w:sz w:val="16"/>
                 <w:szCs w:val="16"/>
               </w:rPr>
-              <w:t xml:space="preserve">18  </w:t>
-            </w:r>
-            <w:r>
-              <w:rPr>
-                <w:sz w:val="16"/>
-                <w:szCs w:val="16"/>
-              </w:rPr>
-              <w:t xml:space="preserve">difference</w:t>
+              <w:t xml:space="preserve">19  </w:t>
+            </w:r>
+            <w:r>
+              <w:rPr>
+                <w:sz w:val="16"/>
+                <w:szCs w:val="16"/>
+              </w:rPr>
+              <w:t xml:space="preserve">Variable overhead</w:t>
             </w:r>
           </w:p>
         </w:tc>
@@ -14683,14 +15251,14 @@
                 <w:sz w:val="16"/>
                 <w:szCs w:val="16"/>
               </w:rPr>
-              <w:t xml:space="preserve">19  </w:t>
-            </w:r>
-            <w:r>
-              <w:rPr>
-                <w:sz w:val="16"/>
-                <w:szCs w:val="16"/>
-              </w:rPr>
-              <w:t xml:space="preserve">Variable overhead</w:t>
+              <w:t xml:space="preserve">20  </w:t>
+            </w:r>
+            <w:r>
+              <w:rPr>
+                <w:sz w:val="16"/>
+                <w:szCs w:val="16"/>
+              </w:rPr>
+              <w:t xml:space="preserve">Depreciation of the bottling line (no resale value)</w:t>
             </w:r>
           </w:p>
         </w:tc>
@@ -14751,14 +15319,14 @@
                 <w:sz w:val="16"/>
                 <w:szCs w:val="16"/>
               </w:rPr>
-              <w:t xml:space="preserve">20  </w:t>
-            </w:r>
-            <w:r>
-              <w:rPr>
-                <w:sz w:val="16"/>
-                <w:szCs w:val="16"/>
-              </w:rPr>
-              <w:t xml:space="preserve">Depreciation of the bottling line (no resale value)</w:t>
+              <w:t xml:space="preserve">21  </w:t>
+            </w:r>
+            <w:r>
+              <w:rPr>
+                <w:sz w:val="16"/>
+                <w:szCs w:val="16"/>
+              </w:rPr>
+              <w:t xml:space="preserve">Allocated plant overhead</w:t>
             </w:r>
           </w:p>
         </w:tc>
@@ -14819,14 +15387,14 @@
                 <w:sz w:val="16"/>
                 <w:szCs w:val="16"/>
               </w:rPr>
-              <w:t xml:space="preserve">21  </w:t>
-            </w:r>
-            <w:r>
-              <w:rPr>
-                <w:sz w:val="16"/>
-                <w:szCs w:val="16"/>
-              </w:rPr>
-              <w:t xml:space="preserve">Allocated plant overhead</w:t>
+              <w:t xml:space="preserve">22  </w:t>
+            </w:r>
+            <w:r>
+              <w:rPr>
+                <w:sz w:val="16"/>
+                <w:szCs w:val="16"/>
+              </w:rPr>
+              <w:t xml:space="preserve">Liters bottled per year</w:t>
             </w:r>
           </w:p>
         </w:tc>
@@ -14887,14 +15455,14 @@
                 <w:sz w:val="16"/>
                 <w:szCs w:val="16"/>
               </w:rPr>
-              <w:t xml:space="preserve">22  </w:t>
-            </w:r>
-            <w:r>
-              <w:rPr>
-                <w:sz w:val="16"/>
-                <w:szCs w:val="16"/>
-              </w:rPr>
-              <w:t xml:space="preserve">Liters bottled per year</w:t>
+              <w:t xml:space="preserve">23  </w:t>
+            </w:r>
+            <w:r>
+              <w:rPr>
+                <w:sz w:val="16"/>
+                <w:szCs w:val="16"/>
+              </w:rPr>
+              <w:t xml:space="preserve">20,000 cases × 12 = 240,000</w:t>
             </w:r>
           </w:p>
         </w:tc>
@@ -14955,14 +15523,14 @@
                 <w:sz w:val="16"/>
                 <w:szCs w:val="16"/>
               </w:rPr>
-              <w:t xml:space="preserve">23  </w:t>
-            </w:r>
-            <w:r>
-              <w:rPr>
-                <w:sz w:val="16"/>
-                <w:szCs w:val="16"/>
-              </w:rPr>
-              <w:t xml:space="preserve">20,000 cases × 12 = 240,000</w:t>
+              <w:t xml:space="preserve">24  </w:t>
+            </w:r>
+            <w:r>
+              <w:rPr>
+                <w:sz w:val="16"/>
+                <w:szCs w:val="16"/>
+              </w:rPr>
+              <w:t xml:space="preserve">Bottles and caps</w:t>
             </w:r>
           </w:p>
         </w:tc>
@@ -15023,14 +15591,14 @@
                 <w:sz w:val="16"/>
                 <w:szCs w:val="16"/>
               </w:rPr>
-              <w:t xml:space="preserve">24  </w:t>
-            </w:r>
-            <w:r>
-              <w:rPr>
-                <w:sz w:val="16"/>
-                <w:szCs w:val="16"/>
-              </w:rPr>
-              <w:t xml:space="preserve">Bottles and caps</w:t>
+              <w:t xml:space="preserve">25  </w:t>
+            </w:r>
+            <w:r>
+              <w:rPr>
+                <w:sz w:val="16"/>
+                <w:szCs w:val="16"/>
+              </w:rPr>
+              <w:t xml:space="preserve">Variable overhead</w:t>
             </w:r>
           </w:p>
         </w:tc>
@@ -15091,14 +15659,14 @@
                 <w:sz w:val="16"/>
                 <w:szCs w:val="16"/>
               </w:rPr>
-              <w:t xml:space="preserve">25  </w:t>
-            </w:r>
-            <w:r>
-              <w:rPr>
-                <w:sz w:val="16"/>
-                <w:szCs w:val="16"/>
-              </w:rPr>
-              <w:t xml:space="preserve">Variable overhead</w:t>
+              <w:t xml:space="preserve">26  </w:t>
+            </w:r>
+            <w:r>
+              <w:rPr>
+                <w:sz w:val="16"/>
+                <w:szCs w:val="16"/>
+              </w:rPr>
+              <w:t xml:space="preserve">Allocated plant overhead</w:t>
             </w:r>
           </w:p>
         </w:tc>
@@ -15159,14 +15727,82 @@
                 <w:sz w:val="16"/>
                 <w:szCs w:val="16"/>
               </w:rPr>
-              <w:t xml:space="preserve">26  </w:t>
-            </w:r>
-            <w:r>
-              <w:rPr>
-                <w:sz w:val="16"/>
-                <w:szCs w:val="16"/>
-              </w:rPr>
-              <w:t xml:space="preserve">Allocated plant overhead</w:t>
+              <w:t xml:space="preserve">27  </w:t>
+            </w:r>
+            <w:r>
+              <w:rPr>
+                <w:sz w:val="16"/>
+                <w:szCs w:val="16"/>
+              </w:rPr>
+              <w:t xml:space="preserve">just-in-time (JIT)</w:t>
+            </w:r>
+          </w:p>
+        </w:tc>
+      </w:tr>
+      <w:tr>
+        <w:tc>
+          <w:tcPr>
+            <w:tcW w:type="pct" w:w="2500"/>
+            <w:tcMar>
+              <w:top w:type="dxa" w:w="20"/>
+              <w:left w:type="dxa" w:w="80"/>
+              <w:bottom w:type="dxa" w:w="20"/>
+              <w:right w:type="dxa" w:w="80"/>
+            </w:tcMar>
+          </w:tcPr>
+          <w:p>
+            <w:pPr>
+              <w:spacing w:before="12" w:after="12"/>
+            </w:pPr>
+            <w:r>
+              <w:rPr>
+                <w:b/>
+                <w:bCs/>
+                <w:color w:val="8186EF"/>
+                <w:sz w:val="16"/>
+                <w:szCs w:val="16"/>
+              </w:rPr>
+              <w:t xml:space="preserve">14  </w:t>
+            </w:r>
+            <w:r>
+              <w:rPr>
+                <w:sz w:val="16"/>
+                <w:szCs w:val="16"/>
+              </w:rPr>
+              <w:t xml:space="preserve">Yearly</w:t>
+            </w:r>
+          </w:p>
+        </w:tc>
+        <w:tc>
+          <w:tcPr>
+            <w:tcW w:type="pct" w:w="2500"/>
+            <w:tcMar>
+              <w:top w:type="dxa" w:w="20"/>
+              <w:left w:type="dxa" w:w="80"/>
+              <w:bottom w:type="dxa" w:w="20"/>
+              <w:right w:type="dxa" w:w="80"/>
+            </w:tcMar>
+          </w:tcPr>
+          <w:p>
+            <w:pPr>
+              <w:spacing w:before="12" w:after="12"/>
+            </w:pPr>
+            <w:r>
+              <w:rPr>
+                <w:b/>
+                <w:bCs/>
+                <w:color w:val="8186EF"/>
+                <w:sz w:val="16"/>
+                <w:szCs w:val="16"/>
+              </w:rPr>
+              <w:t xml:space="preserve">28  </w:t>
+            </w:r>
+            <w:r>
+              <w:rPr>
+                <w:sz w:val="16"/>
+                <w:szCs w:val="16"/>
+              </w:rPr>
+              <w:t xml:space="preserve">outsourcing</w:t>
             </w:r>
           </w:p>
         </w:tc>
@@ -16202,7 +16838,7 @@
               <w:sz w:val="16"/>
               <w:szCs w:val="16"/>
             </w:rPr>
-            <w:t xml:space="preserve"> of 1</w:t>
+            <w:t xml:space="preserve"> of 2</w:t>
           </w:r>
         </w:p>
       </w:tc>
@@ -16384,7 +17020,7 @@
               <w:sz w:val="16"/>
               <w:szCs w:val="16"/>
             </w:rPr>
-            <w:t xml:space="preserve"> of 1</w:t>
+            <w:t xml:space="preserve"> of 2</w:t>
           </w:r>
         </w:p>
       </w:tc>

--- a/CMA_Summaries_B2_Ch17.docx
+++ b/CMA_Summaries_B2_Ch17.docx
@@ -231,7 +231,7 @@
           <w:sz w:val="16"/>
           <w:szCs w:val="16"/>
         </w:rPr>
-        <w:t xml:space="preserve">      gaps 4–9</w:t>
+        <w:t xml:space="preserve">      gaps 4–12</w:t>
       </w:r>
     </w:p>
     <w:p>
@@ -386,7 +386,7 @@
           <w:sz w:val="19"/>
           <w:szCs w:val="19"/>
         </w:rPr>
-        <w:t xml:space="preserve">Supply chain management is more than </w:t>
+        <w:t xml:space="preserve">Goods move toward </w:t>
       </w:r>
       <w:r>
         <w:rPr>
@@ -404,7 +404,7 @@
           <w:sz w:val="19"/>
           <w:szCs w:val="19"/>
         </w:rPr>
-        <w:t xml:space="preserve">            </w:t>
+        <w:t xml:space="preserve">           </w:t>
       </w:r>
       <w:r>
         <w:rPr>
@@ -418,14 +418,7 @@
           <w:sz w:val="19"/>
           <w:szCs w:val="19"/>
         </w:rPr>
-        <w:t xml:space="preserve">. </w:t>
-      </w:r>
-      <w:r>
-        <w:rPr>
-          <w:sz w:val="19"/>
-          <w:szCs w:val="19"/>
-        </w:rPr>
-        <w:t xml:space="preserve">When </w:t>
+        <w:t xml:space="preserve">; orders, forecasts and </w:t>
       </w:r>
       <w:r>
         <w:rPr>
@@ -436,6 +429,123 @@
           <w:szCs w:val="15"/>
         </w:rPr>
         <w:t xml:space="preserve"> (9) </w:t>
+      </w:r>
+      <w:r>
+        <w:rPr>
+          <w:u w:val="single"/>
+          <w:sz w:val="19"/>
+          <w:szCs w:val="19"/>
+        </w:rPr>
+        <w:t xml:space="preserve">           </w:t>
+      </w:r>
+      <w:r>
+        <w:rPr>
+          <w:sz w:val="19"/>
+          <w:szCs w:val="19"/>
+        </w:rPr>
+        <w:t xml:space="preserve"> </w:t>
+      </w:r>
+      <w:r>
+        <w:rPr>
+          <w:sz w:val="19"/>
+          <w:szCs w:val="19"/>
+        </w:rPr>
+        <w:t xml:space="preserve"> move back. </w:t>
+      </w:r>
+      <w:r>
+        <w:rPr>
+          <w:sz w:val="19"/>
+          <w:szCs w:val="19"/>
+        </w:rPr>
+        <w:t xml:space="preserve">The aim is the right product, in the right place, at the right time and the </w:t>
+      </w:r>
+      <w:r>
+        <w:rPr>
+          <w:b/>
+          <w:bCs/>
+          <w:color w:val="8186EF"/>
+          <w:sz w:val="15"/>
+          <w:szCs w:val="15"/>
+        </w:rPr>
+        <w:t xml:space="preserve"> (10) </w:t>
+      </w:r>
+      <w:r>
+        <w:rPr>
+          <w:u w:val="single"/>
+          <w:sz w:val="19"/>
+          <w:szCs w:val="19"/>
+        </w:rPr>
+        <w:t xml:space="preserve">           </w:t>
+      </w:r>
+      <w:r>
+        <w:rPr>
+          <w:sz w:val="19"/>
+          <w:szCs w:val="19"/>
+        </w:rPr>
+        <w:t xml:space="preserve"> </w:t>
+      </w:r>
+      <w:r>
+        <w:rPr>
+          <w:sz w:val="19"/>
+          <w:szCs w:val="19"/>
+        </w:rPr>
+        <w:t xml:space="preserve"> total cost. </w:t>
+      </w:r>
+      <w:r>
+        <w:rPr>
+          <w:sz w:val="19"/>
+          <w:szCs w:val="19"/>
+        </w:rPr>
+        <w:t xml:space="preserve">Supply chain management is more than </w:t>
+      </w:r>
+      <w:r>
+        <w:rPr>
+          <w:b/>
+          <w:bCs/>
+          <w:color w:val="8186EF"/>
+          <w:sz w:val="15"/>
+          <w:szCs w:val="15"/>
+        </w:rPr>
+        <w:t xml:space="preserve"> (11) </w:t>
+      </w:r>
+      <w:r>
+        <w:rPr>
+          <w:u w:val="single"/>
+          <w:sz w:val="19"/>
+          <w:szCs w:val="19"/>
+        </w:rPr>
+        <w:t xml:space="preserve">            </w:t>
+      </w:r>
+      <w:r>
+        <w:rPr>
+          <w:sz w:val="19"/>
+          <w:szCs w:val="19"/>
+        </w:rPr>
+        <w:t xml:space="preserve"> </w:t>
+      </w:r>
+      <w:r>
+        <w:rPr>
+          <w:sz w:val="19"/>
+          <w:szCs w:val="19"/>
+        </w:rPr>
+        <w:t xml:space="preserve">. </w:t>
+      </w:r>
+      <w:r>
+        <w:rPr>
+          <w:sz w:val="19"/>
+          <w:szCs w:val="19"/>
+        </w:rPr>
+        <w:t xml:space="preserve">When </w:t>
+      </w:r>
+      <w:r>
+        <w:rPr>
+          <w:b/>
+          <w:bCs/>
+          <w:color w:val="8186EF"/>
+          <w:sz w:val="15"/>
+          <w:szCs w:val="15"/>
+        </w:rPr>
+        <w:t xml:space="preserve"> (12) </w:t>
       </w:r>
       <w:r>
         <w:rPr>
@@ -515,7 +625,7 @@
                 <w:sz w:val="16"/>
                 <w:szCs w:val="16"/>
               </w:rPr>
-              <w:t xml:space="preserve">purchasing   ·   manufacturers   ·   kanban   ·   retailers   ·   partners   ·   coordinates   ·   information</w:t>
+              <w:t xml:space="preserve">coordinates   ·   kanban   ·   manufacturers   ·   information   ·   retailers   ·   lowest   ·   partners   ·   consumers   ·   payments   ·   purchasing</w:t>
             </w:r>
           </w:p>
         </w:tc>
@@ -798,14 +908,14 @@
                 <w:sz w:val="16"/>
                 <w:szCs w:val="16"/>
               </w:rPr>
-              <w:t xml:space="preserve">6  </w:t>
-            </w:r>
-            <w:r>
-              <w:rPr>
-                <w:sz w:val="16"/>
-                <w:szCs w:val="16"/>
-              </w:rPr>
-              <w:t xml:space="preserve">coordinates</w:t>
+              <w:t xml:space="preserve">7  </w:t>
+            </w:r>
+            <w:r>
+              <w:rPr>
+                <w:sz w:val="16"/>
+                <w:szCs w:val="16"/>
+              </w:rPr>
+              <w:t xml:space="preserve">information</w:t>
             </w:r>
           </w:p>
         </w:tc>
@@ -866,14 +976,14 @@
                 <w:sz w:val="16"/>
                 <w:szCs w:val="16"/>
               </w:rPr>
-              <w:t xml:space="preserve">7  </w:t>
-            </w:r>
-            <w:r>
-              <w:rPr>
-                <w:sz w:val="16"/>
-                <w:szCs w:val="16"/>
-              </w:rPr>
-              <w:t xml:space="preserve">information</w:t>
+              <w:t xml:space="preserve">8  </w:t>
+            </w:r>
+            <w:r>
+              <w:rPr>
+                <w:sz w:val="16"/>
+                <w:szCs w:val="16"/>
+              </w:rPr>
+              <w:t xml:space="preserve">consumers</w:t>
             </w:r>
           </w:p>
         </w:tc>
@@ -934,14 +1044,14 @@
                 <w:sz w:val="16"/>
                 <w:szCs w:val="16"/>
               </w:rPr>
-              <w:t xml:space="preserve">8  </w:t>
-            </w:r>
-            <w:r>
-              <w:rPr>
-                <w:sz w:val="16"/>
-                <w:szCs w:val="16"/>
-              </w:rPr>
-              <w:t xml:space="preserve">purchasing</w:t>
+              <w:t xml:space="preserve">9  </w:t>
+            </w:r>
+            <w:r>
+              <w:rPr>
+                <w:sz w:val="16"/>
+                <w:szCs w:val="16"/>
+              </w:rPr>
+              <w:t xml:space="preserve">payments</w:t>
             </w:r>
           </w:p>
         </w:tc>
@@ -1002,14 +1112,14 @@
                 <w:sz w:val="16"/>
                 <w:szCs w:val="16"/>
               </w:rPr>
-              <w:t xml:space="preserve">9  </w:t>
-            </w:r>
-            <w:r>
-              <w:rPr>
-                <w:sz w:val="16"/>
-                <w:szCs w:val="16"/>
-              </w:rPr>
-              <w:t xml:space="preserve">partners</w:t>
+              <w:t xml:space="preserve">10  </w:t>
+            </w:r>
+            <w:r>
+              <w:rPr>
+                <w:sz w:val="16"/>
+                <w:szCs w:val="16"/>
+              </w:rPr>
+              <w:t xml:space="preserve">lowest</w:t>
             </w:r>
           </w:p>
         </w:tc>
@@ -1060,14 +1170,92 @@
           </w:tcPr>
           <w:p>
             <w:pPr>
-              <w:spacing w:before="24" w:after="24"/>
-            </w:pPr>
-            <w:r>
-              <w:rPr>
-                <w:sz w:val="16"/>
-                <w:szCs w:val="16"/>
-              </w:rPr>
-              <w:t xml:space="preserve"/>
+              <w:spacing w:before="12" w:after="12"/>
+            </w:pPr>
+            <w:r>
+              <w:rPr>
+                <w:b/>
+                <w:bCs/>
+                <w:color w:val="8186EF"/>
+                <w:sz w:val="16"/>
+                <w:szCs w:val="16"/>
+              </w:rPr>
+              <w:t xml:space="preserve">11  </w:t>
+            </w:r>
+            <w:r>
+              <w:rPr>
+                <w:sz w:val="16"/>
+                <w:szCs w:val="16"/>
+              </w:rPr>
+              <w:t xml:space="preserve">purchasing</w:t>
+            </w:r>
+          </w:p>
+        </w:tc>
+      </w:tr>
+      <w:tr>
+        <w:tc>
+          <w:tcPr>
+            <w:tcW w:type="pct" w:w="2500"/>
+            <w:tcMar>
+              <w:top w:type="dxa" w:w="20"/>
+              <w:left w:type="dxa" w:w="80"/>
+              <w:bottom w:type="dxa" w:w="20"/>
+              <w:right w:type="dxa" w:w="80"/>
+            </w:tcMar>
+          </w:tcPr>
+          <w:p>
+            <w:pPr>
+              <w:spacing w:before="12" w:after="12"/>
+            </w:pPr>
+            <w:r>
+              <w:rPr>
+                <w:b/>
+                <w:bCs/>
+                <w:color w:val="8186EF"/>
+                <w:sz w:val="16"/>
+                <w:szCs w:val="16"/>
+              </w:rPr>
+              <w:t xml:space="preserve">6  </w:t>
+            </w:r>
+            <w:r>
+              <w:rPr>
+                <w:sz w:val="16"/>
+                <w:szCs w:val="16"/>
+              </w:rPr>
+              <w:t xml:space="preserve">coordinates</w:t>
+            </w:r>
+          </w:p>
+        </w:tc>
+        <w:tc>
+          <w:tcPr>
+            <w:tcW w:type="pct" w:w="2500"/>
+            <w:tcMar>
+              <w:top w:type="dxa" w:w="20"/>
+              <w:left w:type="dxa" w:w="80"/>
+              <w:bottom w:type="dxa" w:w="20"/>
+              <w:right w:type="dxa" w:w="80"/>
+            </w:tcMar>
+          </w:tcPr>
+          <w:p>
+            <w:pPr>
+              <w:spacing w:before="12" w:after="12"/>
+            </w:pPr>
+            <w:r>
+              <w:rPr>
+                <w:b/>
+                <w:bCs/>
+                <w:color w:val="8186EF"/>
+                <w:sz w:val="16"/>
+                <w:szCs w:val="16"/>
+              </w:rPr>
+              <w:t xml:space="preserve">12  </w:t>
+            </w:r>
+            <w:r>
+              <w:rPr>
+                <w:sz w:val="16"/>
+                <w:szCs w:val="16"/>
+              </w:rPr>
+              <w:t xml:space="preserve">partners</w:t>
             </w:r>
           </w:p>
         </w:tc>
@@ -1110,7 +1298,7 @@
           <w:sz w:val="15"/>
           <w:szCs w:val="15"/>
         </w:rPr>
-        <w:t xml:space="preserve">A supply chain links every company that helps a product reach the final consumer: suppliers, manufacturers, distributors, retailers and customers. Supply chain management coordinates the flows of goods, information and money along the whole chain. Supply chain management is more than purchasing. When partners share sales data, small changes in consumer demand no longer grow into large swings in orders further up the chain, and every partner needs less stock.</w:t>
+        <w:t xml:space="preserve">A supply chain links every company that helps a product reach the final consumer: suppliers, manufacturers, distributors, retailers and customers. Supply chain management coordinates the flows of goods, information and money along the whole chain. Goods move toward consumers; orders, forecasts and payments move back. The aim is the right product, in the right place, at the right time and the lowest total cost. Supply chain management is more than purchasing. When partners share sales data, small changes in consumer demand no longer grow into large swings in orders further up the chain, and every partner needs less stock.</w:t>
       </w:r>
     </w:p>
     <w:p>
@@ -4323,7 +4511,7 @@
                 <w:sz w:val="16"/>
                 <w:szCs w:val="16"/>
               </w:rPr>
-              <w:t xml:space="preserve">production   ·   requirements   ·   forecast</w:t>
+              <w:t xml:space="preserve">production   ·   requirements   ·   calculates</w:t>
             </w:r>
           </w:p>
         </w:tc>
@@ -4578,7 +4766,7 @@
                 <w:sz w:val="16"/>
                 <w:szCs w:val="16"/>
               </w:rPr>
-              <w:t xml:space="preserve">expects   ·   safety   ·   ordered   ·   schedule</w:t>
+              <w:t xml:space="preserve">expects   ·   safety   ·   ordered   ·   planning</w:t>
             </w:r>
           </w:p>
         </w:tc>
@@ -4632,6 +4820,19 @@
       </w:tr>
     </w:tbl>
     <w:p/>
+    <w:p>
+      <w:pPr>
+        <w:spacing w:before="20" w:after="20" w:line="360" w:lineRule="auto"/>
+        <w:ind w:left="200"/>
+      </w:pPr>
+      <w:r>
+        <w:rPr>
+          <w:sz w:val="19"/>
+          <w:szCs w:val="19"/>
+        </w:rPr>
+        <w:t xml:space="preserve">No stock or receipts remain after week 1. Complete the two blank cells.</w:t>
+      </w:r>
+    </w:p>
     <w:p>
       <w:pPr>
         <w:spacing w:before="44" w:after="10"/>
@@ -4761,7 +4962,7 @@
                 <w:sz w:val="16"/>
                 <w:szCs w:val="16"/>
               </w:rPr>
-              <w:t xml:space="preserve">Week 2   ·   Week 4   ·   Cases planned</w:t>
+              <w:t xml:space="preserve">Week 2   ·   Week 3   ·   Week 1</w:t>
             </w:r>
           </w:p>
         </w:tc>
@@ -4962,7 +5163,7 @@
                 <w:sz w:val="16"/>
                 <w:szCs w:val="16"/>
               </w:rPr>
-              <w:t xml:space="preserve">materials   ·   planned   ·   purchases   ·   outsourcing</w:t>
+              <w:t xml:space="preserve">purchases   ·   planned   ·   Complete   ·   materials</w:t>
             </w:r>
           </w:p>
         </w:tc>
@@ -5502,7 +5703,7 @@
                 <w:sz w:val="16"/>
                 <w:szCs w:val="16"/>
               </w:rPr>
-              <w:t xml:space="preserve">Week 4</w:t>
+              <w:t xml:space="preserve">Week 3</w:t>
             </w:r>
           </w:p>
         </w:tc>
@@ -7976,7 +8177,7 @@
           <w:sz w:val="16"/>
           <w:szCs w:val="16"/>
         </w:rPr>
-        <w:t xml:space="preserve">      gaps 1–4</w:t>
+        <w:t xml:space="preserve">      gaps 1–6</w:t>
       </w:r>
     </w:p>
     <w:p>
@@ -8131,7 +8332,78 @@
           <w:sz w:val="19"/>
           <w:szCs w:val="19"/>
         </w:rPr>
-        <w:t xml:space="preserve">Managers see stock, orders and costs as they change, and MRP runs on live data instead of last month's reports. </w:t>
+        <w:t xml:space="preserve"/>
+      </w:r>
+      <w:r>
+        <w:rPr>
+          <w:b/>
+          <w:bCs/>
+          <w:color w:val="8186EF"/>
+          <w:sz w:val="15"/>
+          <w:szCs w:val="15"/>
+        </w:rPr>
+        <w:t xml:space="preserve"> (5) </w:t>
+      </w:r>
+      <w:r>
+        <w:rPr>
+          <w:u w:val="single"/>
+          <w:sz w:val="19"/>
+          <w:szCs w:val="19"/>
+        </w:rPr>
+        <w:t xml:space="preserve">           </w:t>
+      </w:r>
+      <w:r>
+        <w:rPr>
+          <w:sz w:val="19"/>
+          <w:szCs w:val="19"/>
+        </w:rPr>
+        <w:t xml:space="preserve"> </w:t>
+      </w:r>
+      <w:r>
+        <w:rPr>
+          <w:sz w:val="19"/>
+          <w:szCs w:val="19"/>
+        </w:rPr>
+        <w:t xml:space="preserve"> see stock, orders and costs as they change, and MRP runs on live data </w:t>
+      </w:r>
+      <w:r>
+        <w:rPr>
+          <w:b/>
+          <w:bCs/>
+          <w:color w:val="8186EF"/>
+          <w:sz w:val="15"/>
+          <w:szCs w:val="15"/>
+        </w:rPr>
+        <w:t xml:space="preserve"> (6) </w:t>
+      </w:r>
+      <w:r>
+        <w:rPr>
+          <w:u w:val="single"/>
+          <w:sz w:val="19"/>
+          <w:szCs w:val="19"/>
+        </w:rPr>
+        <w:t xml:space="preserve">           </w:t>
+      </w:r>
+      <w:r>
+        <w:rPr>
+          <w:sz w:val="19"/>
+          <w:szCs w:val="19"/>
+        </w:rPr>
+        <w:t xml:space="preserve"> </w:t>
+      </w:r>
+      <w:r>
+        <w:rPr>
+          <w:sz w:val="19"/>
+          <w:szCs w:val="19"/>
+        </w:rPr>
+        <w:t xml:space="preserve"> of last month's reports. </w:t>
+      </w:r>
+      <w:r>
+        <w:rPr>
+          <w:sz w:val="19"/>
+          <w:szCs w:val="19"/>
+        </w:rPr>
+        <w:t xml:space="preserve">ERP is not only an accounting system: its value comes from linking every function through the same processes and data. </w:t>
       </w:r>
     </w:p>
     <w:tbl>
@@ -8189,7 +8461,7 @@
                 <w:sz w:val="16"/>
                 <w:szCs w:val="16"/>
               </w:rPr>
-              <w:t xml:space="preserve">purchasing   ·   re-typing   ·   production   ·   Because   ·   integrated</w:t>
+              <w:t xml:space="preserve">Managers   ·   purchasing   ·   re-typing   ·   Enterprise   ·   Because   ·   integrated   ·   instead</w:t>
             </w:r>
           </w:p>
         </w:tc>
@@ -8395,7 +8667,7 @@
                 <w:sz w:val="14"/>
                 <w:szCs w:val="14"/>
               </w:rPr>
-              <w:t xml:space="preserve">(5)</w:t>
+              <w:t xml:space="preserve">(7)</w:t>
             </w:r>
           </w:p>
         </w:tc>
@@ -8496,7 +8768,7 @@
                 <w:sz w:val="14"/>
                 <w:szCs w:val="14"/>
               </w:rPr>
-              <w:t xml:space="preserve">(6)</w:t>
+              <w:t xml:space="preserve">(8)</w:t>
             </w:r>
           </w:p>
         </w:tc>
@@ -8548,7 +8820,7 @@
                 <w:sz w:val="14"/>
                 <w:szCs w:val="14"/>
               </w:rPr>
-              <w:t xml:space="preserve">(7)</w:t>
+              <w:t xml:space="preserve">(9)</w:t>
             </w:r>
           </w:p>
         </w:tc>
@@ -8893,14 +9165,14 @@
                 <w:sz w:val="16"/>
                 <w:szCs w:val="16"/>
               </w:rPr>
-              <w:t xml:space="preserve">5  </w:t>
-            </w:r>
-            <w:r>
-              <w:rPr>
-                <w:sz w:val="16"/>
-                <w:szCs w:val="16"/>
-              </w:rPr>
-              <w:t xml:space="preserve">Managers see stock, orders and costs as they change</w:t>
+              <w:t xml:space="preserve">6  </w:t>
+            </w:r>
+            <w:r>
+              <w:rPr>
+                <w:sz w:val="16"/>
+                <w:szCs w:val="16"/>
+              </w:rPr>
+              <w:t xml:space="preserve">instead</w:t>
             </w:r>
           </w:p>
         </w:tc>
@@ -8961,14 +9233,14 @@
                 <w:sz w:val="16"/>
                 <w:szCs w:val="16"/>
               </w:rPr>
-              <w:t xml:space="preserve">6  </w:t>
-            </w:r>
-            <w:r>
-              <w:rPr>
-                <w:sz w:val="16"/>
-                <w:szCs w:val="16"/>
-              </w:rPr>
-              <w:t xml:space="preserve">Fewer reconciliations between departments</w:t>
+              <w:t xml:space="preserve">7  </w:t>
+            </w:r>
+            <w:r>
+              <w:rPr>
+                <w:sz w:val="16"/>
+                <w:szCs w:val="16"/>
+              </w:rPr>
+              <w:t xml:space="preserve">Managers see stock, orders and costs as they change</w:t>
             </w:r>
           </w:p>
         </w:tc>
@@ -9029,14 +9301,14 @@
                 <w:sz w:val="16"/>
                 <w:szCs w:val="16"/>
               </w:rPr>
-              <w:t xml:space="preserve">7  </w:t>
-            </w:r>
-            <w:r>
-              <w:rPr>
-                <w:sz w:val="16"/>
-                <w:szCs w:val="16"/>
-              </w:rPr>
-              <w:t xml:space="preserve">Standard processes and a full record of who did what</w:t>
+              <w:t xml:space="preserve">8  </w:t>
+            </w:r>
+            <w:r>
+              <w:rPr>
+                <w:sz w:val="16"/>
+                <w:szCs w:val="16"/>
+              </w:rPr>
+              <w:t xml:space="preserve">Fewer reconciliations between departments</w:t>
             </w:r>
           </w:p>
         </w:tc>
@@ -9072,6 +9344,74 @@
                 <w:szCs w:val="16"/>
               </w:rPr>
               <w:t xml:space="preserve">re-typing</w:t>
+            </w:r>
+          </w:p>
+        </w:tc>
+        <w:tc>
+          <w:tcPr>
+            <w:tcW w:type="pct" w:w="2500"/>
+            <w:tcMar>
+              <w:top w:type="dxa" w:w="20"/>
+              <w:left w:type="dxa" w:w="80"/>
+              <w:bottom w:type="dxa" w:w="20"/>
+              <w:right w:type="dxa" w:w="80"/>
+            </w:tcMar>
+          </w:tcPr>
+          <w:p>
+            <w:pPr>
+              <w:spacing w:before="12" w:after="12"/>
+            </w:pPr>
+            <w:r>
+              <w:rPr>
+                <w:b/>
+                <w:bCs/>
+                <w:color w:val="8186EF"/>
+                <w:sz w:val="16"/>
+                <w:szCs w:val="16"/>
+              </w:rPr>
+              <w:t xml:space="preserve">9  </w:t>
+            </w:r>
+            <w:r>
+              <w:rPr>
+                <w:sz w:val="16"/>
+                <w:szCs w:val="16"/>
+              </w:rPr>
+              <w:t xml:space="preserve">Standard processes and a full record of who did what</w:t>
+            </w:r>
+          </w:p>
+        </w:tc>
+      </w:tr>
+      <w:tr>
+        <w:tc>
+          <w:tcPr>
+            <w:tcW w:type="pct" w:w="2500"/>
+            <w:tcMar>
+              <w:top w:type="dxa" w:w="20"/>
+              <w:left w:type="dxa" w:w="80"/>
+              <w:bottom w:type="dxa" w:w="20"/>
+              <w:right w:type="dxa" w:w="80"/>
+            </w:tcMar>
+          </w:tcPr>
+          <w:p>
+            <w:pPr>
+              <w:spacing w:before="12" w:after="12"/>
+            </w:pPr>
+            <w:r>
+              <w:rPr>
+                <w:b/>
+                <w:bCs/>
+                <w:color w:val="8186EF"/>
+                <w:sz w:val="16"/>
+                <w:szCs w:val="16"/>
+              </w:rPr>
+              <w:t xml:space="preserve">5  </w:t>
+            </w:r>
+            <w:r>
+              <w:rPr>
+                <w:sz w:val="16"/>
+                <w:szCs w:val="16"/>
+              </w:rPr>
+              <w:t xml:space="preserve">Managers</w:t>
             </w:r>
           </w:p>
         </w:tc>
@@ -9137,7 +9477,7 @@
           <w:sz w:val="15"/>
           <w:szCs w:val="15"/>
         </w:rPr>
-        <w:t xml:space="preserve">Enterprise resource planning (ERP) is an integrated system in which sales, purchasing, production, inventory, accounting and human resources all work from one shared database. Because data is entered once, the copying and re-typing removed. Managers see stock, orders and costs as they change, and MRP runs on live data instead of last month's reports.</w:t>
+        <w:t xml:space="preserve">Enterprise resource planning (ERP) is an integrated system in which sales, purchasing, production, inventory, accounting and human resources all work from one shared database. Because data is entered once, the copying and re-typing removed. Managers see stock, orders and costs as they change, and MRP runs on live data instead of last month's reports. ERP is not only an accounting system: its value comes from linking every function through the same processes and data.</w:t>
       </w:r>
     </w:p>
     <w:p>
@@ -11608,7 +11948,7 @@
           <w:sz w:val="16"/>
           <w:szCs w:val="16"/>
         </w:rPr>
-        <w:t xml:space="preserve">      gaps 1–5</w:t>
+        <w:t xml:space="preserve">      gaps 1–7</w:t>
       </w:r>
     </w:p>
     <w:p>
@@ -11731,7 +12071,7 @@
           <w:sz w:val="19"/>
           <w:szCs w:val="19"/>
         </w:rPr>
-        <w:t xml:space="preserve">JIT: daily deliveries; average inventory $10,000; an extra </w:t>
+        <w:t xml:space="preserve">JIT: daily deliveries; average inventory $10,000; an extra delivery </w:t>
       </w:r>
       <w:r>
         <w:rPr>
@@ -11763,7 +12103,14 @@
           <w:sz w:val="19"/>
           <w:szCs w:val="19"/>
         </w:rPr>
-        <w:t xml:space="preserve"> charge of $24,000 and extra </w:t>
+        <w:t xml:space="preserve"> of $24,000 and extra handling of $6,000 a year. </w:t>
+      </w:r>
+      <w:r>
+        <w:rPr>
+          <w:sz w:val="19"/>
+          <w:szCs w:val="19"/>
+        </w:rPr>
+        <w:t xml:space="preserve"/>
       </w:r>
       <w:r>
         <w:rPr>
@@ -11795,14 +12142,85 @@
           <w:sz w:val="19"/>
           <w:szCs w:val="19"/>
         </w:rPr>
-        <w:t xml:space="preserve"> of $6,000 a year. </w:t>
-      </w:r>
-      <w:r>
-        <w:rPr>
-          <w:sz w:val="19"/>
-          <w:szCs w:val="19"/>
-        </w:rPr>
-        <w:t xml:space="preserve">Carrying cost: 20% of the average inventory a year. </w:t>
+        <w:t xml:space="preserve"> cost: 20% of the average inventory a year. </w:t>
+      </w:r>
+      <w:r>
+        <w:rPr>
+          <w:sz w:val="19"/>
+          <w:szCs w:val="19"/>
+        </w:rPr>
+        <w:t xml:space="preserve">The </w:t>
+      </w:r>
+      <w:r>
+        <w:rPr>
+          <w:b/>
+          <w:bCs/>
+          <w:color w:val="8186EF"/>
+          <w:sz w:val="15"/>
+          <w:szCs w:val="15"/>
+        </w:rPr>
+        <w:t xml:space="preserve"> (6) </w:t>
+      </w:r>
+      <w:r>
+        <w:rPr>
+          <w:u w:val="single"/>
+          <w:sz w:val="19"/>
+          <w:szCs w:val="19"/>
+        </w:rPr>
+        <w:t xml:space="preserve">           </w:t>
+      </w:r>
+      <w:r>
+        <w:rPr>
+          <w:sz w:val="19"/>
+          <w:szCs w:val="19"/>
+        </w:rPr>
+        <w:t xml:space="preserve"> </w:t>
+      </w:r>
+      <w:r>
+        <w:rPr>
+          <w:sz w:val="19"/>
+          <w:szCs w:val="19"/>
+        </w:rPr>
+        <w:t xml:space="preserve"> cost falls from $62,000 to $33,000, a </w:t>
+      </w:r>
+      <w:r>
+        <w:rPr>
+          <w:b/>
+          <w:bCs/>
+          <w:color w:val="8186EF"/>
+          <w:sz w:val="15"/>
+          <w:szCs w:val="15"/>
+        </w:rPr>
+        <w:t xml:space="preserve"> (7) </w:t>
+      </w:r>
+      <w:r>
+        <w:rPr>
+          <w:u w:val="single"/>
+          <w:sz w:val="19"/>
+          <w:szCs w:val="19"/>
+        </w:rPr>
+        <w:t xml:space="preserve">           </w:t>
+      </w:r>
+      <w:r>
+        <w:rPr>
+          <w:sz w:val="19"/>
+          <w:szCs w:val="19"/>
+        </w:rPr>
+        <w:t xml:space="preserve"> </w:t>
+      </w:r>
+      <w:r>
+        <w:rPr>
+          <w:sz w:val="19"/>
+          <w:szCs w:val="19"/>
+        </w:rPr>
+        <w:t xml:space="preserve"> of $29,000 after the extra delivery and handling costs. </w:t>
+      </w:r>
+      <w:r>
+        <w:rPr>
+          <w:sz w:val="19"/>
+          <w:szCs w:val="19"/>
+        </w:rPr>
+        <w:t xml:space="preserve">The lower inventory also releases $110,000 of cash once. </w:t>
       </w:r>
     </w:p>
     <w:tbl>
@@ -11860,7 +12278,7 @@
                 <w:sz w:val="16"/>
                 <w:szCs w:val="16"/>
               </w:rPr>
-              <w:t xml:space="preserve">financial   ·   rented   ·   supply   ·   delivery   ·   handling   ·   measures</w:t>
+              <w:t xml:space="preserve">financial   ·   Carrying   ·   supply   ·   rented   ·   saving   ·   yearly   ·   charge   ·   handling</w:t>
             </w:r>
           </w:p>
         </w:tc>
@@ -12167,7 +12585,7 @@
                 <w:sz w:val="14"/>
                 <w:szCs w:val="14"/>
               </w:rPr>
-              <w:t xml:space="preserve">(6)</w:t>
+              <w:t xml:space="preserve">(8)</w:t>
             </w:r>
           </w:p>
         </w:tc>
@@ -12387,7 +12805,7 @@
                 <w:sz w:val="14"/>
                 <w:szCs w:val="14"/>
               </w:rPr>
-              <w:t xml:space="preserve">(7)</w:t>
+              <w:t xml:space="preserve">(9)</w:t>
             </w:r>
           </w:p>
         </w:tc>
@@ -12464,7 +12882,7 @@
                 <w:sz w:val="14"/>
                 <w:szCs w:val="14"/>
               </w:rPr>
-              <w:t xml:space="preserve">(8)</w:t>
+              <w:t xml:space="preserve">(10)</w:t>
             </w:r>
           </w:p>
         </w:tc>
@@ -12539,7 +12957,7 @@
                 <w:sz w:val="14"/>
                 <w:szCs w:val="14"/>
               </w:rPr>
-              <w:t xml:space="preserve">(9)</w:t>
+              <w:t xml:space="preserve">(11)</w:t>
             </w:r>
           </w:p>
         </w:tc>
@@ -12616,7 +13034,7 @@
                 <w:sz w:val="14"/>
                 <w:szCs w:val="14"/>
               </w:rPr>
-              <w:t xml:space="preserve">(10)</w:t>
+              <w:t xml:space="preserve">(12)</w:t>
             </w:r>
           </w:p>
         </w:tc>
@@ -12751,7 +13169,7 @@
           <w:sz w:val="16"/>
           <w:szCs w:val="16"/>
         </w:rPr>
-        <w:t xml:space="preserve">      gaps 11–13</w:t>
+        <w:t xml:space="preserve">      gaps 13–15</w:t>
       </w:r>
     </w:p>
     <w:p>
@@ -12774,7 +13192,7 @@
           <w:sz w:val="15"/>
           <w:szCs w:val="15"/>
         </w:rPr>
-        <w:t xml:space="preserve"> (11) </w:t>
+        <w:t xml:space="preserve"> (13) </w:t>
       </w:r>
       <w:r>
         <w:rPr>
@@ -12806,7 +13224,7 @@
           <w:sz w:val="15"/>
           <w:szCs w:val="15"/>
         </w:rPr>
-        <w:t xml:space="preserve"> (12) </w:t>
+        <w:t xml:space="preserve"> (14) </w:t>
       </w:r>
       <w:r>
         <w:rPr>
@@ -12845,7 +13263,7 @@
           <w:sz w:val="15"/>
           <w:szCs w:val="15"/>
         </w:rPr>
-        <w:t xml:space="preserve"> (13) </w:t>
+        <w:t xml:space="preserve"> (15) </w:t>
       </w:r>
       <w:r>
         <w:rPr>
@@ -12925,7 +13343,7 @@
                 <w:sz w:val="16"/>
                 <w:szCs w:val="16"/>
               </w:rPr>
-              <w:t xml:space="preserve">difference   ·   delivering   ·   depends   ·   breakdowns</w:t>
+              <w:t xml:space="preserve">delivery   ·   delivering   ·   depends   ·   breakdowns</w:t>
             </w:r>
           </w:p>
         </w:tc>
@@ -12999,7 +13417,7 @@
           <w:sz w:val="16"/>
           <w:szCs w:val="16"/>
         </w:rPr>
-        <w:t xml:space="preserve">      gaps 14–15</w:t>
+        <w:t xml:space="preserve">      gaps 16–17</w:t>
       </w:r>
     </w:p>
     <w:p>
@@ -13029,7 +13447,7 @@
           <w:sz w:val="15"/>
           <w:szCs w:val="15"/>
         </w:rPr>
-        <w:t xml:space="preserve"> (14) </w:t>
+        <w:t xml:space="preserve"> (16) </w:t>
       </w:r>
       <w:r>
         <w:rPr>
@@ -13061,7 +13479,7 @@
           <w:sz w:val="15"/>
           <w:szCs w:val="15"/>
         </w:rPr>
-        <w:t xml:space="preserve"> (15) </w:t>
+        <w:t xml:space="preserve"> (17) </w:t>
       </w:r>
       <w:r>
         <w:rPr>
@@ -13141,7 +13559,7 @@
                 <w:sz w:val="16"/>
                 <w:szCs w:val="16"/>
               </w:rPr>
-              <w:t xml:space="preserve">carrying-cost   ·   Yearly   ·   released</w:t>
+              <w:t xml:space="preserve">handling   ·   Yearly   ·   released</w:t>
             </w:r>
           </w:p>
         </w:tc>
@@ -13227,7 +13645,7 @@
           <w:sz w:val="16"/>
           <w:szCs w:val="16"/>
         </w:rPr>
-        <w:t xml:space="preserve">      gaps 16–18</w:t>
+        <w:t xml:space="preserve">      gaps 18–20</w:t>
       </w:r>
     </w:p>
     <w:p>
@@ -13250,7 +13668,7 @@
           <w:sz w:val="15"/>
           <w:szCs w:val="15"/>
         </w:rPr>
-        <w:t xml:space="preserve"> (16) </w:t>
+        <w:t xml:space="preserve"> (18) </w:t>
       </w:r>
       <w:r>
         <w:rPr>
@@ -13282,7 +13700,7 @@
           <w:sz w:val="15"/>
           <w:szCs w:val="15"/>
         </w:rPr>
-        <w:t xml:space="preserve"> (17) </w:t>
+        <w:t xml:space="preserve"> (19) </w:t>
       </w:r>
       <w:r>
         <w:rPr>
@@ -13321,7 +13739,7 @@
           <w:sz w:val="15"/>
           <w:szCs w:val="15"/>
         </w:rPr>
-        <w:t xml:space="preserve"> (18) </w:t>
+        <w:t xml:space="preserve"> (20) </w:t>
       </w:r>
       <w:r>
         <w:rPr>
@@ -13401,7 +13819,7 @@
                 <w:sz w:val="16"/>
                 <w:szCs w:val="16"/>
               </w:rPr>
-              <w:t xml:space="preserve">system   ·   financial   ·   difference   ·   carrying-cost</w:t>
+              <w:t xml:space="preserve">system   ·   breakdowns   ·   difference   ·   carrying-cost</w:t>
             </w:r>
           </w:p>
         </w:tc>
@@ -13633,7 +14051,7 @@
                 <w:sz w:val="14"/>
                 <w:szCs w:val="14"/>
               </w:rPr>
-              <w:t xml:space="preserve">(19)</w:t>
+              <w:t xml:space="preserve">(21)</w:t>
             </w:r>
           </w:p>
         </w:tc>
@@ -13685,7 +14103,7 @@
                 <w:sz w:val="14"/>
                 <w:szCs w:val="14"/>
               </w:rPr>
-              <w:t xml:space="preserve">(20)</w:t>
+              <w:t xml:space="preserve">(22)</w:t>
             </w:r>
           </w:p>
         </w:tc>
@@ -13738,7 +14156,7 @@
                 <w:sz w:val="14"/>
                 <w:szCs w:val="14"/>
               </w:rPr>
-              <w:t xml:space="preserve">(21)</w:t>
+              <w:t xml:space="preserve">(23)</w:t>
             </w:r>
           </w:p>
         </w:tc>
@@ -13888,7 +14306,7 @@
                 <w:sz w:val="14"/>
                 <w:szCs w:val="14"/>
               </w:rPr>
-              <w:t xml:space="preserve">(22)</w:t>
+              <w:t xml:space="preserve">(24)</w:t>
             </w:r>
           </w:p>
         </w:tc>
@@ -14180,7 +14598,7 @@
                 <w:sz w:val="14"/>
                 <w:szCs w:val="14"/>
               </w:rPr>
-              <w:t xml:space="preserve">(23)</w:t>
+              <w:t xml:space="preserve">(25)</w:t>
             </w:r>
           </w:p>
         </w:tc>
@@ -14911,14 +15329,14 @@
                 <w:sz w:val="16"/>
                 <w:szCs w:val="16"/>
               </w:rPr>
-              <w:t xml:space="preserve">15  </w:t>
-            </w:r>
-            <w:r>
-              <w:rPr>
-                <w:sz w:val="16"/>
-                <w:szCs w:val="16"/>
-              </w:rPr>
-              <w:t xml:space="preserve">released</w:t>
+              <w:t xml:space="preserve">16  </w:t>
+            </w:r>
+            <w:r>
+              <w:rPr>
+                <w:sz w:val="16"/>
+                <w:szCs w:val="16"/>
+              </w:rPr>
+              <w:t xml:space="preserve">Yearly</w:t>
             </w:r>
           </w:p>
         </w:tc>
@@ -14979,14 +15397,14 @@
                 <w:sz w:val="16"/>
                 <w:szCs w:val="16"/>
               </w:rPr>
-              <w:t xml:space="preserve">16  </w:t>
-            </w:r>
-            <w:r>
-              <w:rPr>
-                <w:sz w:val="16"/>
-                <w:szCs w:val="16"/>
-              </w:rPr>
-              <w:t xml:space="preserve">carrying-cost</w:t>
+              <w:t xml:space="preserve">17  </w:t>
+            </w:r>
+            <w:r>
+              <w:rPr>
+                <w:sz w:val="16"/>
+                <w:szCs w:val="16"/>
+              </w:rPr>
+              <w:t xml:space="preserve">released</w:t>
             </w:r>
           </w:p>
         </w:tc>
@@ -15047,14 +15465,14 @@
                 <w:sz w:val="16"/>
                 <w:szCs w:val="16"/>
               </w:rPr>
-              <w:t xml:space="preserve">17  </w:t>
-            </w:r>
-            <w:r>
-              <w:rPr>
-                <w:sz w:val="16"/>
-                <w:szCs w:val="16"/>
-              </w:rPr>
-              <w:t xml:space="preserve">system</w:t>
+              <w:t xml:space="preserve">18  </w:t>
+            </w:r>
+            <w:r>
+              <w:rPr>
+                <w:sz w:val="16"/>
+                <w:szCs w:val="16"/>
+              </w:rPr>
+              <w:t xml:space="preserve">carrying-cost</w:t>
             </w:r>
           </w:p>
         </w:tc>
@@ -15089,7 +15507,7 @@
                 <w:sz w:val="16"/>
                 <w:szCs w:val="16"/>
               </w:rPr>
-              <w:t xml:space="preserve">delivery</w:t>
+              <w:t xml:space="preserve">charge</w:t>
             </w:r>
           </w:p>
         </w:tc>
@@ -15115,14 +15533,14 @@
                 <w:sz w:val="16"/>
                 <w:szCs w:val="16"/>
               </w:rPr>
-              <w:t xml:space="preserve">18  </w:t>
-            </w:r>
-            <w:r>
-              <w:rPr>
-                <w:sz w:val="16"/>
-                <w:szCs w:val="16"/>
-              </w:rPr>
-              <w:t xml:space="preserve">difference</w:t>
+              <w:t xml:space="preserve">19  </w:t>
+            </w:r>
+            <w:r>
+              <w:rPr>
+                <w:sz w:val="16"/>
+                <w:szCs w:val="16"/>
+              </w:rPr>
+              <w:t xml:space="preserve">system</w:t>
             </w:r>
           </w:p>
         </w:tc>
@@ -15157,7 +15575,7 @@
                 <w:sz w:val="16"/>
                 <w:szCs w:val="16"/>
               </w:rPr>
-              <w:t xml:space="preserve">handling</w:t>
+              <w:t xml:space="preserve">Carrying</w:t>
             </w:r>
           </w:p>
         </w:tc>
@@ -15183,14 +15601,14 @@
                 <w:sz w:val="16"/>
                 <w:szCs w:val="16"/>
               </w:rPr>
-              <w:t xml:space="preserve">19  </w:t>
-            </w:r>
-            <w:r>
-              <w:rPr>
-                <w:sz w:val="16"/>
-                <w:szCs w:val="16"/>
-              </w:rPr>
-              <w:t xml:space="preserve">Variable overhead</w:t>
+              <w:t xml:space="preserve">20  </w:t>
+            </w:r>
+            <w:r>
+              <w:rPr>
+                <w:sz w:val="16"/>
+                <w:szCs w:val="16"/>
+              </w:rPr>
+              <w:t xml:space="preserve">difference</w:t>
             </w:r>
           </w:p>
         </w:tc>
@@ -15225,7 +15643,7 @@
                 <w:sz w:val="16"/>
                 <w:szCs w:val="16"/>
               </w:rPr>
-              <w:t xml:space="preserve">Rent of the bottle store</w:t>
+              <w:t xml:space="preserve">yearly</w:t>
             </w:r>
           </w:p>
         </w:tc>
@@ -15251,14 +15669,14 @@
                 <w:sz w:val="16"/>
                 <w:szCs w:val="16"/>
               </w:rPr>
-              <w:t xml:space="preserve">20  </w:t>
-            </w:r>
-            <w:r>
-              <w:rPr>
-                <w:sz w:val="16"/>
-                <w:szCs w:val="16"/>
-              </w:rPr>
-              <w:t xml:space="preserve">Depreciation of the bottling line (no resale value)</w:t>
+              <w:t xml:space="preserve">21  </w:t>
+            </w:r>
+            <w:r>
+              <w:rPr>
+                <w:sz w:val="16"/>
+                <w:szCs w:val="16"/>
+              </w:rPr>
+              <w:t xml:space="preserve">Variable overhead</w:t>
             </w:r>
           </w:p>
         </w:tc>
@@ -15293,7 +15711,7 @@
                 <w:sz w:val="16"/>
                 <w:szCs w:val="16"/>
               </w:rPr>
-              <w:t xml:space="preserve">Extra receiving and handling</w:t>
+              <w:t xml:space="preserve">saving</w:t>
             </w:r>
           </w:p>
         </w:tc>
@@ -15319,14 +15737,14 @@
                 <w:sz w:val="16"/>
                 <w:szCs w:val="16"/>
               </w:rPr>
-              <w:t xml:space="preserve">21  </w:t>
-            </w:r>
-            <w:r>
-              <w:rPr>
-                <w:sz w:val="16"/>
-                <w:szCs w:val="16"/>
-              </w:rPr>
-              <w:t xml:space="preserve">Allocated plant overhead</w:t>
+              <w:t xml:space="preserve">22  </w:t>
+            </w:r>
+            <w:r>
+              <w:rPr>
+                <w:sz w:val="16"/>
+                <w:szCs w:val="16"/>
+              </w:rPr>
+              <w:t xml:space="preserve">Depreciation of the bottling line (no resale value)</w:t>
             </w:r>
           </w:p>
         </w:tc>
@@ -15361,7 +15779,7 @@
                 <w:sz w:val="16"/>
                 <w:szCs w:val="16"/>
               </w:rPr>
-              <w:t xml:space="preserve">Yearly cost</w:t>
+              <w:t xml:space="preserve">Rent of the bottle store</w:t>
             </w:r>
           </w:p>
         </w:tc>
@@ -15387,14 +15805,14 @@
                 <w:sz w:val="16"/>
                 <w:szCs w:val="16"/>
               </w:rPr>
-              <w:t xml:space="preserve">22  </w:t>
-            </w:r>
-            <w:r>
-              <w:rPr>
-                <w:sz w:val="16"/>
-                <w:szCs w:val="16"/>
-              </w:rPr>
-              <w:t xml:space="preserve">Liters bottled per year</w:t>
+              <w:t xml:space="preserve">23  </w:t>
+            </w:r>
+            <w:r>
+              <w:rPr>
+                <w:sz w:val="16"/>
+                <w:szCs w:val="16"/>
+              </w:rPr>
+              <w:t xml:space="preserve">Allocated plant overhead</w:t>
             </w:r>
           </w:p>
         </w:tc>
@@ -15429,7 +15847,7 @@
                 <w:sz w:val="16"/>
                 <w:szCs w:val="16"/>
               </w:rPr>
-              <w:t xml:space="preserve">Yearly saving</w:t>
+              <w:t xml:space="preserve">Extra receiving and handling</w:t>
             </w:r>
           </w:p>
         </w:tc>
@@ -15455,14 +15873,14 @@
                 <w:sz w:val="16"/>
                 <w:szCs w:val="16"/>
               </w:rPr>
-              <w:t xml:space="preserve">23  </w:t>
-            </w:r>
-            <w:r>
-              <w:rPr>
-                <w:sz w:val="16"/>
-                <w:szCs w:val="16"/>
-              </w:rPr>
-              <w:t xml:space="preserve">20,000 cases × 12 = 240,000</w:t>
+              <w:t xml:space="preserve">24  </w:t>
+            </w:r>
+            <w:r>
+              <w:rPr>
+                <w:sz w:val="16"/>
+                <w:szCs w:val="16"/>
+              </w:rPr>
+              <w:t xml:space="preserve">Liters bottled per year</w:t>
             </w:r>
           </w:p>
         </w:tc>
@@ -15497,7 +15915,7 @@
                 <w:sz w:val="16"/>
                 <w:szCs w:val="16"/>
               </w:rPr>
-              <w:t xml:space="preserve">Cash released once from lower inventory</w:t>
+              <w:t xml:space="preserve">Yearly cost</w:t>
             </w:r>
           </w:p>
         </w:tc>
@@ -15523,14 +15941,14 @@
                 <w:sz w:val="16"/>
                 <w:szCs w:val="16"/>
               </w:rPr>
-              <w:t xml:space="preserve">24  </w:t>
-            </w:r>
-            <w:r>
-              <w:rPr>
-                <w:sz w:val="16"/>
-                <w:szCs w:val="16"/>
-              </w:rPr>
-              <w:t xml:space="preserve">Bottles and caps</w:t>
+              <w:t xml:space="preserve">25  </w:t>
+            </w:r>
+            <w:r>
+              <w:rPr>
+                <w:sz w:val="16"/>
+                <w:szCs w:val="16"/>
+              </w:rPr>
+              <w:t xml:space="preserve">20,000 cases × 12 = 240,000</w:t>
             </w:r>
           </w:p>
         </w:tc>
@@ -15565,7 +15983,7 @@
                 <w:sz w:val="16"/>
                 <w:szCs w:val="16"/>
               </w:rPr>
-              <w:t xml:space="preserve">depends</w:t>
+              <w:t xml:space="preserve">Yearly saving</w:t>
             </w:r>
           </w:p>
         </w:tc>
@@ -15591,14 +16009,14 @@
                 <w:sz w:val="16"/>
                 <w:szCs w:val="16"/>
               </w:rPr>
-              <w:t xml:space="preserve">25  </w:t>
-            </w:r>
-            <w:r>
-              <w:rPr>
-                <w:sz w:val="16"/>
-                <w:szCs w:val="16"/>
-              </w:rPr>
-              <w:t xml:space="preserve">Variable overhead</w:t>
+              <w:t xml:space="preserve">26  </w:t>
+            </w:r>
+            <w:r>
+              <w:rPr>
+                <w:sz w:val="16"/>
+                <w:szCs w:val="16"/>
+              </w:rPr>
+              <w:t xml:space="preserve">Bottles and caps</w:t>
             </w:r>
           </w:p>
         </w:tc>
@@ -15633,7 +16051,7 @@
                 <w:sz w:val="16"/>
                 <w:szCs w:val="16"/>
               </w:rPr>
-              <w:t xml:space="preserve">delivering</w:t>
+              <w:t xml:space="preserve">Cash released once from lower inventory</w:t>
             </w:r>
           </w:p>
         </w:tc>
@@ -15659,14 +16077,14 @@
                 <w:sz w:val="16"/>
                 <w:szCs w:val="16"/>
               </w:rPr>
-              <w:t xml:space="preserve">26  </w:t>
-            </w:r>
-            <w:r>
-              <w:rPr>
-                <w:sz w:val="16"/>
-                <w:szCs w:val="16"/>
-              </w:rPr>
-              <w:t xml:space="preserve">Allocated plant overhead</w:t>
+              <w:t xml:space="preserve">27  </w:t>
+            </w:r>
+            <w:r>
+              <w:rPr>
+                <w:sz w:val="16"/>
+                <w:szCs w:val="16"/>
+              </w:rPr>
+              <w:t xml:space="preserve">Variable overhead</w:t>
             </w:r>
           </w:p>
         </w:tc>
@@ -15701,7 +16119,7 @@
                 <w:sz w:val="16"/>
                 <w:szCs w:val="16"/>
               </w:rPr>
-              <w:t xml:space="preserve">breakdowns</w:t>
+              <w:t xml:space="preserve">depends</w:t>
             </w:r>
           </w:p>
         </w:tc>
@@ -15727,14 +16145,14 @@
                 <w:sz w:val="16"/>
                 <w:szCs w:val="16"/>
               </w:rPr>
-              <w:t xml:space="preserve">27  </w:t>
-            </w:r>
-            <w:r>
-              <w:rPr>
-                <w:sz w:val="16"/>
-                <w:szCs w:val="16"/>
-              </w:rPr>
-              <w:t xml:space="preserve">just-in-time (JIT)</w:t>
+              <w:t xml:space="preserve">28  </w:t>
+            </w:r>
+            <w:r>
+              <w:rPr>
+                <w:sz w:val="16"/>
+                <w:szCs w:val="16"/>
+              </w:rPr>
+              <w:t xml:space="preserve">Allocated plant overhead</w:t>
             </w:r>
           </w:p>
         </w:tc>
@@ -15769,7 +16187,7 @@
                 <w:sz w:val="16"/>
                 <w:szCs w:val="16"/>
               </w:rPr>
-              <w:t xml:space="preserve">Yearly</w:t>
+              <w:t xml:space="preserve">delivering</w:t>
             </w:r>
           </w:p>
         </w:tc>
@@ -15795,7 +16213,75 @@
                 <w:sz w:val="16"/>
                 <w:szCs w:val="16"/>
               </w:rPr>
-              <w:t xml:space="preserve">28  </w:t>
+              <w:t xml:space="preserve">29  </w:t>
+            </w:r>
+            <w:r>
+              <w:rPr>
+                <w:sz w:val="16"/>
+                <w:szCs w:val="16"/>
+              </w:rPr>
+              <w:t xml:space="preserve">just-in-time (JIT)</w:t>
+            </w:r>
+          </w:p>
+        </w:tc>
+      </w:tr>
+      <w:tr>
+        <w:tc>
+          <w:tcPr>
+            <w:tcW w:type="pct" w:w="2500"/>
+            <w:tcMar>
+              <w:top w:type="dxa" w:w="20"/>
+              <w:left w:type="dxa" w:w="80"/>
+              <w:bottom w:type="dxa" w:w="20"/>
+              <w:right w:type="dxa" w:w="80"/>
+            </w:tcMar>
+          </w:tcPr>
+          <w:p>
+            <w:pPr>
+              <w:spacing w:before="12" w:after="12"/>
+            </w:pPr>
+            <w:r>
+              <w:rPr>
+                <w:b/>
+                <w:bCs/>
+                <w:color w:val="8186EF"/>
+                <w:sz w:val="16"/>
+                <w:szCs w:val="16"/>
+              </w:rPr>
+              <w:t xml:space="preserve">15  </w:t>
+            </w:r>
+            <w:r>
+              <w:rPr>
+                <w:sz w:val="16"/>
+                <w:szCs w:val="16"/>
+              </w:rPr>
+              <w:t xml:space="preserve">breakdowns</w:t>
+            </w:r>
+          </w:p>
+        </w:tc>
+        <w:tc>
+          <w:tcPr>
+            <w:tcW w:type="pct" w:w="2500"/>
+            <w:tcMar>
+              <w:top w:type="dxa" w:w="20"/>
+              <w:left w:type="dxa" w:w="80"/>
+              <w:bottom w:type="dxa" w:w="20"/>
+              <w:right w:type="dxa" w:w="80"/>
+            </w:tcMar>
+          </w:tcPr>
+          <w:p>
+            <w:pPr>
+              <w:spacing w:before="12" w:after="12"/>
+            </w:pPr>
+            <w:r>
+              <w:rPr>
+                <w:b/>
+                <w:bCs/>
+                <w:color w:val="8186EF"/>
+                <w:sz w:val="16"/>
+                <w:szCs w:val="16"/>
+              </w:rPr>
+              <w:t xml:space="preserve">30  </w:t>
             </w:r>
             <w:r>
               <w:rPr>
@@ -15845,7 +16331,7 @@
           <w:sz w:val="15"/>
           <w:szCs w:val="15"/>
         </w:rPr>
-        <w:t xml:space="preserve">This example measures the financial impact of moving bottle supply from monthly to daily deliveries. Now: monthly deliveries; average bottle inventory $120,000; a rented store at $30,000 a year. JIT: daily deliveries; average inventory $10,000; an extra delivery charge of $24,000 and extra handling of $6,000 a year. Carrying cost: 20% of the average inventory a year.</w:t>
+        <w:t xml:space="preserve">This example measures the financial impact of moving bottle supply from monthly to daily deliveries. Now: monthly deliveries; average bottle inventory $120,000; a rented store at $30,000 a year. JIT: daily deliveries; average inventory $10,000; an extra delivery charge of $24,000 and extra handling of $6,000 a year. Carrying cost: 20% of the average inventory a year. The yearly cost falls from $62,000 to $33,000, a saving of $29,000 after the extra delivery and handling costs. The lower inventory also releases $110,000 of cash once.</w:t>
       </w:r>
     </w:p>
     <w:p>

--- a/CMA_Summaries_B2_Ch17.docx
+++ b/CMA_Summaries_B2_Ch17.docx
@@ -3224,6 +3224,142 @@
       </w:tr>
     </w:tbl>
     <w:p/>
+    <w:p>
+      <w:pPr>
+        <w:spacing w:before="44" w:after="10"/>
+      </w:pPr>
+      <w:r>
+        <w:rPr>
+          <w:b/>
+          <w:bCs/>
+          <w:color w:val="353A7C"/>
+          <w:sz w:val="18"/>
+          <w:szCs w:val="18"/>
+        </w:rPr>
+        <w:t xml:space="preserve">The words this section uses</w:t>
+      </w:r>
+    </w:p>
+    <w:p>
+      <w:pPr>
+        <w:spacing w:before="0" w:after="12"/>
+      </w:pPr>
+      <w:r>
+        <w:rPr>
+          <w:color w:val="6B7280"/>
+          <w:sz w:val="15"/>
+          <w:szCs w:val="15"/>
+        </w:rPr>
+        <w:t xml:space="preserve">Each term sits against what it means.</w:t>
+      </w:r>
+    </w:p>
+    <w:p>
+      <w:pPr>
+        <w:spacing w:after="40" w:before="90"/>
+        <w:jc w:val="center"/>
+      </w:pPr>
+      <w:r>
+        <w:drawing>
+          <wp:inline distT="0" distB="0" distL="0" distR="0">
+            <wp:extent cx="5734050" cy="2912300"/>
+            <wp:effectExtent t="0" r="0" b="0" l="0"/>
+            <wp:docPr id="1" name="" descr="" title=""/>
+            <wp:cNvGraphicFramePr>
+              <a:graphicFrameLocks xmlns:a="http://schemas.openxmlformats.org/drawingml/2006/main" noChangeAspect="1"/>
+            </wp:cNvGraphicFramePr>
+            <a:graphic xmlns:a="http://schemas.openxmlformats.org/drawingml/2006/main">
+              <a:graphicData uri="http://schemas.openxmlformats.org/drawingml/2006/picture">
+                <pic:pic xmlns:pic="http://schemas.openxmlformats.org/drawingml/2006/picture">
+                  <pic:nvPicPr>
+                    <pic:cNvPr id="0" name="" descr=""/>
+                    <pic:cNvPicPr>
+                      <a:picLocks noChangeAspect="1" noChangeArrowheads="1"/>
+                    </pic:cNvPicPr>
+                  </pic:nvPicPr>
+                  <pic:blipFill>
+                    <a:blip r:embed="rId102" cstate="none"/>
+                    <a:srcRect/>
+                    <a:stretch>
+                      <a:fillRect/>
+                    </a:stretch>
+                  </pic:blipFill>
+                  <pic:spPr bwMode="auto">
+                    <a:xfrm>
+                      <a:off x="0" y="0"/>
+                      <a:ext cx="5734050" cy="2912300"/>
+                    </a:xfrm>
+                    <a:prstGeom prst="rect">
+                      <a:avLst/>
+                    </a:prstGeom>
+                  </pic:spPr>
+                </pic:pic>
+              </a:graphicData>
+            </a:graphic>
+          </wp:inline>
+        </w:drawing>
+      </w:r>
+    </w:p>
+    <w:tbl>
+      <w:tblPr>
+        <w:tblW w:type="pct" w:w="100%"/>
+        <w:tblLayout w:type="fixed"/>
+        <w:tblBorders>
+          <w:top w:val="single" w:color="FBFAF6" w:sz="4"/>
+          <w:left w:val="single" w:color="FBFAF6" w:sz="4"/>
+          <w:bottom w:val="single" w:color="FBFAF6" w:sz="4"/>
+          <w:right w:val="single" w:color="FBFAF6" w:sz="4"/>
+          <w:insideH w:val="single" w:color="FBFAF6" w:sz="4"/>
+          <w:insideV w:val="single" w:color="FBFAF6" w:sz="4"/>
+        </w:tblBorders>
+      </w:tblPr>
+      <w:tblGrid>
+        <w:gridCol w:w="9600"/>
+      </w:tblGrid>
+      <w:tr>
+        <w:tc>
+          <w:tcPr>
+            <w:tcW w:type="pct" w:w="5000"/>
+            <w:shd w:fill="FBFAF6" w:val="clear"/>
+            <w:tcMar>
+              <w:top w:type="dxa" w:w="40"/>
+              <w:left w:type="dxa" w:w="100"/>
+              <w:bottom w:type="dxa" w:w="40"/>
+              <w:right w:type="dxa" w:w="100"/>
+            </w:tcMar>
+          </w:tcPr>
+          <w:p>
+            <w:pPr>
+              <w:spacing w:before="18" w:after="6"/>
+            </w:pPr>
+            <w:r>
+              <w:rPr>
+                <w:b/>
+                <w:bCs/>
+                <w:color w:val="6B7280"/>
+                <w:sz w:val="14"/>
+                <w:szCs w:val="14"/>
+              </w:rPr>
+              <w:t xml:space="preserve">word list</w:t>
+            </w:r>
+          </w:p>
+          <w:p>
+            <w:pPr>
+              <w:spacing w:before="0" w:after="18"/>
+            </w:pPr>
+            <w:r>
+              <w:rPr>
+                <w:b/>
+                <w:bCs/>
+                <w:color w:val="353A7C"/>
+                <w:sz w:val="16"/>
+                <w:szCs w:val="16"/>
+              </w:rPr>
+              <w:t xml:space="preserve">lean resource management   ·   5S (sort, set, shine, standardize, sustain)   ·   Error-proofing</w:t>
+            </w:r>
+          </w:p>
+        </w:tc>
+      </w:tr>
+    </w:tbl>
+    <w:p/>
     <w:tbl>
       <w:tblPr>
         <w:tblW w:type="pct" w:w="100%"/>
@@ -3552,14 +3688,14 @@
                 <w:sz w:val="16"/>
                 <w:szCs w:val="16"/>
               </w:rPr>
-              <w:t xml:space="preserve">11  </w:t>
-            </w:r>
-            <w:r>
-              <w:rPr>
-                <w:sz w:val="16"/>
-                <w:szCs w:val="16"/>
-              </w:rPr>
-              <w:t xml:space="preserve">Smaller batches, less waiting</w:t>
+              <w:t xml:space="preserve">12  </w:t>
+            </w:r>
+            <w:r>
+              <w:rPr>
+                <w:sz w:val="16"/>
+                <w:szCs w:val="16"/>
+              </w:rPr>
+              <w:t xml:space="preserve">Devices that stop mistakes</w:t>
             </w:r>
           </w:p>
         </w:tc>
@@ -3620,14 +3756,14 @@
                 <w:sz w:val="16"/>
                 <w:szCs w:val="16"/>
               </w:rPr>
-              <w:t xml:space="preserve">12  </w:t>
-            </w:r>
-            <w:r>
-              <w:rPr>
-                <w:sz w:val="16"/>
-                <w:szCs w:val="16"/>
-              </w:rPr>
-              <w:t xml:space="preserve">Devices that stop mistakes</w:t>
+              <w:t xml:space="preserve">13  </w:t>
+            </w:r>
+            <w:r>
+              <w:rPr>
+                <w:sz w:val="16"/>
+                <w:szCs w:val="16"/>
+              </w:rPr>
+              <w:t xml:space="preserve">Shows where waste is</w:t>
             </w:r>
           </w:p>
         </w:tc>
@@ -3688,14 +3824,14 @@
                 <w:sz w:val="16"/>
                 <w:szCs w:val="16"/>
               </w:rPr>
-              <w:t xml:space="preserve">13  </w:t>
-            </w:r>
-            <w:r>
-              <w:rPr>
-                <w:sz w:val="16"/>
-                <w:szCs w:val="16"/>
-              </w:rPr>
-              <w:t xml:space="preserve">Shows where waste is</w:t>
+              <w:t xml:space="preserve">14  </w:t>
+            </w:r>
+            <w:r>
+              <w:rPr>
+                <w:sz w:val="16"/>
+                <w:szCs w:val="16"/>
+              </w:rPr>
+              <w:t xml:space="preserve">operational</w:t>
             </w:r>
           </w:p>
         </w:tc>
@@ -3756,14 +3892,14 @@
                 <w:sz w:val="16"/>
                 <w:szCs w:val="16"/>
               </w:rPr>
-              <w:t xml:space="preserve">14  </w:t>
-            </w:r>
-            <w:r>
-              <w:rPr>
-                <w:sz w:val="16"/>
-                <w:szCs w:val="16"/>
-              </w:rPr>
-              <w:t xml:space="preserve">operational</w:t>
+              <w:t xml:space="preserve">15  </w:t>
+            </w:r>
+            <w:r>
+              <w:rPr>
+                <w:sz w:val="16"/>
+                <w:szCs w:val="16"/>
+              </w:rPr>
+              <w:t xml:space="preserve">inventory</w:t>
             </w:r>
           </w:p>
         </w:tc>
@@ -3824,14 +3960,14 @@
                 <w:sz w:val="16"/>
                 <w:szCs w:val="16"/>
               </w:rPr>
-              <w:t xml:space="preserve">15  </w:t>
-            </w:r>
-            <w:r>
-              <w:rPr>
-                <w:sz w:val="16"/>
-                <w:szCs w:val="16"/>
-              </w:rPr>
-              <w:t xml:space="preserve">inventory</w:t>
+              <w:t xml:space="preserve">16  </w:t>
+            </w:r>
+            <w:r>
+              <w:rPr>
+                <w:sz w:val="16"/>
+                <w:szCs w:val="16"/>
+              </w:rPr>
+              <w:t xml:space="preserve">activities</w:t>
             </w:r>
           </w:p>
         </w:tc>
@@ -3892,14 +4028,14 @@
                 <w:sz w:val="16"/>
                 <w:szCs w:val="16"/>
               </w:rPr>
-              <w:t xml:space="preserve">16  </w:t>
-            </w:r>
-            <w:r>
-              <w:rPr>
-                <w:sz w:val="16"/>
-                <w:szCs w:val="16"/>
-              </w:rPr>
-              <w:t xml:space="preserve">activities</w:t>
+              <w:t xml:space="preserve">17  </w:t>
+            </w:r>
+            <w:r>
+              <w:rPr>
+                <w:sz w:val="16"/>
+                <w:szCs w:val="16"/>
+              </w:rPr>
+              <w:t xml:space="preserve">protecting</w:t>
             </w:r>
           </w:p>
         </w:tc>
@@ -3960,14 +4096,14 @@
                 <w:sz w:val="16"/>
                 <w:szCs w:val="16"/>
               </w:rPr>
-              <w:t xml:space="preserve">17  </w:t>
-            </w:r>
-            <w:r>
-              <w:rPr>
-                <w:sz w:val="16"/>
-                <w:szCs w:val="16"/>
-              </w:rPr>
-              <w:t xml:space="preserve">protecting</w:t>
+              <w:t xml:space="preserve">18  </w:t>
+            </w:r>
+            <w:r>
+              <w:rPr>
+                <w:sz w:val="16"/>
+                <w:szCs w:val="16"/>
+              </w:rPr>
+              <w:t xml:space="preserve">Orontes</w:t>
             </w:r>
           </w:p>
         </w:tc>
@@ -4028,14 +4164,14 @@
                 <w:sz w:val="16"/>
                 <w:szCs w:val="16"/>
               </w:rPr>
-              <w:t xml:space="preserve">18  </w:t>
-            </w:r>
-            <w:r>
-              <w:rPr>
-                <w:sz w:val="16"/>
-                <w:szCs w:val="16"/>
-              </w:rPr>
-              <w:t xml:space="preserve">Orontes</w:t>
+              <w:t xml:space="preserve">19  </w:t>
+            </w:r>
+            <w:r>
+              <w:rPr>
+                <w:sz w:val="16"/>
+                <w:szCs w:val="16"/>
+              </w:rPr>
+              <w:t xml:space="preserve">Beverages</w:t>
             </w:r>
           </w:p>
         </w:tc>
@@ -4096,14 +4232,14 @@
                 <w:sz w:val="16"/>
                 <w:szCs w:val="16"/>
               </w:rPr>
-              <w:t xml:space="preserve">19  </w:t>
-            </w:r>
-            <w:r>
-              <w:rPr>
-                <w:sz w:val="16"/>
-                <w:szCs w:val="16"/>
-              </w:rPr>
-              <w:t xml:space="preserve">Beverages</w:t>
+              <w:t xml:space="preserve">20  </w:t>
+            </w:r>
+            <w:r>
+              <w:rPr>
+                <w:sz w:val="16"/>
+                <w:szCs w:val="16"/>
+              </w:rPr>
+              <w:t xml:space="preserve">production</w:t>
             </w:r>
           </w:p>
         </w:tc>
@@ -4164,14 +4300,82 @@
                 <w:sz w:val="16"/>
                 <w:szCs w:val="16"/>
               </w:rPr>
-              <w:t xml:space="preserve">20  </w:t>
-            </w:r>
-            <w:r>
-              <w:rPr>
-                <w:sz w:val="16"/>
-                <w:szCs w:val="16"/>
-              </w:rPr>
-              <w:t xml:space="preserve">production</w:t>
+              <w:t xml:space="preserve">21  </w:t>
+            </w:r>
+            <w:r>
+              <w:rPr>
+                <w:sz w:val="16"/>
+                <w:szCs w:val="16"/>
+              </w:rPr>
+              <w:t xml:space="preserve">5S (sort, set, shine, standardize, sustain)</w:t>
+            </w:r>
+          </w:p>
+        </w:tc>
+      </w:tr>
+      <w:tr>
+        <w:tc>
+          <w:tcPr>
+            <w:tcW w:type="pct" w:w="2500"/>
+            <w:tcMar>
+              <w:top w:type="dxa" w:w="20"/>
+              <w:left w:type="dxa" w:w="80"/>
+              <w:bottom w:type="dxa" w:w="20"/>
+              <w:right w:type="dxa" w:w="80"/>
+            </w:tcMar>
+          </w:tcPr>
+          <w:p>
+            <w:pPr>
+              <w:spacing w:before="12" w:after="12"/>
+            </w:pPr>
+            <w:r>
+              <w:rPr>
+                <w:b/>
+                <w:bCs/>
+                <w:color w:val="8186EF"/>
+                <w:sz w:val="16"/>
+                <w:szCs w:val="16"/>
+              </w:rPr>
+              <w:t xml:space="preserve">11  </w:t>
+            </w:r>
+            <w:r>
+              <w:rPr>
+                <w:sz w:val="16"/>
+                <w:szCs w:val="16"/>
+              </w:rPr>
+              <w:t xml:space="preserve">Smaller batches, less waiting</w:t>
+            </w:r>
+          </w:p>
+        </w:tc>
+        <w:tc>
+          <w:tcPr>
+            <w:tcW w:type="pct" w:w="2500"/>
+            <w:tcMar>
+              <w:top w:type="dxa" w:w="20"/>
+              <w:left w:type="dxa" w:w="80"/>
+              <w:bottom w:type="dxa" w:w="20"/>
+              <w:right w:type="dxa" w:w="80"/>
+            </w:tcMar>
+          </w:tcPr>
+          <w:p>
+            <w:pPr>
+              <w:spacing w:before="12" w:after="12"/>
+            </w:pPr>
+            <w:r>
+              <w:rPr>
+                <w:b/>
+                <w:bCs/>
+                <w:color w:val="8186EF"/>
+                <w:sz w:val="16"/>
+                <w:szCs w:val="16"/>
+              </w:rPr>
+              <w:t xml:space="preserve">22  </w:t>
+            </w:r>
+            <w:r>
+              <w:rPr>
+                <w:sz w:val="16"/>
+                <w:szCs w:val="16"/>
+              </w:rPr>
+              <w:t xml:space="preserve">Error-proofing</w:t>
             </w:r>
           </w:p>
         </w:tc>
@@ -4885,7 +5089,7 @@
                     </pic:cNvPicPr>
                   </pic:nvPicPr>
                   <pic:blipFill>
-                    <a:blip r:embed="rId102" cstate="none"/>
+                    <a:blip r:embed="rId103" cstate="none"/>
                     <a:srcRect/>
                     <a:stretch>
                       <a:fillRect/>
@@ -5234,7 +5438,7 @@
                     </pic:cNvPicPr>
                   </pic:nvPicPr>
                   <pic:blipFill>
-                    <a:blip r:embed="rId103" cstate="none"/>
+                    <a:blip r:embed="rId104" cstate="none"/>
                     <a:srcRect/>
                     <a:stretch>
                       <a:fillRect/>
@@ -7182,7 +7386,7 @@
                     </pic:cNvPicPr>
                   </pic:nvPicPr>
                   <pic:blipFill>
-                    <a:blip r:embed="rId104" cstate="none"/>
+                    <a:blip r:embed="rId105" cstate="none"/>
                     <a:srcRect/>
                     <a:stretch>
                       <a:fillRect/>
@@ -10427,7 +10631,7 @@
                     </pic:cNvPicPr>
                   </pic:nvPicPr>
                   <pic:blipFill>
-                    <a:blip r:embed="rId105" cstate="none"/>
+                    <a:blip r:embed="rId106" cstate="none"/>
                     <a:srcRect/>
                     <a:stretch>
                       <a:fillRect/>
@@ -14719,7 +14923,7 @@
                     </pic:cNvPicPr>
                   </pic:nvPicPr>
                   <pic:blipFill>
-                    <a:blip r:embed="rId106" cstate="none"/>
+                    <a:blip r:embed="rId107" cstate="none"/>
                     <a:srcRect/>
                     <a:stretch>
                       <a:fillRect/>
@@ -14867,7 +15071,7 @@
                     </pic:cNvPicPr>
                   </pic:nvPicPr>
                   <pic:blipFill>
-                    <a:blip r:embed="rId107" cstate="none"/>
+                    <a:blip r:embed="rId108" cstate="none"/>
                     <a:srcRect/>
                     <a:stretch>
                       <a:fillRect/>

--- a/CMA_Summaries_B2_Ch17.docx
+++ b/CMA_Summaries_B2_Ch17.docx
@@ -2119,7 +2119,7 @@
                 <w:sz w:val="16"/>
                 <w:szCs w:val="16"/>
               </w:rPr>
-              <w:t xml:space="preserve">Filling line idle during long changeovers   ·   Making juice before orders exist   ·   A month of bottles in a rented store   ·   Ignoring line workers' improvement ideas   ·   Checking every invoice twice</w:t>
+              <w:t xml:space="preserve">Filling line idle during long changeovers   ·   material requirements planning (MRP)   ·   A month of bottles in a rented store   ·   Ignoring line workers' improvement ideas   ·   Checking every invoice twice</w:t>
             </w:r>
           </w:p>
         </w:tc>
@@ -2159,7 +2159,7 @@
           <w:sz w:val="19"/>
           <w:szCs w:val="19"/>
         </w:rPr>
-        <w:t xml:space="preserve">Lean uses simple techniques to remove waste: tidy work areas, </w:t>
+        <w:t xml:space="preserve">Lean uses simple </w:t>
       </w:r>
       <w:r>
         <w:rPr>
@@ -2177,7 +2177,7 @@
           <w:sz w:val="19"/>
           <w:szCs w:val="19"/>
         </w:rPr>
-        <w:t xml:space="preserve">           </w:t>
+        <w:t xml:space="preserve">            </w:t>
       </w:r>
       <w:r>
         <w:rPr>
@@ -2191,7 +2191,7 @@
           <w:sz w:val="19"/>
           <w:szCs w:val="19"/>
         </w:rPr>
-        <w:t xml:space="preserve"> signals that pull materials only when needed, quick changeovers, </w:t>
+        <w:t xml:space="preserve"> to remove waste: tidy work areas, kanban signals that pull materials only when needed, quick changeovers, </w:t>
       </w:r>
       <w:r>
         <w:rPr>
@@ -2281,599 +2281,13 @@
                 <w:sz w:val="16"/>
                 <w:szCs w:val="16"/>
               </w:rPr>
-              <w:t xml:space="preserve">kanban   ·   removes   ·   error-proofing</w:t>
+              <w:t xml:space="preserve">techniques   ·   removes   ·   error-proofing</w:t>
             </w:r>
           </w:p>
         </w:tc>
       </w:tr>
     </w:tbl>
     <w:p/>
-    <w:tbl>
-      <w:tblPr>
-        <w:tblW w:type="pct" w:w="100%"/>
-        <w:tblLayout w:type="fixed"/>
-        <w:tblBorders>
-          <w:top w:val="single" w:color="353A7C" w:sz="6"/>
-          <w:left w:val="single" w:color="353A7C" w:sz="6"/>
-          <w:bottom w:val="single" w:color="353A7C" w:sz="6"/>
-          <w:right w:val="single" w:color="353A7C" w:sz="6"/>
-          <w:insideH w:val="single" w:color="353A7C" w:sz="6"/>
-          <w:insideV w:val="single" w:color="353A7C" w:sz="6"/>
-        </w:tblBorders>
-      </w:tblPr>
-      <w:tblGrid>
-        <w:gridCol w:w="4224"/>
-        <w:gridCol w:w="3604"/>
-        <w:gridCol w:w="1772"/>
-      </w:tblGrid>
-      <w:tr>
-        <w:tc>
-          <w:tcPr>
-            <w:tcW w:type="pct" w:w="5000"/>
-            <w:gridSpan w:val="3"/>
-            <w:shd w:fill="353A7C" w:val="clear"/>
-            <w:tcMar>
-              <w:top w:type="dxa" w:w="60"/>
-              <w:left w:type="dxa" w:w="120"/>
-              <w:bottom w:type="dxa" w:w="60"/>
-              <w:right w:type="dxa" w:w="120"/>
-            </w:tcMar>
-          </w:tcPr>
-          <w:p>
-            <w:pPr>
-              <w:spacing w:before="40" w:after="40"/>
-            </w:pPr>
-            <w:r>
-              <w:rPr>
-                <w:b/>
-                <w:bCs/>
-                <w:color w:val="FFFFFF"/>
-                <w:sz w:val="17"/>
-                <w:szCs w:val="17"/>
-              </w:rPr>
-              <w:t xml:space="preserve">Lean techniques and their operational benefits</w:t>
-            </w:r>
-          </w:p>
-        </w:tc>
-      </w:tr>
-      <w:tr>
-        <w:tc>
-          <w:tcPr>
-            <w:tcW w:type="pct" w:w="2200"/>
-            <w:shd w:fill="353A7C" w:val="clear"/>
-            <w:tcMar>
-              <w:top w:type="dxa" w:w="50"/>
-              <w:left w:type="dxa" w:w="110"/>
-              <w:bottom w:type="dxa" w:w="50"/>
-              <w:right w:type="dxa" w:w="110"/>
-            </w:tcMar>
-          </w:tcPr>
-          <w:p>
-            <w:pPr>
-              <w:spacing w:before="30" w:after="30"/>
-            </w:pPr>
-            <w:r>
-              <w:rPr>
-                <w:b/>
-                <w:bCs/>
-                <w:color w:val="FFFFFF"/>
-                <w:sz w:val="15"/>
-                <w:szCs w:val="15"/>
-              </w:rPr>
-              <w:t xml:space="preserve">Lean technique</w:t>
-            </w:r>
-          </w:p>
-        </w:tc>
-        <w:tc>
-          <w:tcPr>
-            <w:tcW w:type="pct" w:w="1877"/>
-            <w:shd w:fill="353A7C" w:val="clear"/>
-            <w:tcMar>
-              <w:top w:type="dxa" w:w="50"/>
-              <w:left w:type="dxa" w:w="110"/>
-              <w:bottom w:type="dxa" w:w="50"/>
-              <w:right w:type="dxa" w:w="110"/>
-            </w:tcMar>
-          </w:tcPr>
-          <w:p>
-            <w:pPr>
-              <w:spacing w:before="30" w:after="30"/>
-            </w:pPr>
-            <w:r>
-              <w:rPr>
-                <w:b/>
-                <w:bCs/>
-                <w:color w:val="FFFFFF"/>
-                <w:sz w:val="15"/>
-                <w:szCs w:val="15"/>
-              </w:rPr>
-              <w:t xml:space="preserve">What it does</w:t>
-            </w:r>
-          </w:p>
-        </w:tc>
-        <w:tc>
-          <w:tcPr>
-            <w:tcW w:type="pct" w:w="923"/>
-            <w:shd w:fill="353A7C" w:val="clear"/>
-            <w:tcMar>
-              <w:top w:type="dxa" w:w="50"/>
-              <w:left w:type="dxa" w:w="110"/>
-              <w:bottom w:type="dxa" w:w="50"/>
-              <w:right w:type="dxa" w:w="110"/>
-            </w:tcMar>
-          </w:tcPr>
-          <w:p>
-            <w:pPr>
-              <w:spacing w:before="30" w:after="30"/>
-            </w:pPr>
-            <w:r>
-              <w:rPr>
-                <w:b/>
-                <w:bCs/>
-                <w:color w:val="FFFFFF"/>
-                <w:sz w:val="15"/>
-                <w:szCs w:val="15"/>
-              </w:rPr>
-              <w:t xml:space="preserve">Operational benefit</w:t>
-            </w:r>
-          </w:p>
-        </w:tc>
-      </w:tr>
-      <w:tr>
-        <w:tc>
-          <w:tcPr>
-            <w:tcW w:type="pct" w:w="2200"/>
-            <w:tcMar>
-              <w:top w:type="dxa" w:w="50"/>
-              <w:left w:type="dxa" w:w="110"/>
-              <w:bottom w:type="dxa" w:w="50"/>
-              <w:right w:type="dxa" w:w="110"/>
-            </w:tcMar>
-          </w:tcPr>
-          <w:p>
-            <w:pPr>
-              <w:spacing w:before="28" w:after="28"/>
-            </w:pPr>
-            <w:r>
-              <w:rPr>
-                <w:sz w:val="15"/>
-                <w:szCs w:val="15"/>
-              </w:rPr>
-              <w:t xml:space="preserve">5S (sort, set, shine, standardize, sustain)</w:t>
-            </w:r>
-          </w:p>
-        </w:tc>
-        <w:tc>
-          <w:tcPr>
-            <w:tcW w:type="pct" w:w="1877"/>
-            <w:tcMar>
-              <w:top w:type="dxa" w:w="50"/>
-              <w:left w:type="dxa" w:w="110"/>
-              <w:bottom w:type="dxa" w:w="50"/>
-              <w:right w:type="dxa" w:w="110"/>
-            </w:tcMar>
-          </w:tcPr>
-          <w:p>
-            <w:pPr>
-              <w:spacing w:before="28" w:after="28"/>
-            </w:pPr>
-            <w:r>
-              <w:rPr>
-                <w:sz w:val="15"/>
-                <w:szCs w:val="15"/>
-              </w:rPr>
-              <w:t xml:space="preserve">Tidy, organized work areas</w:t>
-            </w:r>
-          </w:p>
-        </w:tc>
-        <w:tc>
-          <w:tcPr>
-            <w:tcW w:type="pct" w:w="923"/>
-            <w:shd w:fill="FFFFFF" w:val="clear"/>
-            <w:tcMar>
-              <w:top w:type="dxa" w:w="50"/>
-              <w:left w:type="dxa" w:w="110"/>
-              <w:bottom w:type="dxa" w:w="50"/>
-              <w:right w:type="dxa" w:w="110"/>
-            </w:tcMar>
-          </w:tcPr>
-          <w:p>
-            <w:pPr>
-              <w:spacing w:before="46" w:after="46"/>
-            </w:pPr>
-            <w:r>
-              <w:rPr>
-                <w:b/>
-                <w:bCs/>
-                <w:color w:val="8186EF"/>
-                <w:sz w:val="14"/>
-                <w:szCs w:val="14"/>
-              </w:rPr>
-              <w:t xml:space="preserve">(9)</w:t>
-            </w:r>
-          </w:p>
-        </w:tc>
-      </w:tr>
-      <w:tr>
-        <w:tc>
-          <w:tcPr>
-            <w:tcW w:type="pct" w:w="2200"/>
-            <w:shd w:fill="FBFAF6" w:val="clear"/>
-            <w:tcMar>
-              <w:top w:type="dxa" w:w="50"/>
-              <w:left w:type="dxa" w:w="110"/>
-              <w:bottom w:type="dxa" w:w="50"/>
-              <w:right w:type="dxa" w:w="110"/>
-            </w:tcMar>
-          </w:tcPr>
-          <w:p>
-            <w:pPr>
-              <w:spacing w:before="28" w:after="28"/>
-            </w:pPr>
-            <w:r>
-              <w:rPr>
-                <w:sz w:val="15"/>
-                <w:szCs w:val="15"/>
-              </w:rPr>
-              <w:t xml:space="preserve">Kanban</w:t>
-            </w:r>
-          </w:p>
-        </w:tc>
-        <w:tc>
-          <w:tcPr>
-            <w:tcW w:type="pct" w:w="1877"/>
-            <w:shd w:fill="FFFFFF" w:val="clear"/>
-            <w:tcMar>
-              <w:top w:type="dxa" w:w="50"/>
-              <w:left w:type="dxa" w:w="110"/>
-              <w:bottom w:type="dxa" w:w="50"/>
-              <w:right w:type="dxa" w:w="110"/>
-            </w:tcMar>
-          </w:tcPr>
-          <w:p>
-            <w:pPr>
-              <w:spacing w:before="46" w:after="46"/>
-            </w:pPr>
-            <w:r>
-              <w:rPr>
-                <w:b/>
-                <w:bCs/>
-                <w:color w:val="8186EF"/>
-                <w:sz w:val="14"/>
-                <w:szCs w:val="14"/>
-              </w:rPr>
-              <w:t xml:space="preserve">(10)</w:t>
-            </w:r>
-          </w:p>
-        </w:tc>
-        <w:tc>
-          <w:tcPr>
-            <w:tcW w:type="pct" w:w="923"/>
-            <w:shd w:fill="FBFAF6" w:val="clear"/>
-            <w:tcMar>
-              <w:top w:type="dxa" w:w="50"/>
-              <w:left w:type="dxa" w:w="110"/>
-              <w:bottom w:type="dxa" w:w="50"/>
-              <w:right w:type="dxa" w:w="110"/>
-            </w:tcMar>
-          </w:tcPr>
-          <w:p>
-            <w:pPr>
-              <w:spacing w:before="28" w:after="28"/>
-            </w:pPr>
-            <w:r>
-              <w:rPr>
-                <w:sz w:val="15"/>
-                <w:szCs w:val="15"/>
-              </w:rPr>
-              <w:t xml:space="preserve">Less inventory</w:t>
-            </w:r>
-          </w:p>
-        </w:tc>
-      </w:tr>
-      <w:tr>
-        <w:tc>
-          <w:tcPr>
-            <w:tcW w:type="pct" w:w="2200"/>
-            <w:tcMar>
-              <w:top w:type="dxa" w:w="50"/>
-              <w:left w:type="dxa" w:w="110"/>
-              <w:bottom w:type="dxa" w:w="50"/>
-              <w:right w:type="dxa" w:w="110"/>
-            </w:tcMar>
-          </w:tcPr>
-          <w:p>
-            <w:pPr>
-              <w:spacing w:before="28" w:after="28"/>
-            </w:pPr>
-            <w:r>
-              <w:rPr>
-                <w:sz w:val="15"/>
-                <w:szCs w:val="15"/>
-              </w:rPr>
-              <w:t xml:space="preserve">Quick changeover</w:t>
-            </w:r>
-          </w:p>
-        </w:tc>
-        <w:tc>
-          <w:tcPr>
-            <w:tcW w:type="pct" w:w="1877"/>
-            <w:tcMar>
-              <w:top w:type="dxa" w:w="50"/>
-              <w:left w:type="dxa" w:w="110"/>
-              <w:bottom w:type="dxa" w:w="50"/>
-              <w:right w:type="dxa" w:w="110"/>
-            </w:tcMar>
-          </w:tcPr>
-          <w:p>
-            <w:pPr>
-              <w:spacing w:before="28" w:after="28"/>
-            </w:pPr>
-            <w:r>
-              <w:rPr>
-                <w:sz w:val="15"/>
-                <w:szCs w:val="15"/>
-              </w:rPr>
-              <w:t xml:space="preserve">Shorter setups (Chapter 16)</w:t>
-            </w:r>
-          </w:p>
-        </w:tc>
-        <w:tc>
-          <w:tcPr>
-            <w:tcW w:type="pct" w:w="923"/>
-            <w:shd w:fill="FFFFFF" w:val="clear"/>
-            <w:tcMar>
-              <w:top w:type="dxa" w:w="50"/>
-              <w:left w:type="dxa" w:w="110"/>
-              <w:bottom w:type="dxa" w:w="50"/>
-              <w:right w:type="dxa" w:w="110"/>
-            </w:tcMar>
-          </w:tcPr>
-          <w:p>
-            <w:pPr>
-              <w:spacing w:before="46" w:after="46"/>
-            </w:pPr>
-            <w:r>
-              <w:rPr>
-                <w:b/>
-                <w:bCs/>
-                <w:color w:val="8186EF"/>
-                <w:sz w:val="14"/>
-                <w:szCs w:val="14"/>
-              </w:rPr>
-              <w:t xml:space="preserve">(11)</w:t>
-            </w:r>
-          </w:p>
-        </w:tc>
-      </w:tr>
-      <w:tr>
-        <w:tc>
-          <w:tcPr>
-            <w:tcW w:type="pct" w:w="2200"/>
-            <w:shd w:fill="FBFAF6" w:val="clear"/>
-            <w:tcMar>
-              <w:top w:type="dxa" w:w="50"/>
-              <w:left w:type="dxa" w:w="110"/>
-              <w:bottom w:type="dxa" w:w="50"/>
-              <w:right w:type="dxa" w:w="110"/>
-            </w:tcMar>
-          </w:tcPr>
-          <w:p>
-            <w:pPr>
-              <w:spacing w:before="28" w:after="28"/>
-            </w:pPr>
-            <w:r>
-              <w:rPr>
-                <w:sz w:val="15"/>
-                <w:szCs w:val="15"/>
-              </w:rPr>
-              <w:t xml:space="preserve">Error-proofing</w:t>
-            </w:r>
-          </w:p>
-        </w:tc>
-        <w:tc>
-          <w:tcPr>
-            <w:tcW w:type="pct" w:w="1877"/>
-            <w:shd w:fill="FFFFFF" w:val="clear"/>
-            <w:tcMar>
-              <w:top w:type="dxa" w:w="50"/>
-              <w:left w:type="dxa" w:w="110"/>
-              <w:bottom w:type="dxa" w:w="50"/>
-              <w:right w:type="dxa" w:w="110"/>
-            </w:tcMar>
-          </w:tcPr>
-          <w:p>
-            <w:pPr>
-              <w:spacing w:before="46" w:after="46"/>
-            </w:pPr>
-            <w:r>
-              <w:rPr>
-                <w:b/>
-                <w:bCs/>
-                <w:color w:val="8186EF"/>
-                <w:sz w:val="14"/>
-                <w:szCs w:val="14"/>
-              </w:rPr>
-              <w:t xml:space="preserve">(12)</w:t>
-            </w:r>
-          </w:p>
-        </w:tc>
-        <w:tc>
-          <w:tcPr>
-            <w:tcW w:type="pct" w:w="923"/>
-            <w:shd w:fill="FBFAF6" w:val="clear"/>
-            <w:tcMar>
-              <w:top w:type="dxa" w:w="50"/>
-              <w:left w:type="dxa" w:w="110"/>
-              <w:bottom w:type="dxa" w:w="50"/>
-              <w:right w:type="dxa" w:w="110"/>
-            </w:tcMar>
-          </w:tcPr>
-          <w:p>
-            <w:pPr>
-              <w:spacing w:before="28" w:after="28"/>
-            </w:pPr>
-            <w:r>
-              <w:rPr>
-                <w:sz w:val="15"/>
-                <w:szCs w:val="15"/>
-              </w:rPr>
-              <w:t xml:space="preserve">Fewer defects</w:t>
-            </w:r>
-          </w:p>
-        </w:tc>
-      </w:tr>
-      <w:tr>
-        <w:tc>
-          <w:tcPr>
-            <w:tcW w:type="pct" w:w="2200"/>
-            <w:tcMar>
-              <w:top w:type="dxa" w:w="50"/>
-              <w:left w:type="dxa" w:w="110"/>
-              <w:bottom w:type="dxa" w:w="50"/>
-              <w:right w:type="dxa" w:w="110"/>
-            </w:tcMar>
-          </w:tcPr>
-          <w:p>
-            <w:pPr>
-              <w:spacing w:before="28" w:after="28"/>
-            </w:pPr>
-            <w:r>
-              <w:rPr>
-                <w:sz w:val="15"/>
-                <w:szCs w:val="15"/>
-              </w:rPr>
-              <w:t xml:space="preserve">Value stream mapping</w:t>
-            </w:r>
-          </w:p>
-        </w:tc>
-        <w:tc>
-          <w:tcPr>
-            <w:tcW w:type="pct" w:w="1877"/>
-            <w:tcMar>
-              <w:top w:type="dxa" w:w="50"/>
-              <w:left w:type="dxa" w:w="110"/>
-              <w:bottom w:type="dxa" w:w="50"/>
-              <w:right w:type="dxa" w:w="110"/>
-            </w:tcMar>
-          </w:tcPr>
-          <w:p>
-            <w:pPr>
-              <w:spacing w:before="28" w:after="28"/>
-            </w:pPr>
-            <w:r>
-              <w:rPr>
-                <w:sz w:val="15"/>
-                <w:szCs w:val="15"/>
-              </w:rPr>
-              <w:t xml:space="preserve">Map of every step and wait</w:t>
-            </w:r>
-          </w:p>
-        </w:tc>
-        <w:tc>
-          <w:tcPr>
-            <w:tcW w:type="pct" w:w="923"/>
-            <w:shd w:fill="FFFFFF" w:val="clear"/>
-            <w:tcMar>
-              <w:top w:type="dxa" w:w="50"/>
-              <w:left w:type="dxa" w:w="110"/>
-              <w:bottom w:type="dxa" w:w="50"/>
-              <w:right w:type="dxa" w:w="110"/>
-            </w:tcMar>
-          </w:tcPr>
-          <w:p>
-            <w:pPr>
-              <w:spacing w:before="46" w:after="46"/>
-            </w:pPr>
-            <w:r>
-              <w:rPr>
-                <w:b/>
-                <w:bCs/>
-                <w:color w:val="8186EF"/>
-                <w:sz w:val="14"/>
-                <w:szCs w:val="14"/>
-              </w:rPr>
-              <w:t xml:space="preserve">(13)</w:t>
-            </w:r>
-          </w:p>
-        </w:tc>
-      </w:tr>
-    </w:tbl>
-    <w:p/>
-    <w:tbl>
-      <w:tblPr>
-        <w:tblW w:type="pct" w:w="100%"/>
-        <w:tblLayout w:type="fixed"/>
-        <w:tblBorders>
-          <w:top w:val="single" w:color="FBFAF6" w:sz="4"/>
-          <w:left w:val="single" w:color="FBFAF6" w:sz="4"/>
-          <w:bottom w:val="single" w:color="FBFAF6" w:sz="4"/>
-          <w:right w:val="single" w:color="FBFAF6" w:sz="4"/>
-          <w:insideH w:val="single" w:color="FBFAF6" w:sz="4"/>
-          <w:insideV w:val="single" w:color="FBFAF6" w:sz="4"/>
-        </w:tblBorders>
-      </w:tblPr>
-      <w:tblGrid>
-        <w:gridCol w:w="9600"/>
-      </w:tblGrid>
-      <w:tr>
-        <w:tc>
-          <w:tcPr>
-            <w:tcW w:type="pct" w:w="5000"/>
-            <w:shd w:fill="FBFAF6" w:val="clear"/>
-            <w:tcMar>
-              <w:top w:type="dxa" w:w="40"/>
-              <w:left w:type="dxa" w:w="100"/>
-              <w:bottom w:type="dxa" w:w="40"/>
-              <w:right w:type="dxa" w:w="100"/>
-            </w:tcMar>
-          </w:tcPr>
-          <w:p>
-            <w:pPr>
-              <w:spacing w:before="18" w:after="6"/>
-            </w:pPr>
-            <w:r>
-              <w:rPr>
-                <w:b/>
-                <w:bCs/>
-                <w:color w:val="6B7280"/>
-                <w:sz w:val="14"/>
-                <w:szCs w:val="14"/>
-              </w:rPr>
-              <w:t xml:space="preserve">word list</w:t>
-            </w:r>
-          </w:p>
-          <w:p>
-            <w:pPr>
-              <w:spacing w:before="0" w:after="18"/>
-            </w:pPr>
-            <w:r>
-              <w:rPr>
-                <w:b/>
-                <w:bCs/>
-                <w:color w:val="353A7C"/>
-                <w:sz w:val="16"/>
-                <w:szCs w:val="16"/>
-              </w:rPr>
-              <w:t xml:space="preserve">Staff walking to fetch caps   ·   Smaller batches, less waiting   ·   Shows where waste is   ·   Devices that stop mistakes   ·   Signals pull materials when needed   ·   Less searching and motion</w:t>
-            </w:r>
-          </w:p>
-        </w:tc>
-      </w:tr>
-    </w:tbl>
-    <w:p/>
-    <w:p>
-      <w:pPr>
-        <w:pageBreakBefore w:val="true"/>
-        <w:spacing w:after="0"/>
-      </w:pPr>
-      <w:r>
-        <w:rPr>
-          <w:sz w:val="2"/>
-        </w:rPr>
-        <w:t xml:space="preserve"> </w:t>
-      </w:r>
-    </w:p>
     <w:p>
       <w:pPr>
         <w:spacing w:before="44" w:after="14"/>
@@ -2894,7 +2308,7 @@
           <w:sz w:val="16"/>
           <w:szCs w:val="16"/>
         </w:rPr>
-        <w:t xml:space="preserve">      gaps 14–20</w:t>
+        <w:t xml:space="preserve">      gaps 9–15</w:t>
       </w:r>
     </w:p>
     <w:p>
@@ -2917,7 +2331,7 @@
           <w:sz w:val="15"/>
           <w:szCs w:val="15"/>
         </w:rPr>
-        <w:t xml:space="preserve"> (14) </w:t>
+        <w:t xml:space="preserve"> (9) </w:t>
       </w:r>
       <w:r>
         <w:rPr>
@@ -2939,7 +2353,7 @@
           <w:sz w:val="19"/>
           <w:szCs w:val="19"/>
         </w:rPr>
-        <w:t xml:space="preserve"> benefits follow: less </w:t>
+        <w:t xml:space="preserve"> benefits follow: less inventory and space, shorter lead times, fewer defects and more </w:t>
       </w:r>
       <w:r>
         <w:rPr>
@@ -2949,7 +2363,7 @@
           <w:sz w:val="15"/>
           <w:szCs w:val="15"/>
         </w:rPr>
-        <w:t xml:space="preserve"> (15) </w:t>
+        <w:t xml:space="preserve"> (10) </w:t>
       </w:r>
       <w:r>
         <w:rPr>
@@ -2971,7 +2385,7 @@
           <w:sz w:val="19"/>
           <w:szCs w:val="19"/>
         </w:rPr>
-        <w:t xml:space="preserve"> and space, shorter lead times, fewer defects and more capacity from the same line. </w:t>
+        <w:t xml:space="preserve"> from the same line. </w:t>
       </w:r>
       <w:r>
         <w:rPr>
@@ -2988,7 +2402,7 @@
           <w:sz w:val="15"/>
           <w:szCs w:val="15"/>
         </w:rPr>
-        <w:t xml:space="preserve"> (16) </w:t>
+        <w:t xml:space="preserve"> (11) </w:t>
       </w:r>
       <w:r>
         <w:rPr>
@@ -3020,7 +2434,7 @@
           <w:sz w:val="15"/>
           <w:szCs w:val="15"/>
         </w:rPr>
-        <w:t xml:space="preserve"> (17) </w:t>
+        <w:t xml:space="preserve"> (12) </w:t>
       </w:r>
       <w:r>
         <w:rPr>
@@ -3049,7 +2463,7 @@
           <w:sz w:val="19"/>
           <w:szCs w:val="19"/>
         </w:rPr>
-        <w:t xml:space="preserve">At </w:t>
+        <w:t xml:space="preserve">At Orontes, lean </w:t>
       </w:r>
       <w:r>
         <w:rPr>
@@ -3059,7 +2473,7 @@
           <w:sz w:val="15"/>
           <w:szCs w:val="15"/>
         </w:rPr>
-        <w:t xml:space="preserve"> (18) </w:t>
+        <w:t xml:space="preserve"> (13) </w:t>
       </w:r>
       <w:r>
         <w:rPr>
@@ -3081,7 +2495,7 @@
           <w:sz w:val="19"/>
           <w:szCs w:val="19"/>
         </w:rPr>
-        <w:t xml:space="preserve">, lean started with a value stream map of the </w:t>
+        <w:t xml:space="preserve"> with a value stream map of the </w:t>
       </w:r>
       <w:r>
         <w:rPr>
@@ -3091,7 +2505,7 @@
           <w:sz w:val="15"/>
           <w:szCs w:val="15"/>
         </w:rPr>
-        <w:t xml:space="preserve"> (19) </w:t>
+        <w:t xml:space="preserve"> (14) </w:t>
       </w:r>
       <w:r>
         <w:rPr>
@@ -3130,7 +2544,7 @@
           <w:sz w:val="15"/>
           <w:szCs w:val="15"/>
         </w:rPr>
-        <w:t xml:space="preserve"> (20) </w:t>
+        <w:t xml:space="preserve"> (15) </w:t>
       </w:r>
       <w:r>
         <w:rPr>
@@ -3217,13 +2631,25 @@
                 <w:sz w:val="16"/>
                 <w:szCs w:val="16"/>
               </w:rPr>
-              <w:t xml:space="preserve">activities   ·   Orontes   ·   signals   ·   protecting   ·   Beverages   ·   inventory   ·   production   ·   operational</w:t>
+              <w:t xml:space="preserve">capacity   ·   production   ·   Beverages   ·   activities   ·   removes   ·   operational   ·   protecting   ·   started</w:t>
             </w:r>
           </w:p>
         </w:tc>
       </w:tr>
     </w:tbl>
     <w:p/>
+    <w:p>
+      <w:pPr>
+        <w:pageBreakBefore w:val="true"/>
+        <w:spacing w:after="0"/>
+      </w:pPr>
+      <w:r>
+        <w:rPr>
+          <w:sz w:val="2"/>
+        </w:rPr>
+        <w:t xml:space="preserve"> </w:t>
+      </w:r>
+    </w:p>
     <w:p>
       <w:pPr>
         <w:spacing w:before="44" w:after="10"/>
@@ -3249,7 +2675,7 @@
           <w:sz w:val="15"/>
           <w:szCs w:val="15"/>
         </w:rPr>
-        <w:t xml:space="preserve">Each term sits against what it means.</w:t>
+        <w:t xml:space="preserve">Each term sits against what it means, and an instance of it.</w:t>
       </w:r>
     </w:p>
     <w:p>
@@ -3260,7 +2686,7 @@
       <w:r>
         <w:drawing>
           <wp:inline distT="0" distB="0" distL="0" distR="0">
-            <wp:extent cx="5734050" cy="2912300"/>
+            <wp:extent cx="5734050" cy="3312175"/>
             <wp:effectExtent t="0" r="0" b="0" l="0"/>
             <wp:docPr id="1" name="" descr="" title=""/>
             <wp:cNvGraphicFramePr>
@@ -3285,7 +2711,7 @@
                   <pic:spPr bwMode="auto">
                     <a:xfrm>
                       <a:off x="0" y="0"/>
-                      <a:ext cx="5734050" cy="2912300"/>
+                      <a:ext cx="5734050" cy="3312175"/>
                     </a:xfrm>
                     <a:prstGeom prst="rect">
                       <a:avLst/>
@@ -3353,7 +2779,7 @@
                 <w:sz w:val="16"/>
                 <w:szCs w:val="16"/>
               </w:rPr>
-              <w:t xml:space="preserve">lean resource management   ·   5S (sort, set, shine, standardize, sustain)   ·   Error-proofing</w:t>
+              <w:t xml:space="preserve">outsourcing   ·   Kanban   ·   Error-proofing</w:t>
             </w:r>
           </w:p>
         </w:tc>
@@ -3688,14 +3114,14 @@
                 <w:sz w:val="16"/>
                 <w:szCs w:val="16"/>
               </w:rPr>
-              <w:t xml:space="preserve">12  </w:t>
-            </w:r>
-            <w:r>
-              <w:rPr>
-                <w:sz w:val="16"/>
-                <w:szCs w:val="16"/>
-              </w:rPr>
-              <w:t xml:space="preserve">Devices that stop mistakes</w:t>
+              <w:t xml:space="preserve">10  </w:t>
+            </w:r>
+            <w:r>
+              <w:rPr>
+                <w:sz w:val="16"/>
+                <w:szCs w:val="16"/>
+              </w:rPr>
+              <w:t xml:space="preserve">capacity</w:t>
             </w:r>
           </w:p>
         </w:tc>
@@ -3756,14 +3182,14 @@
                 <w:sz w:val="16"/>
                 <w:szCs w:val="16"/>
               </w:rPr>
-              <w:t xml:space="preserve">13  </w:t>
-            </w:r>
-            <w:r>
-              <w:rPr>
-                <w:sz w:val="16"/>
-                <w:szCs w:val="16"/>
-              </w:rPr>
-              <w:t xml:space="preserve">Shows where waste is</w:t>
+              <w:t xml:space="preserve">11  </w:t>
+            </w:r>
+            <w:r>
+              <w:rPr>
+                <w:sz w:val="16"/>
+                <w:szCs w:val="16"/>
+              </w:rPr>
+              <w:t xml:space="preserve">activities</w:t>
             </w:r>
           </w:p>
         </w:tc>
@@ -3824,14 +3250,14 @@
                 <w:sz w:val="16"/>
                 <w:szCs w:val="16"/>
               </w:rPr>
-              <w:t xml:space="preserve">14  </w:t>
-            </w:r>
-            <w:r>
-              <w:rPr>
-                <w:sz w:val="16"/>
-                <w:szCs w:val="16"/>
-              </w:rPr>
-              <w:t xml:space="preserve">operational</w:t>
+              <w:t xml:space="preserve">12  </w:t>
+            </w:r>
+            <w:r>
+              <w:rPr>
+                <w:sz w:val="16"/>
+                <w:szCs w:val="16"/>
+              </w:rPr>
+              <w:t xml:space="preserve">protecting</w:t>
             </w:r>
           </w:p>
         </w:tc>
@@ -3892,14 +3318,14 @@
                 <w:sz w:val="16"/>
                 <w:szCs w:val="16"/>
               </w:rPr>
-              <w:t xml:space="preserve">15  </w:t>
-            </w:r>
-            <w:r>
-              <w:rPr>
-                <w:sz w:val="16"/>
-                <w:szCs w:val="16"/>
-              </w:rPr>
-              <w:t xml:space="preserve">inventory</w:t>
+              <w:t xml:space="preserve">13  </w:t>
+            </w:r>
+            <w:r>
+              <w:rPr>
+                <w:sz w:val="16"/>
+                <w:szCs w:val="16"/>
+              </w:rPr>
+              <w:t xml:space="preserve">started</w:t>
             </w:r>
           </w:p>
         </w:tc>
@@ -3960,14 +3386,14 @@
                 <w:sz w:val="16"/>
                 <w:szCs w:val="16"/>
               </w:rPr>
-              <w:t xml:space="preserve">16  </w:t>
-            </w:r>
-            <w:r>
-              <w:rPr>
-                <w:sz w:val="16"/>
-                <w:szCs w:val="16"/>
-              </w:rPr>
-              <w:t xml:space="preserve">activities</w:t>
+              <w:t xml:space="preserve">14  </w:t>
+            </w:r>
+            <w:r>
+              <w:rPr>
+                <w:sz w:val="16"/>
+                <w:szCs w:val="16"/>
+              </w:rPr>
+              <w:t xml:space="preserve">Beverages</w:t>
             </w:r>
           </w:p>
         </w:tc>
@@ -4028,14 +3454,14 @@
                 <w:sz w:val="16"/>
                 <w:szCs w:val="16"/>
               </w:rPr>
-              <w:t xml:space="preserve">17  </w:t>
-            </w:r>
-            <w:r>
-              <w:rPr>
-                <w:sz w:val="16"/>
-                <w:szCs w:val="16"/>
-              </w:rPr>
-              <w:t xml:space="preserve">protecting</w:t>
+              <w:t xml:space="preserve">15  </w:t>
+            </w:r>
+            <w:r>
+              <w:rPr>
+                <w:sz w:val="16"/>
+                <w:szCs w:val="16"/>
+              </w:rPr>
+              <w:t xml:space="preserve">production</w:t>
             </w:r>
           </w:p>
         </w:tc>
@@ -4070,7 +3496,7 @@
                 <w:sz w:val="16"/>
                 <w:szCs w:val="16"/>
               </w:rPr>
-              <w:t xml:space="preserve">kanban</w:t>
+              <w:t xml:space="preserve">techniques</w:t>
             </w:r>
           </w:p>
         </w:tc>
@@ -4096,14 +3522,14 @@
                 <w:sz w:val="16"/>
                 <w:szCs w:val="16"/>
               </w:rPr>
-              <w:t xml:space="preserve">18  </w:t>
-            </w:r>
-            <w:r>
-              <w:rPr>
-                <w:sz w:val="16"/>
-                <w:szCs w:val="16"/>
-              </w:rPr>
-              <w:t xml:space="preserve">Orontes</w:t>
+              <w:t xml:space="preserve">16  </w:t>
+            </w:r>
+            <w:r>
+              <w:rPr>
+                <w:sz w:val="16"/>
+                <w:szCs w:val="16"/>
+              </w:rPr>
+              <w:t xml:space="preserve">Kanban</w:t>
             </w:r>
           </w:p>
         </w:tc>
@@ -4164,14 +3590,14 @@
                 <w:sz w:val="16"/>
                 <w:szCs w:val="16"/>
               </w:rPr>
-              <w:t xml:space="preserve">19  </w:t>
-            </w:r>
-            <w:r>
-              <w:rPr>
-                <w:sz w:val="16"/>
-                <w:szCs w:val="16"/>
-              </w:rPr>
-              <w:t xml:space="preserve">Beverages</w:t>
+              <w:t xml:space="preserve">17  </w:t>
+            </w:r>
+            <w:r>
+              <w:rPr>
+                <w:sz w:val="16"/>
+                <w:szCs w:val="16"/>
+              </w:rPr>
+              <w:t xml:space="preserve">Error-proofing</w:t>
             </w:r>
           </w:p>
         </w:tc>
@@ -4206,7 +3632,7 @@
                 <w:sz w:val="16"/>
                 <w:szCs w:val="16"/>
               </w:rPr>
-              <w:t xml:space="preserve">Less searching and motion</w:t>
+              <w:t xml:space="preserve">operational</w:t>
             </w:r>
           </w:p>
         </w:tc>
@@ -4222,160 +3648,14 @@
           </w:tcPr>
           <w:p>
             <w:pPr>
-              <w:spacing w:before="12" w:after="12"/>
-            </w:pPr>
-            <w:r>
-              <w:rPr>
-                <w:b/>
-                <w:bCs/>
-                <w:color w:val="8186EF"/>
-                <w:sz w:val="16"/>
-                <w:szCs w:val="16"/>
-              </w:rPr>
-              <w:t xml:space="preserve">20  </w:t>
-            </w:r>
-            <w:r>
-              <w:rPr>
-                <w:sz w:val="16"/>
-                <w:szCs w:val="16"/>
-              </w:rPr>
-              <w:t xml:space="preserve">production</w:t>
-            </w:r>
-          </w:p>
-        </w:tc>
-      </w:tr>
-      <w:tr>
-        <w:tc>
-          <w:tcPr>
-            <w:tcW w:type="pct" w:w="2500"/>
-            <w:tcMar>
-              <w:top w:type="dxa" w:w="20"/>
-              <w:left w:type="dxa" w:w="80"/>
-              <w:bottom w:type="dxa" w:w="20"/>
-              <w:right w:type="dxa" w:w="80"/>
-            </w:tcMar>
-          </w:tcPr>
-          <w:p>
-            <w:pPr>
-              <w:spacing w:before="12" w:after="12"/>
-            </w:pPr>
-            <w:r>
-              <w:rPr>
-                <w:b/>
-                <w:bCs/>
-                <w:color w:val="8186EF"/>
-                <w:sz w:val="16"/>
-                <w:szCs w:val="16"/>
-              </w:rPr>
-              <w:t xml:space="preserve">10  </w:t>
-            </w:r>
-            <w:r>
-              <w:rPr>
-                <w:sz w:val="16"/>
-                <w:szCs w:val="16"/>
-              </w:rPr>
-              <w:t xml:space="preserve">Signals pull materials when needed</w:t>
-            </w:r>
-          </w:p>
-        </w:tc>
-        <w:tc>
-          <w:tcPr>
-            <w:tcW w:type="pct" w:w="2500"/>
-            <w:tcMar>
-              <w:top w:type="dxa" w:w="20"/>
-              <w:left w:type="dxa" w:w="80"/>
-              <w:bottom w:type="dxa" w:w="20"/>
-              <w:right w:type="dxa" w:w="80"/>
-            </w:tcMar>
-          </w:tcPr>
-          <w:p>
-            <w:pPr>
-              <w:spacing w:before="12" w:after="12"/>
-            </w:pPr>
-            <w:r>
-              <w:rPr>
-                <w:b/>
-                <w:bCs/>
-                <w:color w:val="8186EF"/>
-                <w:sz w:val="16"/>
-                <w:szCs w:val="16"/>
-              </w:rPr>
-              <w:t xml:space="preserve">21  </w:t>
-            </w:r>
-            <w:r>
-              <w:rPr>
-                <w:sz w:val="16"/>
-                <w:szCs w:val="16"/>
-              </w:rPr>
-              <w:t xml:space="preserve">5S (sort, set, shine, standardize, sustain)</w:t>
-            </w:r>
-          </w:p>
-        </w:tc>
-      </w:tr>
-      <w:tr>
-        <w:tc>
-          <w:tcPr>
-            <w:tcW w:type="pct" w:w="2500"/>
-            <w:tcMar>
-              <w:top w:type="dxa" w:w="20"/>
-              <w:left w:type="dxa" w:w="80"/>
-              <w:bottom w:type="dxa" w:w="20"/>
-              <w:right w:type="dxa" w:w="80"/>
-            </w:tcMar>
-          </w:tcPr>
-          <w:p>
-            <w:pPr>
-              <w:spacing w:before="12" w:after="12"/>
-            </w:pPr>
-            <w:r>
-              <w:rPr>
-                <w:b/>
-                <w:bCs/>
-                <w:color w:val="8186EF"/>
-                <w:sz w:val="16"/>
-                <w:szCs w:val="16"/>
-              </w:rPr>
-              <w:t xml:space="preserve">11  </w:t>
-            </w:r>
-            <w:r>
-              <w:rPr>
-                <w:sz w:val="16"/>
-                <w:szCs w:val="16"/>
-              </w:rPr>
-              <w:t xml:space="preserve">Smaller batches, less waiting</w:t>
-            </w:r>
-          </w:p>
-        </w:tc>
-        <w:tc>
-          <w:tcPr>
-            <w:tcW w:type="pct" w:w="2500"/>
-            <w:tcMar>
-              <w:top w:type="dxa" w:w="20"/>
-              <w:left w:type="dxa" w:w="80"/>
-              <w:bottom w:type="dxa" w:w="20"/>
-              <w:right w:type="dxa" w:w="80"/>
-            </w:tcMar>
-          </w:tcPr>
-          <w:p>
-            <w:pPr>
-              <w:spacing w:before="12" w:after="12"/>
-            </w:pPr>
-            <w:r>
-              <w:rPr>
-                <w:b/>
-                <w:bCs/>
-                <w:color w:val="8186EF"/>
-                <w:sz w:val="16"/>
-                <w:szCs w:val="16"/>
-              </w:rPr>
-              <w:t xml:space="preserve">22  </w:t>
-            </w:r>
-            <w:r>
-              <w:rPr>
-                <w:sz w:val="16"/>
-                <w:szCs w:val="16"/>
-              </w:rPr>
-              <w:t xml:space="preserve">Error-proofing</w:t>
+              <w:spacing w:before="24" w:after="24"/>
+            </w:pPr>
+            <w:r>
+              <w:rPr>
+                <w:sz w:val="16"/>
+                <w:szCs w:val="16"/>
+              </w:rPr>
+              <w:t xml:space="preserve"/>
             </w:r>
           </w:p>
         </w:tc>
@@ -4625,7 +3905,7 @@
           <w:sz w:val="19"/>
           <w:szCs w:val="19"/>
         </w:rPr>
-        <w:t xml:space="preserve">It uses three inputs: the master </w:t>
+        <w:t xml:space="preserve">It uses three inputs: the master production schedule, the bill of materials, and the stock </w:t>
       </w:r>
       <w:r>
         <w:rPr>
@@ -4643,7 +3923,7 @@
           <w:sz w:val="19"/>
           <w:szCs w:val="19"/>
         </w:rPr>
-        <w:t xml:space="preserve">            </w:t>
+        <w:t xml:space="preserve">           </w:t>
       </w:r>
       <w:r>
         <w:rPr>
@@ -4657,7 +3937,7 @@
           <w:sz w:val="19"/>
           <w:szCs w:val="19"/>
         </w:rPr>
-        <w:t xml:space="preserve"> schedule, the bill of materials, and the stock records. </w:t>
+        <w:t xml:space="preserve">. </w:t>
       </w:r>
     </w:p>
     <w:tbl>
@@ -4715,7 +3995,7 @@
                 <w:sz w:val="16"/>
                 <w:szCs w:val="16"/>
               </w:rPr>
-              <w:t xml:space="preserve">production   ·   requirements   ·   calculates</w:t>
+              <w:t xml:space="preserve">records   ·   requirements   ·   calculates</w:t>
             </w:r>
           </w:p>
         </w:tc>
@@ -5238,7 +4518,7 @@
           <w:sz w:val="19"/>
           <w:szCs w:val="19"/>
         </w:rPr>
-        <w:t xml:space="preserve"> from a forecast schedule and pushes </w:t>
+        <w:t xml:space="preserve"> from a forecast schedule and </w:t>
       </w:r>
       <w:r>
         <w:rPr>
@@ -5270,7 +4550,7 @@
           <w:sz w:val="19"/>
           <w:szCs w:val="19"/>
         </w:rPr>
-        <w:t xml:space="preserve"> into production. </w:t>
+        <w:t xml:space="preserve"> materials into production. </w:t>
       </w:r>
       <w:r>
         <w:rPr>
@@ -5367,7 +4647,7 @@
                 <w:sz w:val="16"/>
                 <w:szCs w:val="16"/>
               </w:rPr>
-              <w:t xml:space="preserve">purchases   ·   planned   ·   Complete   ·   materials</w:t>
+              <w:t xml:space="preserve">purchases   ·   planned   ·   Complete   ·   pushes</w:t>
             </w:r>
           </w:p>
         </w:tc>
@@ -5942,7 +5222,7 @@
                 <w:sz w:val="16"/>
                 <w:szCs w:val="16"/>
               </w:rPr>
-              <w:t xml:space="preserve">production</w:t>
+              <w:t xml:space="preserve">records</w:t>
             </w:r>
           </w:p>
         </w:tc>
@@ -6043,7 +5323,7 @@
                 <w:sz w:val="16"/>
                 <w:szCs w:val="16"/>
               </w:rPr>
-              <w:t xml:space="preserve">materials</w:t>
+              <w:t xml:space="preserve">pushes</w:t>
             </w:r>
           </w:p>
         </w:tc>
@@ -6536,7 +5816,7 @@
           <w:sz w:val="19"/>
           <w:szCs w:val="19"/>
         </w:rPr>
-        <w:t xml:space="preserve">JIT needs reliable </w:t>
+        <w:t xml:space="preserve">JIT needs reliable suppliers, short setups and good quality, </w:t>
       </w:r>
       <w:r>
         <w:rPr>
@@ -6568,7 +5848,7 @@
           <w:sz w:val="19"/>
           <w:szCs w:val="19"/>
         </w:rPr>
-        <w:t xml:space="preserve">, short setups and good quality, because there is almost no stock to hide problems. </w:t>
+        <w:t xml:space="preserve"> there is almost no stock to hide problems. </w:t>
       </w:r>
     </w:p>
     <w:tbl>
@@ -6626,7 +5906,7 @@
                 <w:sz w:val="16"/>
                 <w:szCs w:val="16"/>
               </w:rPr>
-              <w:t xml:space="preserve">system   ·   Materials   ·   because   ·   suppliers</w:t>
+              <w:t xml:space="preserve">system   ·   Materials   ·   trigger   ·   because</w:t>
             </w:r>
           </w:p>
         </w:tc>
@@ -7970,7 +7250,7 @@
                 <w:sz w:val="16"/>
                 <w:szCs w:val="16"/>
               </w:rPr>
-              <w:t xml:space="preserve">suppliers</w:t>
+              <w:t xml:space="preserve">because</w:t>
             </w:r>
           </w:p>
         </w:tc>
@@ -8394,7 +7674,7 @@
           <w:sz w:val="19"/>
           <w:szCs w:val="19"/>
         </w:rPr>
-        <w:t xml:space="preserve">Enterprise resource planning (ERP) is an </w:t>
+        <w:t xml:space="preserve">Enterprise resource planning (ERP) is an integrated system in which sales, </w:t>
       </w:r>
       <w:r>
         <w:rPr>
@@ -8426,7 +7706,7 @@
           <w:sz w:val="19"/>
           <w:szCs w:val="19"/>
         </w:rPr>
-        <w:t xml:space="preserve"> system in which sales, </w:t>
+        <w:t xml:space="preserve">, production, </w:t>
       </w:r>
       <w:r>
         <w:rPr>
@@ -8444,7 +7724,7 @@
           <w:sz w:val="19"/>
           <w:szCs w:val="19"/>
         </w:rPr>
-        <w:t xml:space="preserve">            </w:t>
+        <w:t xml:space="preserve">           </w:t>
       </w:r>
       <w:r>
         <w:rPr>
@@ -8458,7 +7738,7 @@
           <w:sz w:val="19"/>
           <w:szCs w:val="19"/>
         </w:rPr>
-        <w:t xml:space="preserve">, production, inventory, accounting and human resources all work from one shared database. </w:t>
+        <w:t xml:space="preserve">, accounting and human resources all work from one shared database. </w:t>
       </w:r>
       <w:r>
         <w:rPr>
@@ -8536,7 +7816,7 @@
           <w:sz w:val="19"/>
           <w:szCs w:val="19"/>
         </w:rPr>
-        <w:t xml:space="preserve"/>
+        <w:t xml:space="preserve">Managers see stock, orders and costs as they change, and MRP runs on live data </w:t>
       </w:r>
       <w:r>
         <w:rPr>
@@ -8568,7 +7848,7 @@
           <w:sz w:val="19"/>
           <w:szCs w:val="19"/>
         </w:rPr>
-        <w:t xml:space="preserve"> see stock, orders and costs as they change, and MRP runs on live data </w:t>
+        <w:t xml:space="preserve"> of last month's </w:t>
       </w:r>
       <w:r>
         <w:rPr>
@@ -8600,7 +7880,7 @@
           <w:sz w:val="19"/>
           <w:szCs w:val="19"/>
         </w:rPr>
-        <w:t xml:space="preserve"> of last month's reports. </w:t>
+        <w:t xml:space="preserve">. </w:t>
       </w:r>
       <w:r>
         <w:rPr>
@@ -8665,7 +7945,7 @@
                 <w:sz w:val="16"/>
                 <w:szCs w:val="16"/>
               </w:rPr>
-              <w:t xml:space="preserve">Managers   ·   purchasing   ·   re-typing   ·   Enterprise   ·   Because   ·   integrated   ·   instead</w:t>
+              <w:t xml:space="preserve">instead   ·   inventory   ·   re-typing   ·   Enterprise   ·   Because   ·   purchasing   ·   reports</w:t>
             </w:r>
           </w:p>
         </w:tc>
@@ -8851,7 +8131,7 @@
         <w:tc>
           <w:tcPr>
             <w:tcW w:type="pct" w:w="2600"/>
-            <w:shd w:fill="FFFFFF" w:val="clear"/>
+            <w:shd w:fill="FBFAF6" w:val="clear"/>
             <w:tcMar>
               <w:top w:type="dxa" w:w="50"/>
               <w:left w:type="dxa" w:w="110"/>
@@ -8861,17 +8141,14 @@
           </w:tcPr>
           <w:p>
             <w:pPr>
-              <w:spacing w:before="46" w:after="46"/>
-            </w:pPr>
-            <w:r>
-              <w:rPr>
-                <w:b/>
-                <w:bCs/>
-                <w:color w:val="8186EF"/>
-                <w:sz w:val="14"/>
-                <w:szCs w:val="14"/>
-              </w:rPr>
-              <w:t xml:space="preserve">(7)</w:t>
+              <w:spacing w:before="28" w:after="28"/>
+            </w:pPr>
+            <w:r>
+              <w:rPr>
+                <w:sz w:val="15"/>
+                <w:szCs w:val="15"/>
+              </w:rPr>
+              <w:t xml:space="preserve">Managers see stock, orders and costs as they change</w:t>
             </w:r>
           </w:p>
         </w:tc>
@@ -8972,7 +8249,7 @@
                 <w:sz w:val="14"/>
                 <w:szCs w:val="14"/>
               </w:rPr>
-              <w:t xml:space="preserve">(8)</w:t>
+              <w:t xml:space="preserve">(7)</w:t>
             </w:r>
           </w:p>
         </w:tc>
@@ -9024,7 +8301,7 @@
                 <w:sz w:val="14"/>
                 <w:szCs w:val="14"/>
               </w:rPr>
-              <w:t xml:space="preserve">(9)</w:t>
+              <w:t xml:space="preserve">(8)</w:t>
             </w:r>
           </w:p>
         </w:tc>
@@ -9086,7 +8363,7 @@
                 <w:sz w:val="16"/>
                 <w:szCs w:val="16"/>
               </w:rPr>
-              <w:t xml:space="preserve">Managers see stock, orders and costs as they change   ·   Standard processes and a full record of who did what   ·   Fewer reconciliations between departments   ·   enterprise resource planning (ERP)</w:t>
+              <w:t xml:space="preserve">Fewer reconciliations between departments   ·   enterprise resource planning (ERP)   ·   Standard processes and a full record of who did what</w:t>
             </w:r>
           </w:p>
         </w:tc>
@@ -9343,7 +8620,7 @@
                 <w:sz w:val="16"/>
                 <w:szCs w:val="16"/>
               </w:rPr>
-              <w:t xml:space="preserve">integrated</w:t>
+              <w:t xml:space="preserve">purchasing</w:t>
             </w:r>
           </w:p>
         </w:tc>
@@ -9369,7 +8646,7 @@
                 <w:sz w:val="16"/>
                 <w:szCs w:val="16"/>
               </w:rPr>
-              <w:t xml:space="preserve">6  </w:t>
+              <w:t xml:space="preserve">5  </w:t>
             </w:r>
             <w:r>
               <w:rPr>
@@ -9411,7 +8688,7 @@
                 <w:sz w:val="16"/>
                 <w:szCs w:val="16"/>
               </w:rPr>
-              <w:t xml:space="preserve">purchasing</w:t>
+              <w:t xml:space="preserve">inventory</w:t>
             </w:r>
           </w:p>
         </w:tc>
@@ -9437,14 +8714,14 @@
                 <w:sz w:val="16"/>
                 <w:szCs w:val="16"/>
               </w:rPr>
-              <w:t xml:space="preserve">7  </w:t>
-            </w:r>
-            <w:r>
-              <w:rPr>
-                <w:sz w:val="16"/>
-                <w:szCs w:val="16"/>
-              </w:rPr>
-              <w:t xml:space="preserve">Managers see stock, orders and costs as they change</w:t>
+              <w:t xml:space="preserve">6  </w:t>
+            </w:r>
+            <w:r>
+              <w:rPr>
+                <w:sz w:val="16"/>
+                <w:szCs w:val="16"/>
+              </w:rPr>
+              <w:t xml:space="preserve">reports</w:t>
             </w:r>
           </w:p>
         </w:tc>
@@ -9505,7 +8782,7 @@
                 <w:sz w:val="16"/>
                 <w:szCs w:val="16"/>
               </w:rPr>
-              <w:t xml:space="preserve">8  </w:t>
+              <w:t xml:space="preserve">7  </w:t>
             </w:r>
             <w:r>
               <w:rPr>
@@ -9573,7 +8850,7 @@
                 <w:sz w:val="16"/>
                 <w:szCs w:val="16"/>
               </w:rPr>
-              <w:t xml:space="preserve">9  </w:t>
+              <w:t xml:space="preserve">8  </w:t>
             </w:r>
             <w:r>
               <w:rPr>
@@ -9581,64 +8858,6 @@
                 <w:szCs w:val="16"/>
               </w:rPr>
               <w:t xml:space="preserve">Standard processes and a full record of who did what</w:t>
-            </w:r>
-          </w:p>
-        </w:tc>
-      </w:tr>
-      <w:tr>
-        <w:tc>
-          <w:tcPr>
-            <w:tcW w:type="pct" w:w="2500"/>
-            <w:tcMar>
-              <w:top w:type="dxa" w:w="20"/>
-              <w:left w:type="dxa" w:w="80"/>
-              <w:bottom w:type="dxa" w:w="20"/>
-              <w:right w:type="dxa" w:w="80"/>
-            </w:tcMar>
-          </w:tcPr>
-          <w:p>
-            <w:pPr>
-              <w:spacing w:before="12" w:after="12"/>
-            </w:pPr>
-            <w:r>
-              <w:rPr>
-                <w:b/>
-                <w:bCs/>
-                <w:color w:val="8186EF"/>
-                <w:sz w:val="16"/>
-                <w:szCs w:val="16"/>
-              </w:rPr>
-              <w:t xml:space="preserve">5  </w:t>
-            </w:r>
-            <w:r>
-              <w:rPr>
-                <w:sz w:val="16"/>
-                <w:szCs w:val="16"/>
-              </w:rPr>
-              <w:t xml:space="preserve">Managers</w:t>
-            </w:r>
-          </w:p>
-        </w:tc>
-        <w:tc>
-          <w:tcPr>
-            <w:tcW w:type="pct" w:w="2500"/>
-            <w:tcMar>
-              <w:top w:type="dxa" w:w="20"/>
-              <w:left w:type="dxa" w:w="80"/>
-              <w:bottom w:type="dxa" w:w="20"/>
-              <w:right w:type="dxa" w:w="80"/>
-            </w:tcMar>
-          </w:tcPr>
-          <w:p>
-            <w:pPr>
-              <w:spacing w:before="24" w:after="24"/>
-            </w:pPr>
-            <w:r>
-              <w:rPr>
-                <w:sz w:val="16"/>
-                <w:szCs w:val="16"/>
-              </w:rPr>
-              <w:t xml:space="preserve"/>
             </w:r>
           </w:p>
         </w:tc>
@@ -10143,7 +9362,7 @@
                 <w:sz w:val="16"/>
                 <w:szCs w:val="16"/>
               </w:rPr>
-              <w:t xml:space="preserve">Dependence on one supplier   ·   Hidden costs: contracts, monitoring, transport   ·   Printer lease (can be cancelled)</w:t>
+              <w:t xml:space="preserve">Dependence on one supplier   ·   Hidden costs: contracts, monitoring, transport   ·   Avoidable cost of printing in-house</w:t>
             </w:r>
           </w:p>
         </w:tc>
@@ -10215,7 +9434,7 @@
           <w:sz w:val="19"/>
           <w:szCs w:val="19"/>
         </w:rPr>
-        <w:t xml:space="preserve"> test compares the </w:t>
+        <w:t xml:space="preserve"> test compares the supplier's price with the costs that would </w:t>
       </w:r>
       <w:r>
         <w:rPr>
@@ -10233,7 +9452,7 @@
           <w:sz w:val="19"/>
           <w:szCs w:val="19"/>
         </w:rPr>
-        <w:t xml:space="preserve">            </w:t>
+        <w:t xml:space="preserve">           </w:t>
       </w:r>
       <w:r>
         <w:rPr>
@@ -10247,7 +9466,7 @@
           <w:sz w:val="19"/>
           <w:szCs w:val="19"/>
         </w:rPr>
-        <w:t xml:space="preserve"> price with the costs that would really disappear, not with the full cost. </w:t>
+        <w:t xml:space="preserve"> disappear, not with the full cost. </w:t>
       </w:r>
       <w:r>
         <w:rPr>
@@ -10344,7 +9563,7 @@
                 <w:sz w:val="16"/>
                 <w:szCs w:val="16"/>
               </w:rPr>
-              <w:t xml:space="preserve">supplier's   ·   financial   ·   outsourcing   ·   depreciation</w:t>
+              <w:t xml:space="preserve">really   ·   financial   ·   outsourcing   ·   depreciation</w:t>
             </w:r>
           </w:p>
         </w:tc>
@@ -10431,7 +9650,7 @@
           <w:sz w:val="19"/>
           <w:szCs w:val="19"/>
         </w:rPr>
-        <w:t xml:space="preserve">Beverages prints its own labels at a full cost of $265,000, of which $225,000 is </w:t>
+        <w:t xml:space="preserve">Beverages </w:t>
       </w:r>
       <w:r>
         <w:rPr>
@@ -10463,7 +9682,7 @@
           <w:sz w:val="19"/>
           <w:szCs w:val="19"/>
         </w:rPr>
-        <w:t xml:space="preserve">. </w:t>
+        <w:t xml:space="preserve"> its own labels at a full cost of $265,000, of which $225,000 is avoidable. </w:t>
       </w:r>
       <w:r>
         <w:rPr>
@@ -10560,7 +9779,7 @@
                 <w:sz w:val="16"/>
                 <w:szCs w:val="16"/>
               </w:rPr>
-              <w:t xml:space="preserve">printer   ·   Beverages   ·   avoidable</w:t>
+              <w:t xml:space="preserve">printer   ·   outside   ·   prints</w:t>
             </w:r>
           </w:p>
         </w:tc>
@@ -10604,7 +9823,7 @@
           <w:sz w:val="15"/>
           <w:szCs w:val="15"/>
         </w:rPr>
-        <w:t xml:space="preserve">The bars are drawn to scale.</w:t>
+        <w:t xml:space="preserve">Every item belongs to exactly one group.</w:t>
       </w:r>
     </w:p>
     <w:p>
@@ -10615,7 +9834,7 @@
       <w:r>
         <w:drawing>
           <wp:inline distT="0" distB="0" distL="0" distR="0">
-            <wp:extent cx="5734050" cy="2851925"/>
+            <wp:extent cx="5734050" cy="3666775"/>
             <wp:effectExtent t="0" r="0" b="0" l="0"/>
             <wp:docPr id="1" name="" descr="" title=""/>
             <wp:cNvGraphicFramePr>
@@ -10640,7 +9859,7 @@
                   <pic:spPr bwMode="auto">
                     <a:xfrm>
                       <a:off x="0" y="0"/>
-                      <a:ext cx="5734050" cy="2851925"/>
+                      <a:ext cx="5734050" cy="3666775"/>
                     </a:xfrm>
                     <a:prstGeom prst="rect">
                       <a:avLst/>
@@ -10708,7 +9927,7 @@
                 <w:sz w:val="16"/>
                 <w:szCs w:val="16"/>
               </w:rPr>
-              <w:t xml:space="preserve">Printing staff   ·   Variable overhead   ·   Label stock and ink   ·   Printer lease (can be cancelled)</w:t>
+              <w:t xml:space="preserve">Print-room supervisor (can be moved)   ·   Label stock and ink   ·   Printer lease (can be cancelled)</w:t>
             </w:r>
           </w:p>
         </w:tc>
@@ -10735,7 +9954,7 @@
           <w:sz w:val="16"/>
           <w:szCs w:val="16"/>
         </w:rPr>
-        <w:t xml:space="preserve">      gaps 11–14</w:t>
+        <w:t xml:space="preserve">      gaps 10–13</w:t>
       </w:r>
     </w:p>
     <w:p>
@@ -10758,7 +9977,7 @@
           <w:sz w:val="15"/>
           <w:szCs w:val="15"/>
         </w:rPr>
-        <w:t xml:space="preserve"> (11) </w:t>
+        <w:t xml:space="preserve"> (10) </w:t>
       </w:r>
       <w:r>
         <w:rPr>
@@ -10790,7 +10009,7 @@
           <w:sz w:val="15"/>
           <w:szCs w:val="15"/>
         </w:rPr>
-        <w:t xml:space="preserve"> (12) </w:t>
+        <w:t xml:space="preserve"> (11) </w:t>
       </w:r>
       <w:r>
         <w:rPr>
@@ -10819,7 +10038,7 @@
           <w:sz w:val="19"/>
           <w:szCs w:val="19"/>
         </w:rPr>
-        <w:t xml:space="preserve"/>
+        <w:t xml:space="preserve">Labels are not a core skill, and several </w:t>
       </w:r>
       <w:r>
         <w:rPr>
@@ -10829,7 +10048,7 @@
           <w:sz w:val="15"/>
           <w:szCs w:val="15"/>
         </w:rPr>
-        <w:t xml:space="preserve"> (13) </w:t>
+        <w:t xml:space="preserve"> (12) </w:t>
       </w:r>
       <w:r>
         <w:rPr>
@@ -10851,7 +10070,14 @@
           <w:sz w:val="19"/>
           <w:szCs w:val="19"/>
         </w:rPr>
-        <w:t xml:space="preserve"> are not a core skill, and several </w:t>
+        <w:t xml:space="preserve"> can supply them, so the risks are small. </w:t>
+      </w:r>
+      <w:r>
+        <w:rPr>
+          <w:sz w:val="19"/>
+          <w:szCs w:val="19"/>
+        </w:rPr>
+        <w:t xml:space="preserve">For a core </w:t>
       </w:r>
       <w:r>
         <w:rPr>
@@ -10861,7 +10087,7 @@
           <w:sz w:val="15"/>
           <w:szCs w:val="15"/>
         </w:rPr>
-        <w:t xml:space="preserve"> (14) </w:t>
+        <w:t xml:space="preserve"> (13) </w:t>
       </w:r>
       <w:r>
         <w:rPr>
@@ -10883,14 +10109,7 @@
           <w:sz w:val="19"/>
           <w:szCs w:val="19"/>
         </w:rPr>
-        <w:t xml:space="preserve"> can supply them, so the risks are small. </w:t>
-      </w:r>
-      <w:r>
-        <w:rPr>
-          <w:sz w:val="19"/>
-          <w:szCs w:val="19"/>
-        </w:rPr>
-        <w:t xml:space="preserve">For a core activity with one possible supplier, the same saving might not be worth the loss of control. </w:t>
+        <w:t xml:space="preserve"> with one possible supplier, the same saving might not be worth the loss of control. </w:t>
       </w:r>
     </w:p>
     <w:tbl>
@@ -10948,7 +10167,7 @@
                 <w:sz w:val="16"/>
                 <w:szCs w:val="16"/>
               </w:rPr>
-              <w:t xml:space="preserve">numbers   ·   Labels   ·   depreciation   ·   decision   ·   printers</w:t>
+              <w:t xml:space="preserve">numbers   ·   printers   ·   kanban   ·   decision   ·   activity</w:t>
             </w:r>
           </w:p>
         </w:tc>
@@ -11022,7 +10241,7 @@
           <w:sz w:val="16"/>
           <w:szCs w:val="16"/>
         </w:rPr>
-        <w:t xml:space="preserve">      gaps 15–16</w:t>
+        <w:t xml:space="preserve">      gaps 14–15</w:t>
       </w:r>
     </w:p>
     <w:p>
@@ -11035,7 +10254,7 @@
           <w:sz w:val="19"/>
           <w:szCs w:val="19"/>
         </w:rPr>
-        <w:t xml:space="preserve">If an exam answer compares the </w:t>
+        <w:t xml:space="preserve">If an exam </w:t>
       </w:r>
       <w:r>
         <w:rPr>
@@ -11045,7 +10264,7 @@
           <w:sz w:val="15"/>
           <w:szCs w:val="15"/>
         </w:rPr>
-        <w:t xml:space="preserve"> (15) </w:t>
+        <w:t xml:space="preserve"> (14) </w:t>
       </w:r>
       <w:r>
         <w:rPr>
@@ -11053,7 +10272,7 @@
           <w:sz w:val="19"/>
           <w:szCs w:val="19"/>
         </w:rPr>
-        <w:t xml:space="preserve">            </w:t>
+        <w:t xml:space="preserve">           </w:t>
       </w:r>
       <w:r>
         <w:rPr>
@@ -11067,14 +10286,14 @@
           <w:sz w:val="19"/>
           <w:szCs w:val="19"/>
         </w:rPr>
-        <w:t xml:space="preserve"> price with the full cost, it counts costs that will not disappear. </w:t>
-      </w:r>
-      <w:r>
-        <w:rPr>
-          <w:sz w:val="19"/>
-          <w:szCs w:val="19"/>
-        </w:rPr>
-        <w:t xml:space="preserve">Compare with the </w:t>
+        <w:t xml:space="preserve"> compares the supplier's price with the full cost, it counts costs that will not disappear. </w:t>
+      </w:r>
+      <w:r>
+        <w:rPr>
+          <w:sz w:val="19"/>
+          <w:szCs w:val="19"/>
+        </w:rPr>
+        <w:t xml:space="preserve">Compare with the avoidable cost, and add any income from freed </w:t>
       </w:r>
       <w:r>
         <w:rPr>
@@ -11084,7 +10303,7 @@
           <w:sz w:val="15"/>
           <w:szCs w:val="15"/>
         </w:rPr>
-        <w:t xml:space="preserve"> (16) </w:t>
+        <w:t xml:space="preserve"> (15) </w:t>
       </w:r>
       <w:r>
         <w:rPr>
@@ -11106,7 +10325,7 @@
           <w:sz w:val="19"/>
           <w:szCs w:val="19"/>
         </w:rPr>
-        <w:t xml:space="preserve"> cost, and add any income from freed resources. </w:t>
+        <w:t xml:space="preserve">. </w:t>
       </w:r>
     </w:p>
     <w:tbl>
@@ -11164,7 +10383,7 @@
                 <w:sz w:val="16"/>
                 <w:szCs w:val="16"/>
               </w:rPr>
-              <w:t xml:space="preserve">supplier's   ·   Beverages   ·   avoidable</w:t>
+              <w:t xml:space="preserve">answer   ·   outsourcing   ·   resources</w:t>
             </w:r>
           </w:p>
         </w:tc>
@@ -11454,7 +10673,7 @@
                 <w:sz w:val="16"/>
                 <w:szCs w:val="16"/>
               </w:rPr>
-              <w:t xml:space="preserve">Printing staff</w:t>
+              <w:t xml:space="preserve">Printer lease (can be cancelled)</w:t>
             </w:r>
           </w:p>
         </w:tc>
@@ -11522,7 +10741,7 @@
                 <w:sz w:val="16"/>
                 <w:szCs w:val="16"/>
               </w:rPr>
-              <w:t xml:space="preserve">Printer lease (can be cancelled)</w:t>
+              <w:t xml:space="preserve">numbers</w:t>
             </w:r>
           </w:p>
         </w:tc>
@@ -11590,7 +10809,7 @@
                 <w:sz w:val="16"/>
                 <w:szCs w:val="16"/>
               </w:rPr>
-              <w:t xml:space="preserve">numbers</w:t>
+              <w:t xml:space="preserve">decision</w:t>
             </w:r>
           </w:p>
         </w:tc>
@@ -11625,7 +10844,7 @@
                 <w:sz w:val="16"/>
                 <w:szCs w:val="16"/>
               </w:rPr>
-              <w:t xml:space="preserve">supplier's</w:t>
+              <w:t xml:space="preserve">really</w:t>
             </w:r>
           </w:p>
         </w:tc>
@@ -11658,7 +10877,7 @@
                 <w:sz w:val="16"/>
                 <w:szCs w:val="16"/>
               </w:rPr>
-              <w:t xml:space="preserve">decision</w:t>
+              <w:t xml:space="preserve">printers</w:t>
             </w:r>
           </w:p>
         </w:tc>
@@ -11726,7 +10945,7 @@
                 <w:sz w:val="16"/>
                 <w:szCs w:val="16"/>
               </w:rPr>
-              <w:t xml:space="preserve">Labels</w:t>
+              <w:t xml:space="preserve">activity</w:t>
             </w:r>
           </w:p>
         </w:tc>
@@ -11761,7 +10980,7 @@
                 <w:sz w:val="16"/>
                 <w:szCs w:val="16"/>
               </w:rPr>
-              <w:t xml:space="preserve">avoidable</w:t>
+              <w:t xml:space="preserve">prints</w:t>
             </w:r>
           </w:p>
         </w:tc>
@@ -11794,7 +11013,7 @@
                 <w:sz w:val="16"/>
                 <w:szCs w:val="16"/>
               </w:rPr>
-              <w:t xml:space="preserve">printers</w:t>
+              <w:t xml:space="preserve">answer</w:t>
             </w:r>
           </w:p>
         </w:tc>
@@ -11862,7 +11081,7 @@
                 <w:sz w:val="16"/>
                 <w:szCs w:val="16"/>
               </w:rPr>
-              <w:t xml:space="preserve">supplier's</w:t>
+              <w:t xml:space="preserve">resources</w:t>
             </w:r>
           </w:p>
         </w:tc>
@@ -11913,24 +11132,14 @@
           </w:tcPr>
           <w:p>
             <w:pPr>
-              <w:spacing w:before="12" w:after="12"/>
-            </w:pPr>
-            <w:r>
-              <w:rPr>
-                <w:b/>
-                <w:bCs/>
-                <w:color w:val="8186EF"/>
-                <w:sz w:val="16"/>
-                <w:szCs w:val="16"/>
-              </w:rPr>
-              <w:t xml:space="preserve">16  </w:t>
-            </w:r>
-            <w:r>
-              <w:rPr>
-                <w:sz w:val="16"/>
-                <w:szCs w:val="16"/>
-              </w:rPr>
-              <w:t xml:space="preserve">avoidable</w:t>
+              <w:spacing w:before="24" w:after="24"/>
+            </w:pPr>
+            <w:r>
+              <w:rPr>
+                <w:sz w:val="16"/>
+                <w:szCs w:val="16"/>
+              </w:rPr>
+              <w:t xml:space="preserve"/>
             </w:r>
           </w:p>
         </w:tc>
@@ -12152,7 +11361,7 @@
           <w:sz w:val="16"/>
           <w:szCs w:val="16"/>
         </w:rPr>
-        <w:t xml:space="preserve">      gaps 1–7</w:t>
+        <w:t xml:space="preserve">      gaps 1–4</w:t>
       </w:r>
     </w:p>
     <w:p>
@@ -12275,7 +11484,28 @@
           <w:sz w:val="19"/>
           <w:szCs w:val="19"/>
         </w:rPr>
-        <w:t xml:space="preserve">JIT: daily deliveries; average inventory $10,000; an extra delivery </w:t>
+        <w:t xml:space="preserve">JIT: daily deliveries; average inventory $10,000; an extra delivery charge of $24,000 and extra handling of $6,000 a year. </w:t>
+      </w:r>
+      <w:r>
+        <w:rPr>
+          <w:sz w:val="19"/>
+          <w:szCs w:val="19"/>
+        </w:rPr>
+        <w:t xml:space="preserve">Carrying cost: 20% of the average inventory a year. </w:t>
+      </w:r>
+      <w:r>
+        <w:rPr>
+          <w:sz w:val="19"/>
+          <w:szCs w:val="19"/>
+        </w:rPr>
+        <w:t xml:space="preserve">The yearly cost falls from $62,000 to $33,000, a saving of $29,000 after the extra delivery and handling costs. </w:t>
+      </w:r>
+      <w:r>
+        <w:rPr>
+          <w:sz w:val="19"/>
+          <w:szCs w:val="19"/>
+        </w:rPr>
+        <w:t xml:space="preserve">The lower inventory also </w:t>
       </w:r>
       <w:r>
         <w:rPr>
@@ -12307,124 +11537,7 @@
           <w:sz w:val="19"/>
           <w:szCs w:val="19"/>
         </w:rPr>
-        <w:t xml:space="preserve"> of $24,000 and extra handling of $6,000 a year. </w:t>
-      </w:r>
-      <w:r>
-        <w:rPr>
-          <w:sz w:val="19"/>
-          <w:szCs w:val="19"/>
-        </w:rPr>
-        <w:t xml:space="preserve"/>
-      </w:r>
-      <w:r>
-        <w:rPr>
-          <w:b/>
-          <w:bCs/>
-          <w:color w:val="8186EF"/>
-          <w:sz w:val="15"/>
-          <w:szCs w:val="15"/>
-        </w:rPr>
-        <w:t xml:space="preserve"> (5) </w:t>
-      </w:r>
-      <w:r>
-        <w:rPr>
-          <w:u w:val="single"/>
-          <w:sz w:val="19"/>
-          <w:szCs w:val="19"/>
-        </w:rPr>
-        <w:t xml:space="preserve">           </w:t>
-      </w:r>
-      <w:r>
-        <w:rPr>
-          <w:sz w:val="19"/>
-          <w:szCs w:val="19"/>
-        </w:rPr>
-        <w:t xml:space="preserve"> </w:t>
-      </w:r>
-      <w:r>
-        <w:rPr>
-          <w:sz w:val="19"/>
-          <w:szCs w:val="19"/>
-        </w:rPr>
-        <w:t xml:space="preserve"> cost: 20% of the average inventory a year. </w:t>
-      </w:r>
-      <w:r>
-        <w:rPr>
-          <w:sz w:val="19"/>
-          <w:szCs w:val="19"/>
-        </w:rPr>
-        <w:t xml:space="preserve">The </w:t>
-      </w:r>
-      <w:r>
-        <w:rPr>
-          <w:b/>
-          <w:bCs/>
-          <w:color w:val="8186EF"/>
-          <w:sz w:val="15"/>
-          <w:szCs w:val="15"/>
-        </w:rPr>
-        <w:t xml:space="preserve"> (6) </w:t>
-      </w:r>
-      <w:r>
-        <w:rPr>
-          <w:u w:val="single"/>
-          <w:sz w:val="19"/>
-          <w:szCs w:val="19"/>
-        </w:rPr>
-        <w:t xml:space="preserve">           </w:t>
-      </w:r>
-      <w:r>
-        <w:rPr>
-          <w:sz w:val="19"/>
-          <w:szCs w:val="19"/>
-        </w:rPr>
-        <w:t xml:space="preserve"> </w:t>
-      </w:r>
-      <w:r>
-        <w:rPr>
-          <w:sz w:val="19"/>
-          <w:szCs w:val="19"/>
-        </w:rPr>
-        <w:t xml:space="preserve"> cost falls from $62,000 to $33,000, a </w:t>
-      </w:r>
-      <w:r>
-        <w:rPr>
-          <w:b/>
-          <w:bCs/>
-          <w:color w:val="8186EF"/>
-          <w:sz w:val="15"/>
-          <w:szCs w:val="15"/>
-        </w:rPr>
-        <w:t xml:space="preserve"> (7) </w:t>
-      </w:r>
-      <w:r>
-        <w:rPr>
-          <w:u w:val="single"/>
-          <w:sz w:val="19"/>
-          <w:szCs w:val="19"/>
-        </w:rPr>
-        <w:t xml:space="preserve">           </w:t>
-      </w:r>
-      <w:r>
-        <w:rPr>
-          <w:sz w:val="19"/>
-          <w:szCs w:val="19"/>
-        </w:rPr>
-        <w:t xml:space="preserve"> </w:t>
-      </w:r>
-      <w:r>
-        <w:rPr>
-          <w:sz w:val="19"/>
-          <w:szCs w:val="19"/>
-        </w:rPr>
-        <w:t xml:space="preserve"> of $29,000 after the extra delivery and handling costs. </w:t>
-      </w:r>
-      <w:r>
-        <w:rPr>
-          <w:sz w:val="19"/>
-          <w:szCs w:val="19"/>
-        </w:rPr>
-        <w:t xml:space="preserve">The lower inventory also releases $110,000 of cash once. </w:t>
+        <w:t xml:space="preserve"> $110,000 of cash once. </w:t>
       </w:r>
     </w:p>
     <w:tbl>
@@ -12482,7 +11595,7 @@
                 <w:sz w:val="16"/>
                 <w:szCs w:val="16"/>
               </w:rPr>
-              <w:t xml:space="preserve">financial   ·   Carrying   ·   supply   ·   rented   ·   saving   ·   yearly   ·   charge   ·   handling</w:t>
+              <w:t xml:space="preserve">financial   ·   rented   ·   supply   ·   releases   ·   average</w:t>
             </w:r>
           </w:p>
         </w:tc>
@@ -12695,7 +11808,7 @@
         <w:tc>
           <w:tcPr>
             <w:tcW w:type="pct" w:w="2200"/>
-            <w:shd w:fill="FBFAF6" w:val="clear"/>
+            <w:shd w:fill="FFFFFF" w:val="clear"/>
             <w:tcMar>
               <w:top w:type="dxa" w:w="50"/>
               <w:left w:type="dxa" w:w="110"/>
@@ -12705,14 +11818,17 @@
           </w:tcPr>
           <w:p>
             <w:pPr>
-              <w:spacing w:before="28" w:after="28"/>
-            </w:pPr>
-            <w:r>
-              <w:rPr>
-                <w:sz w:val="15"/>
-                <w:szCs w:val="15"/>
-              </w:rPr>
-              <w:t xml:space="preserve">Carrying cost (20% of average inventory)</w:t>
+              <w:spacing w:before="46" w:after="46"/>
+            </w:pPr>
+            <w:r>
+              <w:rPr>
+                <w:b/>
+                <w:bCs/>
+                <w:color w:val="8186EF"/>
+                <w:sz w:val="14"/>
+                <w:szCs w:val="14"/>
+              </w:rPr>
+              <w:t xml:space="preserve">(5)</w:t>
             </w:r>
           </w:p>
         </w:tc>
@@ -12769,7 +11885,6 @@
         <w:tc>
           <w:tcPr>
             <w:tcW w:type="pct" w:w="2200"/>
-            <w:shd w:fill="FFFFFF" w:val="clear"/>
             <w:tcMar>
               <w:top w:type="dxa" w:w="50"/>
               <w:left w:type="dxa" w:w="110"/>
@@ -12779,17 +11894,14 @@
           </w:tcPr>
           <w:p>
             <w:pPr>
-              <w:spacing w:before="46" w:after="46"/>
-            </w:pPr>
-            <w:r>
-              <w:rPr>
-                <w:b/>
-                <w:bCs/>
-                <w:color w:val="8186EF"/>
-                <w:sz w:val="14"/>
-                <w:szCs w:val="14"/>
-              </w:rPr>
-              <w:t xml:space="preserve">(8)</w:t>
+              <w:spacing w:before="28" w:after="28"/>
+            </w:pPr>
+            <w:r>
+              <w:rPr>
+                <w:sz w:val="15"/>
+                <w:szCs w:val="15"/>
+              </w:rPr>
+              <w:t xml:space="preserve">Rent of the bottle store</w:t>
             </w:r>
           </w:p>
         </w:tc>
@@ -13009,7 +12121,7 @@
                 <w:sz w:val="14"/>
                 <w:szCs w:val="14"/>
               </w:rPr>
-              <w:t xml:space="preserve">(9)</w:t>
+              <w:t xml:space="preserve">(6)</w:t>
             </w:r>
           </w:p>
         </w:tc>
@@ -13066,7 +12178,6 @@
         <w:tc>
           <w:tcPr>
             <w:tcW w:type="pct" w:w="2200"/>
-            <w:shd w:fill="FFFFFF" w:val="clear"/>
             <w:tcMar>
               <w:top w:type="dxa" w:w="50"/>
               <w:left w:type="dxa" w:w="110"/>
@@ -13076,17 +12187,14 @@
           </w:tcPr>
           <w:p>
             <w:pPr>
-              <w:spacing w:before="46" w:after="46"/>
-            </w:pPr>
-            <w:r>
-              <w:rPr>
-                <w:b/>
-                <w:bCs/>
-                <w:color w:val="8186EF"/>
-                <w:sz w:val="14"/>
-                <w:szCs w:val="14"/>
-              </w:rPr>
-              <w:t xml:space="preserve">(10)</w:t>
+              <w:spacing w:before="28" w:after="28"/>
+            </w:pPr>
+            <w:r>
+              <w:rPr>
+                <w:sz w:val="15"/>
+                <w:szCs w:val="15"/>
+              </w:rPr>
+              <w:t xml:space="preserve">Yearly cost</w:t>
             </w:r>
           </w:p>
         </w:tc>
@@ -13141,7 +12249,7 @@
         <w:tc>
           <w:tcPr>
             <w:tcW w:type="pct" w:w="2200"/>
-            <w:shd w:fill="FFFFFF" w:val="clear"/>
+            <w:shd w:fill="FBFAF6" w:val="clear"/>
             <w:tcMar>
               <w:top w:type="dxa" w:w="50"/>
               <w:left w:type="dxa" w:w="110"/>
@@ -13151,17 +12259,14 @@
           </w:tcPr>
           <w:p>
             <w:pPr>
-              <w:spacing w:before="46" w:after="46"/>
-            </w:pPr>
-            <w:r>
-              <w:rPr>
-                <w:b/>
-                <w:bCs/>
-                <w:color w:val="8186EF"/>
-                <w:sz w:val="14"/>
-                <w:szCs w:val="14"/>
-              </w:rPr>
-              <w:t xml:space="preserve">(11)</w:t>
+              <w:spacing w:before="28" w:after="28"/>
+            </w:pPr>
+            <w:r>
+              <w:rPr>
+                <w:sz w:val="15"/>
+                <w:szCs w:val="15"/>
+              </w:rPr>
+              <w:t xml:space="preserve">Yearly saving</w:t>
             </w:r>
           </w:p>
         </w:tc>
@@ -13238,7 +12343,7 @@
                 <w:sz w:val="14"/>
                 <w:szCs w:val="14"/>
               </w:rPr>
-              <w:t xml:space="preserve">(12)</w:t>
+              <w:t xml:space="preserve">(7)</w:t>
             </w:r>
           </w:p>
         </w:tc>
@@ -13346,7 +12451,7 @@
                 <w:sz w:val="16"/>
                 <w:szCs w:val="16"/>
               </w:rPr>
-              <w:t xml:space="preserve">supply chain management   ·   Yearly saving   ·   Yearly cost   ·   Extra receiving and handling   ·   Rent of the bottle store   ·   Cash released once from lower inventory</w:t>
+              <w:t xml:space="preserve">Extra receiving and handling   ·   Week 3 net bottles   ·   Cash released once from lower inventory   ·   Carrying cost (20% of average inventory)</w:t>
             </w:r>
           </w:p>
         </w:tc>
@@ -13373,7 +12478,7 @@
           <w:sz w:val="16"/>
           <w:szCs w:val="16"/>
         </w:rPr>
-        <w:t xml:space="preserve">      gaps 13–15</w:t>
+        <w:t xml:space="preserve">      gaps 8–10</w:t>
       </w:r>
     </w:p>
     <w:p>
@@ -13396,7 +12501,7 @@
           <w:sz w:val="15"/>
           <w:szCs w:val="15"/>
         </w:rPr>
-        <w:t xml:space="preserve"> (13) </w:t>
+        <w:t xml:space="preserve"> (8) </w:t>
       </w:r>
       <w:r>
         <w:rPr>
@@ -13428,7 +12533,7 @@
           <w:sz w:val="15"/>
           <w:szCs w:val="15"/>
         </w:rPr>
-        <w:t xml:space="preserve"> (14) </w:t>
+        <w:t xml:space="preserve"> (9) </w:t>
       </w:r>
       <w:r>
         <w:rPr>
@@ -13467,7 +12572,7 @@
           <w:sz w:val="15"/>
           <w:szCs w:val="15"/>
         </w:rPr>
-        <w:t xml:space="preserve"> (15) </w:t>
+        <w:t xml:space="preserve"> (10) </w:t>
       </w:r>
       <w:r>
         <w:rPr>
@@ -13621,7 +12726,7 @@
           <w:sz w:val="16"/>
           <w:szCs w:val="16"/>
         </w:rPr>
-        <w:t xml:space="preserve">      gaps 16–17</w:t>
+        <w:t xml:space="preserve">      gaps 11–12</w:t>
       </w:r>
     </w:p>
     <w:p>
@@ -13651,7 +12756,7 @@
           <w:sz w:val="15"/>
           <w:szCs w:val="15"/>
         </w:rPr>
-        <w:t xml:space="preserve"> (16) </w:t>
+        <w:t xml:space="preserve"> (11) </w:t>
       </w:r>
       <w:r>
         <w:rPr>
@@ -13683,7 +12788,7 @@
           <w:sz w:val="15"/>
           <w:szCs w:val="15"/>
         </w:rPr>
-        <w:t xml:space="preserve"> (17) </w:t>
+        <w:t xml:space="preserve"> (12) </w:t>
       </w:r>
       <w:r>
         <w:rPr>
@@ -13849,7 +12954,7 @@
           <w:sz w:val="16"/>
           <w:szCs w:val="16"/>
         </w:rPr>
-        <w:t xml:space="preserve">      gaps 18–20</w:t>
+        <w:t xml:space="preserve">      gaps 13–15</w:t>
       </w:r>
     </w:p>
     <w:p>
@@ -13872,7 +12977,7 @@
           <w:sz w:val="15"/>
           <w:szCs w:val="15"/>
         </w:rPr>
-        <w:t xml:space="preserve"> (18) </w:t>
+        <w:t xml:space="preserve"> (13) </w:t>
       </w:r>
       <w:r>
         <w:rPr>
@@ -13904,7 +13009,7 @@
           <w:sz w:val="15"/>
           <w:szCs w:val="15"/>
         </w:rPr>
-        <w:t xml:space="preserve"> (19) </w:t>
+        <w:t xml:space="preserve"> (14) </w:t>
       </w:r>
       <w:r>
         <w:rPr>
@@ -13943,7 +13048,7 @@
           <w:sz w:val="15"/>
           <w:szCs w:val="15"/>
         </w:rPr>
-        <w:t xml:space="preserve"> (20) </w:t>
+        <w:t xml:space="preserve"> (15) </w:t>
       </w:r>
       <w:r>
         <w:rPr>
@@ -14255,7 +13360,7 @@
                 <w:sz w:val="14"/>
                 <w:szCs w:val="14"/>
               </w:rPr>
-              <w:t xml:space="preserve">(21)</w:t>
+              <w:t xml:space="preserve">(16)</w:t>
             </w:r>
           </w:p>
         </w:tc>
@@ -14307,7 +13412,7 @@
                 <w:sz w:val="14"/>
                 <w:szCs w:val="14"/>
               </w:rPr>
-              <w:t xml:space="preserve">(22)</w:t>
+              <w:t xml:space="preserve">(17)</w:t>
             </w:r>
           </w:p>
         </w:tc>
@@ -14360,7 +13465,7 @@
                 <w:sz w:val="14"/>
                 <w:szCs w:val="14"/>
               </w:rPr>
-              <w:t xml:space="preserve">(23)</w:t>
+              <w:t xml:space="preserve">(18)</w:t>
             </w:r>
           </w:p>
         </w:tc>
@@ -14510,7 +13615,7 @@
                 <w:sz w:val="14"/>
                 <w:szCs w:val="14"/>
               </w:rPr>
-              <w:t xml:space="preserve">(24)</w:t>
+              <w:t xml:space="preserve">(19)</w:t>
             </w:r>
           </w:p>
         </w:tc>
@@ -14802,7 +13907,7 @@
                 <w:sz w:val="14"/>
                 <w:szCs w:val="14"/>
               </w:rPr>
-              <w:t xml:space="preserve">(25)</w:t>
+              <w:t xml:space="preserve">(20)</w:t>
             </w:r>
           </w:p>
         </w:tc>
@@ -14864,7 +13969,7 @@
                 <w:sz w:val="16"/>
                 <w:szCs w:val="16"/>
               </w:rPr>
-              <w:t xml:space="preserve">20,000 cases × 12 = 240,000   ·   Carrying cost (20% of average inventory)</w:t>
+              <w:t xml:space="preserve">20,000 cases × 12 = 240,000   ·   22,000 cases × 12 = 264,000</w:t>
             </w:r>
           </w:p>
         </w:tc>
@@ -14907,7 +14012,7 @@
       <w:r>
         <w:drawing>
           <wp:inline distT="0" distB="0" distL="0" distR="0">
-            <wp:extent cx="5734050" cy="1871100"/>
+            <wp:extent cx="5734050" cy="1856025"/>
             <wp:effectExtent t="0" r="0" b="0" l="0"/>
             <wp:docPr id="1" name="" descr="" title=""/>
             <wp:cNvGraphicFramePr>
@@ -14932,7 +14037,7 @@
                   <pic:spPr bwMode="auto">
                     <a:xfrm>
                       <a:off x="0" y="0"/>
-                      <a:ext cx="5734050" cy="1871100"/>
+                      <a:ext cx="5734050" cy="1856025"/>
                     </a:xfrm>
                     <a:prstGeom prst="rect">
                       <a:avLst/>
@@ -15000,7 +14105,7 @@
                 <w:sz w:val="16"/>
                 <w:szCs w:val="16"/>
               </w:rPr>
-              <w:t xml:space="preserve">Bottles and caps   ·   Allocated plant overhead   ·   supply chain management   ·   Variable overhead</w:t>
+              <w:t xml:space="preserve">Allocated plant overhead   ·   Variable overhead   ·   supply chain management</w:t>
             </w:r>
           </w:p>
         </w:tc>
@@ -15148,7 +14253,7 @@
                 <w:sz w:val="16"/>
                 <w:szCs w:val="16"/>
               </w:rPr>
-              <w:t xml:space="preserve">kanban   ·   just-in-time (JIT)   ·   outsourcing</w:t>
+              <w:t xml:space="preserve">just-in-time (JIT)   ·   supply chain management   ·   outsourcing</w:t>
             </w:r>
           </w:p>
         </w:tc>
@@ -15533,14 +14638,14 @@
                 <w:sz w:val="16"/>
                 <w:szCs w:val="16"/>
               </w:rPr>
-              <w:t xml:space="preserve">16  </w:t>
-            </w:r>
-            <w:r>
-              <w:rPr>
-                <w:sz w:val="16"/>
-                <w:szCs w:val="16"/>
-              </w:rPr>
-              <w:t xml:space="preserve">Yearly</w:t>
+              <w:t xml:space="preserve">13  </w:t>
+            </w:r>
+            <w:r>
+              <w:rPr>
+                <w:sz w:val="16"/>
+                <w:szCs w:val="16"/>
+              </w:rPr>
+              <w:t xml:space="preserve">carrying-cost</w:t>
             </w:r>
           </w:p>
         </w:tc>
@@ -15601,14 +14706,14 @@
                 <w:sz w:val="16"/>
                 <w:szCs w:val="16"/>
               </w:rPr>
-              <w:t xml:space="preserve">17  </w:t>
-            </w:r>
-            <w:r>
-              <w:rPr>
-                <w:sz w:val="16"/>
-                <w:szCs w:val="16"/>
-              </w:rPr>
-              <w:t xml:space="preserve">released</w:t>
+              <w:t xml:space="preserve">14  </w:t>
+            </w:r>
+            <w:r>
+              <w:rPr>
+                <w:sz w:val="16"/>
+                <w:szCs w:val="16"/>
+              </w:rPr>
+              <w:t xml:space="preserve">system</w:t>
             </w:r>
           </w:p>
         </w:tc>
@@ -15669,14 +14774,14 @@
                 <w:sz w:val="16"/>
                 <w:szCs w:val="16"/>
               </w:rPr>
-              <w:t xml:space="preserve">18  </w:t>
-            </w:r>
-            <w:r>
-              <w:rPr>
-                <w:sz w:val="16"/>
-                <w:szCs w:val="16"/>
-              </w:rPr>
-              <w:t xml:space="preserve">carrying-cost</w:t>
+              <w:t xml:space="preserve">15  </w:t>
+            </w:r>
+            <w:r>
+              <w:rPr>
+                <w:sz w:val="16"/>
+                <w:szCs w:val="16"/>
+              </w:rPr>
+              <w:t xml:space="preserve">difference</w:t>
             </w:r>
           </w:p>
         </w:tc>
@@ -15711,7 +14816,7 @@
                 <w:sz w:val="16"/>
                 <w:szCs w:val="16"/>
               </w:rPr>
-              <w:t xml:space="preserve">charge</w:t>
+              <w:t xml:space="preserve">releases</w:t>
             </w:r>
           </w:p>
         </w:tc>
@@ -15737,14 +14842,14 @@
                 <w:sz w:val="16"/>
                 <w:szCs w:val="16"/>
               </w:rPr>
-              <w:t xml:space="preserve">19  </w:t>
-            </w:r>
-            <w:r>
-              <w:rPr>
-                <w:sz w:val="16"/>
-                <w:szCs w:val="16"/>
-              </w:rPr>
-              <w:t xml:space="preserve">system</w:t>
+              <w:t xml:space="preserve">16  </w:t>
+            </w:r>
+            <w:r>
+              <w:rPr>
+                <w:sz w:val="16"/>
+                <w:szCs w:val="16"/>
+              </w:rPr>
+              <w:t xml:space="preserve">Variable overhead</w:t>
             </w:r>
           </w:p>
         </w:tc>
@@ -15779,7 +14884,7 @@
                 <w:sz w:val="16"/>
                 <w:szCs w:val="16"/>
               </w:rPr>
-              <w:t xml:space="preserve">Carrying</w:t>
+              <w:t xml:space="preserve">Carrying cost (20% of average inventory)</w:t>
             </w:r>
           </w:p>
         </w:tc>
@@ -15805,14 +14910,14 @@
                 <w:sz w:val="16"/>
                 <w:szCs w:val="16"/>
               </w:rPr>
-              <w:t xml:space="preserve">20  </w:t>
-            </w:r>
-            <w:r>
-              <w:rPr>
-                <w:sz w:val="16"/>
-                <w:szCs w:val="16"/>
-              </w:rPr>
-              <w:t xml:space="preserve">difference</w:t>
+              <w:t xml:space="preserve">17  </w:t>
+            </w:r>
+            <w:r>
+              <w:rPr>
+                <w:sz w:val="16"/>
+                <w:szCs w:val="16"/>
+              </w:rPr>
+              <w:t xml:space="preserve">Depreciation of the bottling line (no resale value)</w:t>
             </w:r>
           </w:p>
         </w:tc>
@@ -15847,7 +14952,7 @@
                 <w:sz w:val="16"/>
                 <w:szCs w:val="16"/>
               </w:rPr>
-              <w:t xml:space="preserve">yearly</w:t>
+              <w:t xml:space="preserve">Extra receiving and handling</w:t>
             </w:r>
           </w:p>
         </w:tc>
@@ -15873,14 +14978,14 @@
                 <w:sz w:val="16"/>
                 <w:szCs w:val="16"/>
               </w:rPr>
-              <w:t xml:space="preserve">21  </w:t>
-            </w:r>
-            <w:r>
-              <w:rPr>
-                <w:sz w:val="16"/>
-                <w:szCs w:val="16"/>
-              </w:rPr>
-              <w:t xml:space="preserve">Variable overhead</w:t>
+              <w:t xml:space="preserve">18  </w:t>
+            </w:r>
+            <w:r>
+              <w:rPr>
+                <w:sz w:val="16"/>
+                <w:szCs w:val="16"/>
+              </w:rPr>
+              <w:t xml:space="preserve">Allocated plant overhead</w:t>
             </w:r>
           </w:p>
         </w:tc>
@@ -15915,7 +15020,7 @@
                 <w:sz w:val="16"/>
                 <w:szCs w:val="16"/>
               </w:rPr>
-              <w:t xml:space="preserve">saving</w:t>
+              <w:t xml:space="preserve">Cash released once from lower inventory</w:t>
             </w:r>
           </w:p>
         </w:tc>
@@ -15941,14 +15046,14 @@
                 <w:sz w:val="16"/>
                 <w:szCs w:val="16"/>
               </w:rPr>
-              <w:t xml:space="preserve">22  </w:t>
-            </w:r>
-            <w:r>
-              <w:rPr>
-                <w:sz w:val="16"/>
-                <w:szCs w:val="16"/>
-              </w:rPr>
-              <w:t xml:space="preserve">Depreciation of the bottling line (no resale value)</w:t>
+              <w:t xml:space="preserve">19  </w:t>
+            </w:r>
+            <w:r>
+              <w:rPr>
+                <w:sz w:val="16"/>
+                <w:szCs w:val="16"/>
+              </w:rPr>
+              <w:t xml:space="preserve">Liters bottled per year</w:t>
             </w:r>
           </w:p>
         </w:tc>
@@ -15983,7 +15088,7 @@
                 <w:sz w:val="16"/>
                 <w:szCs w:val="16"/>
               </w:rPr>
-              <w:t xml:space="preserve">Rent of the bottle store</w:t>
+              <w:t xml:space="preserve">depends</w:t>
             </w:r>
           </w:p>
         </w:tc>
@@ -16009,14 +15114,14 @@
                 <w:sz w:val="16"/>
                 <w:szCs w:val="16"/>
               </w:rPr>
-              <w:t xml:space="preserve">23  </w:t>
-            </w:r>
-            <w:r>
-              <w:rPr>
-                <w:sz w:val="16"/>
-                <w:szCs w:val="16"/>
-              </w:rPr>
-              <w:t xml:space="preserve">Allocated plant overhead</w:t>
+              <w:t xml:space="preserve">20  </w:t>
+            </w:r>
+            <w:r>
+              <w:rPr>
+                <w:sz w:val="16"/>
+                <w:szCs w:val="16"/>
+              </w:rPr>
+              <w:t xml:space="preserve">20,000 cases × 12 = 240,000</w:t>
             </w:r>
           </w:p>
         </w:tc>
@@ -16051,7 +15156,7 @@
                 <w:sz w:val="16"/>
                 <w:szCs w:val="16"/>
               </w:rPr>
-              <w:t xml:space="preserve">Extra receiving and handling</w:t>
+              <w:t xml:space="preserve">delivering</w:t>
             </w:r>
           </w:p>
         </w:tc>
@@ -16077,14 +15182,14 @@
                 <w:sz w:val="16"/>
                 <w:szCs w:val="16"/>
               </w:rPr>
-              <w:t xml:space="preserve">24  </w:t>
-            </w:r>
-            <w:r>
-              <w:rPr>
-                <w:sz w:val="16"/>
-                <w:szCs w:val="16"/>
-              </w:rPr>
-              <w:t xml:space="preserve">Liters bottled per year</w:t>
+              <w:t xml:space="preserve">21  </w:t>
+            </w:r>
+            <w:r>
+              <w:rPr>
+                <w:sz w:val="16"/>
+                <w:szCs w:val="16"/>
+              </w:rPr>
+              <w:t xml:space="preserve">Variable overhead</w:t>
             </w:r>
           </w:p>
         </w:tc>
@@ -16119,7 +15224,7 @@
                 <w:sz w:val="16"/>
                 <w:szCs w:val="16"/>
               </w:rPr>
-              <w:t xml:space="preserve">Yearly cost</w:t>
+              <w:t xml:space="preserve">breakdowns</w:t>
             </w:r>
           </w:p>
         </w:tc>
@@ -16145,14 +15250,14 @@
                 <w:sz w:val="16"/>
                 <w:szCs w:val="16"/>
               </w:rPr>
-              <w:t xml:space="preserve">25  </w:t>
-            </w:r>
-            <w:r>
-              <w:rPr>
-                <w:sz w:val="16"/>
-                <w:szCs w:val="16"/>
-              </w:rPr>
-              <w:t xml:space="preserve">20,000 cases × 12 = 240,000</w:t>
+              <w:t xml:space="preserve">22  </w:t>
+            </w:r>
+            <w:r>
+              <w:rPr>
+                <w:sz w:val="16"/>
+                <w:szCs w:val="16"/>
+              </w:rPr>
+              <w:t xml:space="preserve">Allocated plant overhead</w:t>
             </w:r>
           </w:p>
         </w:tc>
@@ -16187,7 +15292,7 @@
                 <w:sz w:val="16"/>
                 <w:szCs w:val="16"/>
               </w:rPr>
-              <w:t xml:space="preserve">Yearly saving</w:t>
+              <w:t xml:space="preserve">Yearly</w:t>
             </w:r>
           </w:p>
         </w:tc>
@@ -16213,14 +15318,14 @@
                 <w:sz w:val="16"/>
                 <w:szCs w:val="16"/>
               </w:rPr>
-              <w:t xml:space="preserve">26  </w:t>
-            </w:r>
-            <w:r>
-              <w:rPr>
-                <w:sz w:val="16"/>
-                <w:szCs w:val="16"/>
-              </w:rPr>
-              <w:t xml:space="preserve">Bottles and caps</w:t>
+              <w:t xml:space="preserve">23  </w:t>
+            </w:r>
+            <w:r>
+              <w:rPr>
+                <w:sz w:val="16"/>
+                <w:szCs w:val="16"/>
+              </w:rPr>
+              <w:t xml:space="preserve">supply chain management</w:t>
             </w:r>
           </w:p>
         </w:tc>
@@ -16255,7 +15360,7 @@
                 <w:sz w:val="16"/>
                 <w:szCs w:val="16"/>
               </w:rPr>
-              <w:t xml:space="preserve">Cash released once from lower inventory</w:t>
+              <w:t xml:space="preserve">released</w:t>
             </w:r>
           </w:p>
         </w:tc>
@@ -16281,211 +15386,7 @@
                 <w:sz w:val="16"/>
                 <w:szCs w:val="16"/>
               </w:rPr>
-              <w:t xml:space="preserve">27  </w:t>
-            </w:r>
-            <w:r>
-              <w:rPr>
-                <w:sz w:val="16"/>
-                <w:szCs w:val="16"/>
-              </w:rPr>
-              <w:t xml:space="preserve">Variable overhead</w:t>
-            </w:r>
-          </w:p>
-        </w:tc>
-      </w:tr>
-      <w:tr>
-        <w:tc>
-          <w:tcPr>
-            <w:tcW w:type="pct" w:w="2500"/>
-            <w:tcMar>
-              <w:top w:type="dxa" w:w="20"/>
-              <w:left w:type="dxa" w:w="80"/>
-              <w:bottom w:type="dxa" w:w="20"/>
-              <w:right w:type="dxa" w:w="80"/>
-            </w:tcMar>
-          </w:tcPr>
-          <w:p>
-            <w:pPr>
-              <w:spacing w:before="12" w:after="12"/>
-            </w:pPr>
-            <w:r>
-              <w:rPr>
-                <w:b/>
-                <w:bCs/>
-                <w:color w:val="8186EF"/>
-                <w:sz w:val="16"/>
-                <w:szCs w:val="16"/>
-              </w:rPr>
-              <w:t xml:space="preserve">13  </w:t>
-            </w:r>
-            <w:r>
-              <w:rPr>
-                <w:sz w:val="16"/>
-                <w:szCs w:val="16"/>
-              </w:rPr>
-              <w:t xml:space="preserve">depends</w:t>
-            </w:r>
-          </w:p>
-        </w:tc>
-        <w:tc>
-          <w:tcPr>
-            <w:tcW w:type="pct" w:w="2500"/>
-            <w:tcMar>
-              <w:top w:type="dxa" w:w="20"/>
-              <w:left w:type="dxa" w:w="80"/>
-              <w:bottom w:type="dxa" w:w="20"/>
-              <w:right w:type="dxa" w:w="80"/>
-            </w:tcMar>
-          </w:tcPr>
-          <w:p>
-            <w:pPr>
-              <w:spacing w:before="12" w:after="12"/>
-            </w:pPr>
-            <w:r>
-              <w:rPr>
-                <w:b/>
-                <w:bCs/>
-                <w:color w:val="8186EF"/>
-                <w:sz w:val="16"/>
-                <w:szCs w:val="16"/>
-              </w:rPr>
-              <w:t xml:space="preserve">28  </w:t>
-            </w:r>
-            <w:r>
-              <w:rPr>
-                <w:sz w:val="16"/>
-                <w:szCs w:val="16"/>
-              </w:rPr>
-              <w:t xml:space="preserve">Allocated plant overhead</w:t>
-            </w:r>
-          </w:p>
-        </w:tc>
-      </w:tr>
-      <w:tr>
-        <w:tc>
-          <w:tcPr>
-            <w:tcW w:type="pct" w:w="2500"/>
-            <w:tcMar>
-              <w:top w:type="dxa" w:w="20"/>
-              <w:left w:type="dxa" w:w="80"/>
-              <w:bottom w:type="dxa" w:w="20"/>
-              <w:right w:type="dxa" w:w="80"/>
-            </w:tcMar>
-          </w:tcPr>
-          <w:p>
-            <w:pPr>
-              <w:spacing w:before="12" w:after="12"/>
-            </w:pPr>
-            <w:r>
-              <w:rPr>
-                <w:b/>
-                <w:bCs/>
-                <w:color w:val="8186EF"/>
-                <w:sz w:val="16"/>
-                <w:szCs w:val="16"/>
-              </w:rPr>
-              <w:t xml:space="preserve">14  </w:t>
-            </w:r>
-            <w:r>
-              <w:rPr>
-                <w:sz w:val="16"/>
-                <w:szCs w:val="16"/>
-              </w:rPr>
-              <w:t xml:space="preserve">delivering</w:t>
-            </w:r>
-          </w:p>
-        </w:tc>
-        <w:tc>
-          <w:tcPr>
-            <w:tcW w:type="pct" w:w="2500"/>
-            <w:tcMar>
-              <w:top w:type="dxa" w:w="20"/>
-              <w:left w:type="dxa" w:w="80"/>
-              <w:bottom w:type="dxa" w:w="20"/>
-              <w:right w:type="dxa" w:w="80"/>
-            </w:tcMar>
-          </w:tcPr>
-          <w:p>
-            <w:pPr>
-              <w:spacing w:before="12" w:after="12"/>
-            </w:pPr>
-            <w:r>
-              <w:rPr>
-                <w:b/>
-                <w:bCs/>
-                <w:color w:val="8186EF"/>
-                <w:sz w:val="16"/>
-                <w:szCs w:val="16"/>
-              </w:rPr>
-              <w:t xml:space="preserve">29  </w:t>
-            </w:r>
-            <w:r>
-              <w:rPr>
-                <w:sz w:val="16"/>
-                <w:szCs w:val="16"/>
-              </w:rPr>
-              <w:t xml:space="preserve">just-in-time (JIT)</w:t>
-            </w:r>
-          </w:p>
-        </w:tc>
-      </w:tr>
-      <w:tr>
-        <w:tc>
-          <w:tcPr>
-            <w:tcW w:type="pct" w:w="2500"/>
-            <w:tcMar>
-              <w:top w:type="dxa" w:w="20"/>
-              <w:left w:type="dxa" w:w="80"/>
-              <w:bottom w:type="dxa" w:w="20"/>
-              <w:right w:type="dxa" w:w="80"/>
-            </w:tcMar>
-          </w:tcPr>
-          <w:p>
-            <w:pPr>
-              <w:spacing w:before="12" w:after="12"/>
-            </w:pPr>
-            <w:r>
-              <w:rPr>
-                <w:b/>
-                <w:bCs/>
-                <w:color w:val="8186EF"/>
-                <w:sz w:val="16"/>
-                <w:szCs w:val="16"/>
-              </w:rPr>
-              <w:t xml:space="preserve">15  </w:t>
-            </w:r>
-            <w:r>
-              <w:rPr>
-                <w:sz w:val="16"/>
-                <w:szCs w:val="16"/>
-              </w:rPr>
-              <w:t xml:space="preserve">breakdowns</w:t>
-            </w:r>
-          </w:p>
-        </w:tc>
-        <w:tc>
-          <w:tcPr>
-            <w:tcW w:type="pct" w:w="2500"/>
-            <w:tcMar>
-              <w:top w:type="dxa" w:w="20"/>
-              <w:left w:type="dxa" w:w="80"/>
-              <w:bottom w:type="dxa" w:w="20"/>
-              <w:right w:type="dxa" w:w="80"/>
-            </w:tcMar>
-          </w:tcPr>
-          <w:p>
-            <w:pPr>
-              <w:spacing w:before="12" w:after="12"/>
-            </w:pPr>
-            <w:r>
-              <w:rPr>
-                <w:b/>
-                <w:bCs/>
-                <w:color w:val="8186EF"/>
-                <w:sz w:val="16"/>
-                <w:szCs w:val="16"/>
-              </w:rPr>
-              <w:t xml:space="preserve">30  </w:t>
+              <w:t xml:space="preserve">24  </w:t>
             </w:r>
             <w:r>
               <w:rPr>
